--- a/lab3.docx
+++ b/lab3.docx
@@ -215,7 +215,7 @@
           <w:sz w:val="30"/>
           <w:szCs w:val="30"/>
         </w:rPr>
-        <w:t>2</w:t>
+        <w:t>3</w:t>
       </w:r>
     </w:p>
     <w:p>
@@ -245,7 +245,7 @@
           <w:caps/>
           <w:szCs w:val="28"/>
         </w:rPr>
-        <w:t>Введение и основы репозиториев кода</w:t>
+        <w:t>Введение</w:t>
       </w:r>
       <w:r>
         <w:rPr>
@@ -254,299 +254,317 @@
           <w:caps/>
           <w:szCs w:val="28"/>
         </w:rPr>
-        <w:t>»</w:t>
-      </w:r>
-    </w:p>
-    <w:p>
-      <w:pPr>
-        <w:ind w:firstLine="0"/>
-        <w:jc w:val="center"/>
+        <w:t xml:space="preserve"> </w:t>
+      </w:r>
+      <w:r>
         <w:rPr>
           <w:b/>
           <w:bCs/>
-          <w:szCs w:val="28"/>
-        </w:rPr>
-      </w:pPr>
+          <w:caps/>
+          <w:szCs w:val="28"/>
+        </w:rPr>
+        <w:t>В сиСТЕМЫ СБОРКИ</w:t>
+      </w:r>
       <w:r>
         <w:rPr>
           <w:b/>
           <w:bCs/>
-          <w:szCs w:val="28"/>
-        </w:rPr>
-        <w:t xml:space="preserve">Вариант № </w:t>
-      </w:r>
-      <w:r>
+          <w:caps/>
+          <w:szCs w:val="28"/>
+        </w:rPr>
+        <w:t>»</w:t>
+      </w:r>
+    </w:p>
+    <w:p>
+      <w:pPr>
+        <w:ind w:firstLine="0"/>
+        <w:jc w:val="center"/>
         <w:rPr>
           <w:b/>
           <w:bCs/>
           <w:szCs w:val="28"/>
         </w:rPr>
-        <w:t>2</w:t>
-      </w:r>
-    </w:p>
-    <w:p>
-      <w:pPr>
-        <w:ind w:firstLine="0"/>
-        <w:rPr>
-          <w:szCs w:val="28"/>
-        </w:rPr>
-      </w:pPr>
-    </w:p>
-    <w:p>
-      <w:pPr>
-        <w:ind w:firstLine="0"/>
-        <w:rPr>
-          <w:szCs w:val="28"/>
-        </w:rPr>
-      </w:pPr>
-    </w:p>
-    <w:p>
-      <w:pPr>
-        <w:ind w:firstLine="0"/>
-        <w:rPr>
-          <w:szCs w:val="28"/>
-        </w:rPr>
-      </w:pPr>
-    </w:p>
-    <w:p>
-      <w:pPr>
-        <w:ind w:firstLine="0"/>
-        <w:rPr>
-          <w:szCs w:val="28"/>
-        </w:rPr>
-      </w:pPr>
-    </w:p>
-    <w:p>
-      <w:pPr>
-        <w:ind w:firstLine="0"/>
-        <w:rPr>
-          <w:szCs w:val="28"/>
-        </w:rPr>
-      </w:pPr>
-    </w:p>
-    <w:p>
-      <w:pPr>
-        <w:ind w:firstLine="0"/>
-        <w:rPr>
-          <w:szCs w:val="28"/>
-        </w:rPr>
-      </w:pPr>
-    </w:p>
-    <w:p>
-      <w:pPr>
-        <w:ind w:firstLine="0"/>
-        <w:rPr>
-          <w:szCs w:val="28"/>
-        </w:rPr>
-      </w:pPr>
-    </w:p>
-    <w:p>
-      <w:pPr>
-        <w:ind w:firstLine="0"/>
-        <w:rPr>
-          <w:szCs w:val="28"/>
-        </w:rPr>
-      </w:pPr>
-    </w:p>
-    <w:p>
-      <w:pPr>
-        <w:ind w:firstLine="0"/>
-        <w:rPr>
-          <w:szCs w:val="28"/>
-        </w:rPr>
-      </w:pPr>
-    </w:p>
-    <w:p>
-      <w:pPr>
-        <w:ind w:firstLine="0"/>
-        <w:rPr>
-          <w:szCs w:val="28"/>
-        </w:rPr>
-      </w:pPr>
-    </w:p>
-    <w:p>
-      <w:pPr>
-        <w:ind w:left="3540" w:firstLine="0"/>
-        <w:rPr>
-          <w:szCs w:val="28"/>
-        </w:rPr>
-      </w:pPr>
-      <w:r>
-        <w:rPr>
-          <w:szCs w:val="28"/>
-        </w:rPr>
-        <w:tab/>
-      </w:r>
-      <w:r>
-        <w:rPr>
-          <w:szCs w:val="28"/>
-        </w:rPr>
-        <w:tab/>
-      </w:r>
-      <w:r>
-        <w:rPr>
-          <w:szCs w:val="28"/>
-        </w:rPr>
-        <w:tab/>
-      </w:r>
-      <w:r>
-        <w:rPr>
-          <w:szCs w:val="28"/>
-        </w:rPr>
-        <w:tab/>
-      </w:r>
-    </w:p>
-    <w:p>
-      <w:pPr>
-        <w:ind w:left="1276" w:firstLine="0"/>
-        <w:rPr>
-          <w:szCs w:val="28"/>
-        </w:rPr>
-      </w:pPr>
-    </w:p>
-    <w:p>
-      <w:pPr>
-        <w:ind w:left="5812" w:firstLine="0"/>
-        <w:rPr>
-          <w:szCs w:val="28"/>
-        </w:rPr>
-      </w:pPr>
-      <w:r>
-        <w:rPr>
-          <w:szCs w:val="28"/>
-        </w:rPr>
-        <w:t xml:space="preserve">Выполнил: студент гр. ИТД-31 </w:t>
-      </w:r>
-      <w:r>
-        <w:rPr>
-          <w:szCs w:val="28"/>
-        </w:rPr>
-        <w:t>Глечиков И.Е.</w:t>
-      </w:r>
-    </w:p>
-    <w:p>
-      <w:pPr>
-        <w:ind w:left="5812" w:firstLine="0"/>
-        <w:rPr>
-          <w:szCs w:val="28"/>
-        </w:rPr>
-      </w:pPr>
-      <w:r>
-        <w:rPr>
-          <w:szCs w:val="28"/>
-        </w:rPr>
-        <w:t xml:space="preserve">Принял: </w:t>
-      </w:r>
-      <w:proofErr w:type="spellStart"/>
-      <w:r>
-        <w:rPr>
-          <w:szCs w:val="28"/>
-        </w:rPr>
-        <w:t>Башаримов</w:t>
-      </w:r>
-      <w:proofErr w:type="spellEnd"/>
-      <w:r>
-        <w:rPr>
-          <w:szCs w:val="28"/>
-        </w:rPr>
-        <w:t xml:space="preserve"> Ю.С.</w:t>
-      </w:r>
-    </w:p>
-    <w:p>
-      <w:pPr>
-        <w:ind w:firstLine="0"/>
-        <w:rPr>
-          <w:szCs w:val="28"/>
-        </w:rPr>
-      </w:pPr>
-    </w:p>
-    <w:p>
-      <w:pPr>
-        <w:ind w:firstLine="0"/>
-        <w:rPr>
-          <w:szCs w:val="28"/>
-        </w:rPr>
-      </w:pPr>
-    </w:p>
-    <w:p>
-      <w:pPr>
-        <w:ind w:firstLine="0"/>
-        <w:rPr>
-          <w:szCs w:val="28"/>
-        </w:rPr>
-      </w:pPr>
-    </w:p>
-    <w:p>
-      <w:pPr>
-        <w:ind w:firstLine="0"/>
-        <w:rPr>
-          <w:szCs w:val="28"/>
-        </w:rPr>
-      </w:pPr>
-    </w:p>
-    <w:p>
-      <w:pPr>
-        <w:ind w:firstLine="0"/>
-        <w:rPr>
-          <w:szCs w:val="28"/>
-        </w:rPr>
-      </w:pPr>
-    </w:p>
-    <w:p>
-      <w:pPr>
-        <w:ind w:firstLine="0"/>
-        <w:rPr>
-          <w:szCs w:val="28"/>
-        </w:rPr>
-      </w:pPr>
-    </w:p>
-    <w:p>
-      <w:pPr>
-        <w:ind w:firstLine="0"/>
-        <w:rPr>
-          <w:szCs w:val="28"/>
-        </w:rPr>
-      </w:pPr>
-    </w:p>
-    <w:p>
-      <w:pPr>
-        <w:ind w:firstLine="0"/>
-        <w:rPr>
-          <w:szCs w:val="28"/>
-        </w:rPr>
-      </w:pPr>
-    </w:p>
-    <w:p>
-      <w:pPr>
-        <w:ind w:firstLine="0"/>
-        <w:rPr>
-          <w:szCs w:val="28"/>
-        </w:rPr>
-      </w:pPr>
-    </w:p>
-    <w:p>
-      <w:pPr>
-        <w:ind w:firstLine="0"/>
-        <w:jc w:val="center"/>
-        <w:rPr>
-          <w:szCs w:val="28"/>
-        </w:rPr>
-      </w:pPr>
-      <w:r>
-        <w:rPr>
-          <w:szCs w:val="28"/>
-        </w:rPr>
-        <w:t>Гомель 2026</w:t>
-      </w:r>
-      <w:r>
-        <w:br w:type="page"/>
-      </w:r>
-    </w:p>
-    <w:p>
+      </w:pPr>
       <w:r>
         <w:rPr>
           <w:b/>
           <w:bCs/>
+          <w:szCs w:val="28"/>
+        </w:rPr>
+        <w:t xml:space="preserve">Вариант № </w:t>
+      </w:r>
+      <w:r>
+        <w:rPr>
+          <w:b/>
+          <w:bCs/>
+          <w:szCs w:val="28"/>
+        </w:rPr>
+        <w:t>2</w:t>
+      </w:r>
+    </w:p>
+    <w:p>
+      <w:pPr>
+        <w:ind w:firstLine="0"/>
+        <w:rPr>
+          <w:szCs w:val="28"/>
+        </w:rPr>
+      </w:pPr>
+    </w:p>
+    <w:p>
+      <w:pPr>
+        <w:ind w:firstLine="0"/>
+        <w:rPr>
+          <w:szCs w:val="28"/>
+        </w:rPr>
+      </w:pPr>
+    </w:p>
+    <w:p>
+      <w:pPr>
+        <w:ind w:firstLine="0"/>
+        <w:rPr>
+          <w:szCs w:val="28"/>
+        </w:rPr>
+      </w:pPr>
+    </w:p>
+    <w:p>
+      <w:pPr>
+        <w:ind w:firstLine="0"/>
+        <w:rPr>
+          <w:szCs w:val="28"/>
+        </w:rPr>
+      </w:pPr>
+    </w:p>
+    <w:p>
+      <w:pPr>
+        <w:ind w:firstLine="0"/>
+        <w:rPr>
+          <w:szCs w:val="28"/>
+        </w:rPr>
+      </w:pPr>
+    </w:p>
+    <w:p>
+      <w:pPr>
+        <w:ind w:firstLine="0"/>
+        <w:rPr>
+          <w:szCs w:val="28"/>
+        </w:rPr>
+      </w:pPr>
+    </w:p>
+    <w:p>
+      <w:pPr>
+        <w:ind w:firstLine="0"/>
+        <w:rPr>
+          <w:szCs w:val="28"/>
+        </w:rPr>
+      </w:pPr>
+    </w:p>
+    <w:p>
+      <w:pPr>
+        <w:ind w:firstLine="0"/>
+        <w:rPr>
+          <w:szCs w:val="28"/>
+        </w:rPr>
+      </w:pPr>
+    </w:p>
+    <w:p>
+      <w:pPr>
+        <w:ind w:firstLine="0"/>
+        <w:rPr>
+          <w:szCs w:val="28"/>
+        </w:rPr>
+      </w:pPr>
+    </w:p>
+    <w:p>
+      <w:pPr>
+        <w:ind w:firstLine="0"/>
+        <w:rPr>
+          <w:szCs w:val="28"/>
+        </w:rPr>
+      </w:pPr>
+    </w:p>
+    <w:p>
+      <w:pPr>
+        <w:ind w:left="3540" w:firstLine="0"/>
+        <w:rPr>
+          <w:szCs w:val="28"/>
+        </w:rPr>
+      </w:pPr>
+      <w:r>
+        <w:rPr>
+          <w:szCs w:val="28"/>
+        </w:rPr>
+        <w:tab/>
+      </w:r>
+      <w:r>
+        <w:rPr>
+          <w:szCs w:val="28"/>
+        </w:rPr>
+        <w:tab/>
+      </w:r>
+      <w:r>
+        <w:rPr>
+          <w:szCs w:val="28"/>
+        </w:rPr>
+        <w:tab/>
+      </w:r>
+      <w:r>
+        <w:rPr>
+          <w:szCs w:val="28"/>
+        </w:rPr>
+        <w:tab/>
+      </w:r>
+    </w:p>
+    <w:p>
+      <w:pPr>
+        <w:ind w:left="1276" w:firstLine="0"/>
+        <w:rPr>
+          <w:szCs w:val="28"/>
+        </w:rPr>
+      </w:pPr>
+    </w:p>
+    <w:p>
+      <w:pPr>
+        <w:ind w:left="5812" w:firstLine="0"/>
+        <w:rPr>
+          <w:szCs w:val="28"/>
+        </w:rPr>
+      </w:pPr>
+      <w:r>
+        <w:rPr>
+          <w:szCs w:val="28"/>
+        </w:rPr>
+        <w:t xml:space="preserve">Выполнил: студент гр. ИТД-31 </w:t>
+      </w:r>
+      <w:r>
+        <w:rPr>
+          <w:szCs w:val="28"/>
+        </w:rPr>
+        <w:t>Глечиков И.Е.</w:t>
+      </w:r>
+    </w:p>
+    <w:p>
+      <w:pPr>
+        <w:ind w:left="5812" w:firstLine="0"/>
+        <w:rPr>
+          <w:szCs w:val="28"/>
+        </w:rPr>
+      </w:pPr>
+      <w:r>
+        <w:rPr>
+          <w:szCs w:val="28"/>
+        </w:rPr>
+        <w:t xml:space="preserve">Принял: </w:t>
+      </w:r>
+      <w:proofErr w:type="spellStart"/>
+      <w:r>
+        <w:rPr>
+          <w:szCs w:val="28"/>
+        </w:rPr>
+        <w:t>Башаримов</w:t>
+      </w:r>
+      <w:proofErr w:type="spellEnd"/>
+      <w:r>
+        <w:rPr>
+          <w:szCs w:val="28"/>
+        </w:rPr>
+        <w:t xml:space="preserve"> Ю.С.</w:t>
+      </w:r>
+    </w:p>
+    <w:p>
+      <w:pPr>
+        <w:ind w:firstLine="0"/>
+        <w:rPr>
+          <w:szCs w:val="28"/>
+        </w:rPr>
+      </w:pPr>
+    </w:p>
+    <w:p>
+      <w:pPr>
+        <w:ind w:firstLine="0"/>
+        <w:rPr>
+          <w:szCs w:val="28"/>
+        </w:rPr>
+      </w:pPr>
+    </w:p>
+    <w:p>
+      <w:pPr>
+        <w:ind w:firstLine="0"/>
+        <w:rPr>
+          <w:szCs w:val="28"/>
+        </w:rPr>
+      </w:pPr>
+    </w:p>
+    <w:p>
+      <w:pPr>
+        <w:ind w:firstLine="0"/>
+        <w:rPr>
+          <w:szCs w:val="28"/>
+        </w:rPr>
+      </w:pPr>
+    </w:p>
+    <w:p>
+      <w:pPr>
+        <w:ind w:firstLine="0"/>
+        <w:rPr>
+          <w:szCs w:val="28"/>
+        </w:rPr>
+      </w:pPr>
+    </w:p>
+    <w:p>
+      <w:pPr>
+        <w:ind w:firstLine="0"/>
+        <w:rPr>
+          <w:szCs w:val="28"/>
+        </w:rPr>
+      </w:pPr>
+    </w:p>
+    <w:p>
+      <w:pPr>
+        <w:ind w:firstLine="0"/>
+        <w:rPr>
+          <w:szCs w:val="28"/>
+        </w:rPr>
+      </w:pPr>
+    </w:p>
+    <w:p>
+      <w:pPr>
+        <w:ind w:firstLine="0"/>
+        <w:rPr>
+          <w:szCs w:val="28"/>
+        </w:rPr>
+      </w:pPr>
+    </w:p>
+    <w:p>
+      <w:pPr>
+        <w:ind w:firstLine="0"/>
+        <w:rPr>
+          <w:szCs w:val="28"/>
+        </w:rPr>
+      </w:pPr>
+    </w:p>
+    <w:p>
+      <w:pPr>
+        <w:ind w:firstLine="0"/>
+        <w:jc w:val="center"/>
+        <w:rPr>
+          <w:szCs w:val="28"/>
+        </w:rPr>
+      </w:pPr>
+      <w:r>
+        <w:rPr>
+          <w:szCs w:val="28"/>
+        </w:rPr>
+        <w:t>Гомель 2026</w:t>
+      </w:r>
+      <w:r>
+        <w:br w:type="page"/>
+      </w:r>
+    </w:p>
+    <w:p>
+      <w:r>
+        <w:rPr>
+          <w:b/>
+          <w:bCs/>
         </w:rPr>
         <w:lastRenderedPageBreak/>
         <w:t>Цель работы</w:t>
@@ -555,58 +573,10 @@
         <w:t xml:space="preserve">: </w:t>
       </w:r>
       <w:r>
-        <w:t>н</w:t>
-      </w:r>
-      <w:r>
-        <w:t>аучиться создавать и управлять ветками, объединять изменения (</w:t>
-      </w:r>
-      <w:proofErr w:type="spellStart"/>
-      <w:r>
-        <w:t>merge</w:t>
-      </w:r>
-      <w:proofErr w:type="spellEnd"/>
-      <w:r>
-        <w:t>/</w:t>
-      </w:r>
-      <w:proofErr w:type="spellStart"/>
-      <w:r>
-        <w:t>rebase</w:t>
-      </w:r>
-      <w:proofErr w:type="spellEnd"/>
-      <w:r>
-        <w:t xml:space="preserve">), работать с удалёнными репозиториями и использовать </w:t>
-      </w:r>
-      <w:proofErr w:type="spellStart"/>
-      <w:r>
-        <w:t>pull</w:t>
-      </w:r>
-      <w:proofErr w:type="spellEnd"/>
-      <w:r>
-        <w:t>/</w:t>
-      </w:r>
-      <w:proofErr w:type="spellStart"/>
-      <w:r>
-        <w:t>merge</w:t>
-      </w:r>
-      <w:proofErr w:type="spellEnd"/>
-      <w:r>
-        <w:t xml:space="preserve"> </w:t>
-      </w:r>
-      <w:proofErr w:type="spellStart"/>
-      <w:r>
-        <w:t>request</w:t>
-      </w:r>
-      <w:proofErr w:type="spellEnd"/>
-      <w:r>
-        <w:t xml:space="preserve"> </w:t>
-      </w:r>
-      <w:proofErr w:type="spellStart"/>
-      <w:r>
-        <w:t>workflow</w:t>
-      </w:r>
-      <w:proofErr w:type="spellEnd"/>
-      <w:r>
-        <w:t>.</w:t>
+        <w:t>и</w:t>
+      </w:r>
+      <w:r>
+        <w:t>зучить роль систем сборки, понять концепцию артефактов и жизненного цикла сборки; научиться описывать зависимости и выполнять простую сборку.</w:t>
       </w:r>
     </w:p>
     <w:p/>
@@ -632,47 +602,20 @@
         </w:rPr>
       </w:pPr>
       <w:r>
-        <w:t xml:space="preserve">Создать ветку </w:t>
-      </w:r>
-      <w:proofErr w:type="spellStart"/>
-      <w:r>
-        <w:t>hotfix</w:t>
-      </w:r>
-      <w:proofErr w:type="spellEnd"/>
-      <w:r>
-        <w:t xml:space="preserve"> от </w:t>
-      </w:r>
-      <w:proofErr w:type="spellStart"/>
-      <w:r>
-        <w:t>main</w:t>
-      </w:r>
-      <w:proofErr w:type="spellEnd"/>
-      <w:r>
-        <w:t xml:space="preserve">, внести срочное исправление и выполнить </w:t>
-      </w:r>
-      <w:proofErr w:type="spellStart"/>
-      <w:r>
-        <w:t>fast-forward</w:t>
-      </w:r>
-      <w:proofErr w:type="spellEnd"/>
-      <w:r>
-        <w:t xml:space="preserve"> </w:t>
-      </w:r>
-      <w:proofErr w:type="spellStart"/>
-      <w:r>
-        <w:t>merge</w:t>
-      </w:r>
-      <w:proofErr w:type="spellEnd"/>
-      <w:r>
-        <w:t xml:space="preserve"> в </w:t>
-      </w:r>
-      <w:proofErr w:type="spellStart"/>
-      <w:r>
-        <w:t>main</w:t>
-      </w:r>
-      <w:proofErr w:type="spellEnd"/>
-      <w:r>
-        <w:t xml:space="preserve">.  </w:t>
+        <w:t xml:space="preserve">Описать в </w:t>
+      </w:r>
+      <w:r>
+        <w:rPr>
+          <w:i/>
+          <w:iCs/>
+        </w:rPr>
+        <w:t>README</w:t>
+      </w:r>
+      <w:r>
+        <w:t xml:space="preserve"> фазы сборки для Java-проекта и какие инструменты выполняют каждую фазу.</w:t>
+      </w:r>
+      <w:r>
+        <w:t xml:space="preserve">  </w:t>
       </w:r>
       <w:r>
         <w:rPr>
@@ -721,11 +664,225 @@
       <w:pPr>
         <w:pStyle w:val="af7"/>
         <w:ind w:firstLine="0"/>
+      </w:pPr>
+      <w:r>
+        <w:tab/>
+      </w:r>
+      <w:r>
         <w:rPr>
           <w:rFonts w:ascii="Times New Roman" w:hAnsi="Times New Roman" w:cs="Times New Roman"/>
           <w:sz w:val="28"/>
           <w:szCs w:val="28"/>
         </w:rPr>
+        <w:t>Был</w:t>
+      </w:r>
+      <w:r>
+        <w:rPr>
+          <w:rFonts w:ascii="Times New Roman" w:hAnsi="Times New Roman" w:cs="Times New Roman"/>
+          <w:sz w:val="28"/>
+          <w:szCs w:val="28"/>
+        </w:rPr>
+        <w:t xml:space="preserve"> создан</w:t>
+      </w:r>
+      <w:r>
+        <w:rPr>
+          <w:rFonts w:ascii="Times New Roman" w:hAnsi="Times New Roman" w:cs="Times New Roman"/>
+          <w:sz w:val="28"/>
+          <w:szCs w:val="28"/>
+        </w:rPr>
+        <w:t xml:space="preserve"> </w:t>
+      </w:r>
+      <w:r>
+        <w:rPr>
+          <w:rFonts w:ascii="Times New Roman" w:hAnsi="Times New Roman" w:cs="Times New Roman"/>
+          <w:sz w:val="28"/>
+          <w:szCs w:val="28"/>
+        </w:rPr>
+        <w:t xml:space="preserve">файл </w:t>
+      </w:r>
+      <w:r>
+        <w:rPr>
+          <w:rFonts w:ascii="Times New Roman" w:hAnsi="Times New Roman" w:cs="Times New Roman"/>
+          <w:i/>
+          <w:iCs/>
+          <w:sz w:val="28"/>
+          <w:szCs w:val="28"/>
+          <w:lang w:val="en-US"/>
+        </w:rPr>
+        <w:t>README</w:t>
+      </w:r>
+      <w:r>
+        <w:rPr>
+          <w:rFonts w:ascii="Times New Roman" w:hAnsi="Times New Roman" w:cs="Times New Roman"/>
+          <w:i/>
+          <w:iCs/>
+          <w:sz w:val="28"/>
+          <w:szCs w:val="28"/>
+        </w:rPr>
+        <w:t>.</w:t>
+      </w:r>
+      <w:r>
+        <w:rPr>
+          <w:rFonts w:ascii="Times New Roman" w:hAnsi="Times New Roman" w:cs="Times New Roman"/>
+          <w:i/>
+          <w:iCs/>
+          <w:sz w:val="28"/>
+          <w:szCs w:val="28"/>
+          <w:lang w:val="en-US"/>
+        </w:rPr>
+        <w:t>md</w:t>
+      </w:r>
+      <w:r>
+        <w:rPr>
+          <w:rFonts w:ascii="Times New Roman" w:hAnsi="Times New Roman" w:cs="Times New Roman"/>
+          <w:sz w:val="28"/>
+          <w:szCs w:val="28"/>
+        </w:rPr>
+        <w:t xml:space="preserve"> </w:t>
+      </w:r>
+      <w:r>
+        <w:rPr>
+          <w:rFonts w:ascii="Times New Roman" w:hAnsi="Times New Roman" w:cs="Times New Roman"/>
+          <w:sz w:val="28"/>
+          <w:szCs w:val="28"/>
+        </w:rPr>
+        <w:t xml:space="preserve">в котором на специальном языке разметки описан процесс сборки и жизненный цикл проектов собранных на </w:t>
+      </w:r>
+      <w:r>
+        <w:rPr>
+          <w:rFonts w:ascii="Times New Roman" w:hAnsi="Times New Roman" w:cs="Times New Roman"/>
+          <w:i/>
+          <w:iCs/>
+          <w:sz w:val="28"/>
+          <w:szCs w:val="28"/>
+          <w:lang w:val="en-US"/>
+        </w:rPr>
+        <w:t>Maven</w:t>
+      </w:r>
+      <w:r>
+        <w:rPr>
+          <w:rFonts w:ascii="Times New Roman" w:hAnsi="Times New Roman" w:cs="Times New Roman"/>
+          <w:sz w:val="28"/>
+          <w:szCs w:val="28"/>
+        </w:rPr>
+        <w:t xml:space="preserve"> </w:t>
+      </w:r>
+      <w:r>
+        <w:rPr>
+          <w:rFonts w:ascii="Times New Roman" w:hAnsi="Times New Roman" w:cs="Times New Roman"/>
+          <w:sz w:val="28"/>
+          <w:szCs w:val="28"/>
+        </w:rPr>
+        <w:t xml:space="preserve">и </w:t>
+      </w:r>
+      <w:r>
+        <w:rPr>
+          <w:rFonts w:ascii="Times New Roman" w:hAnsi="Times New Roman" w:cs="Times New Roman"/>
+          <w:i/>
+          <w:iCs/>
+          <w:sz w:val="28"/>
+          <w:szCs w:val="28"/>
+          <w:lang w:val="en-US"/>
+        </w:rPr>
+        <w:t>Gradle</w:t>
+      </w:r>
+      <w:r>
+        <w:rPr>
+          <w:rFonts w:ascii="Times New Roman" w:hAnsi="Times New Roman" w:cs="Times New Roman"/>
+          <w:sz w:val="28"/>
+          <w:szCs w:val="28"/>
+        </w:rPr>
+        <w:t>.</w:t>
+      </w:r>
+      <w:r>
+        <w:rPr>
+          <w:rFonts w:ascii="Times New Roman" w:hAnsi="Times New Roman" w:cs="Times New Roman"/>
+          <w:sz w:val="28"/>
+          <w:szCs w:val="28"/>
+        </w:rPr>
+        <w:t xml:space="preserve"> </w:t>
+      </w:r>
+      <w:r>
+        <w:rPr>
+          <w:rFonts w:ascii="Times New Roman" w:hAnsi="Times New Roman" w:cs="Times New Roman"/>
+          <w:sz w:val="28"/>
+          <w:szCs w:val="28"/>
+        </w:rPr>
+        <w:t xml:space="preserve">Текст файлы </w:t>
+      </w:r>
+      <w:r>
+        <w:rPr>
+          <w:rFonts w:ascii="Times New Roman" w:hAnsi="Times New Roman" w:cs="Times New Roman"/>
+          <w:i/>
+          <w:iCs/>
+          <w:sz w:val="28"/>
+          <w:szCs w:val="28"/>
+          <w:lang w:val="en-US"/>
+        </w:rPr>
+        <w:t>README</w:t>
+      </w:r>
+      <w:r>
+        <w:rPr>
+          <w:rFonts w:ascii="Times New Roman" w:hAnsi="Times New Roman" w:cs="Times New Roman"/>
+          <w:sz w:val="28"/>
+          <w:szCs w:val="28"/>
+        </w:rPr>
+        <w:t>.</w:t>
+      </w:r>
+      <w:r>
+        <w:rPr>
+          <w:rFonts w:ascii="Times New Roman" w:hAnsi="Times New Roman" w:cs="Times New Roman"/>
+          <w:i/>
+          <w:iCs/>
+          <w:sz w:val="28"/>
+          <w:szCs w:val="28"/>
+          <w:lang w:val="en-US"/>
+        </w:rPr>
+        <w:t>md</w:t>
+      </w:r>
+      <w:r>
+        <w:rPr>
+          <w:rFonts w:ascii="Times New Roman" w:hAnsi="Times New Roman" w:cs="Times New Roman"/>
+          <w:sz w:val="28"/>
+          <w:szCs w:val="28"/>
+        </w:rPr>
+        <w:t xml:space="preserve"> </w:t>
+      </w:r>
+      <w:r>
+        <w:rPr>
+          <w:rFonts w:ascii="Times New Roman" w:hAnsi="Times New Roman" w:cs="Times New Roman"/>
+          <w:sz w:val="28"/>
+          <w:szCs w:val="28"/>
+        </w:rPr>
+        <w:t xml:space="preserve">представлен в приложении </w:t>
+      </w:r>
+      <w:r>
+        <w:rPr>
+          <w:rFonts w:ascii="Times New Roman" w:hAnsi="Times New Roman" w:cs="Times New Roman"/>
+          <w:sz w:val="28"/>
+          <w:szCs w:val="28"/>
+          <w:lang w:val="en-US"/>
+        </w:rPr>
+        <w:t>A</w:t>
+      </w:r>
+      <w:r>
+        <w:rPr>
+          <w:rFonts w:ascii="Times New Roman" w:hAnsi="Times New Roman" w:cs="Times New Roman"/>
+          <w:sz w:val="28"/>
+          <w:szCs w:val="28"/>
+        </w:rPr>
+        <w:t>.</w:t>
+      </w:r>
+    </w:p>
+    <w:p>
+      <w:pPr>
+        <w:pStyle w:val="af7"/>
+        <w:ind w:firstLine="0"/>
+        <w:rPr>
+          <w:rFonts w:ascii="Times New Roman" w:hAnsi="Times New Roman" w:cs="Times New Roman"/>
+          <w:sz w:val="28"/>
+          <w:szCs w:val="28"/>
+        </w:rPr>
       </w:pPr>
       <w:r>
         <w:tab/>
@@ -736,15 +893,18 @@
           <w:sz w:val="28"/>
           <w:szCs w:val="28"/>
         </w:rPr>
-        <w:t>Был</w:t>
-      </w:r>
-      <w:r>
-        <w:rPr>
-          <w:rFonts w:ascii="Times New Roman" w:hAnsi="Times New Roman" w:cs="Times New Roman"/>
+        <w:t xml:space="preserve">Пример как выглядит файл в </w:t>
+      </w:r>
+      <w:r>
+        <w:rPr>
+          <w:rFonts w:ascii="Times New Roman" w:hAnsi="Times New Roman" w:cs="Times New Roman"/>
+          <w:i/>
+          <w:iCs/>
           <w:sz w:val="28"/>
           <w:szCs w:val="28"/>
-        </w:rPr>
-        <w:t>а</w:t>
+          <w:lang w:val="en-US"/>
+        </w:rPr>
+        <w:t>GitHub</w:t>
       </w:r>
       <w:r>
         <w:rPr>
@@ -752,201 +912,41 @@
           <w:sz w:val="28"/>
           <w:szCs w:val="28"/>
         </w:rPr>
-        <w:t xml:space="preserve"> создан</w:t>
-      </w:r>
-      <w:r>
+        <w:t>:</w:t>
+      </w:r>
+    </w:p>
+    <w:p>
+      <w:pPr>
+        <w:pStyle w:val="af7"/>
+        <w:ind w:firstLine="0"/>
         <w:rPr>
           <w:rFonts w:ascii="Times New Roman" w:hAnsi="Times New Roman" w:cs="Times New Roman"/>
           <w:sz w:val="28"/>
           <w:szCs w:val="28"/>
         </w:rPr>
-        <w:t>а</w:t>
-      </w:r>
-      <w:r>
+      </w:pPr>
+    </w:p>
+    <w:p>
+      <w:pPr>
+        <w:pStyle w:val="af7"/>
+        <w:ind w:firstLine="0"/>
+        <w:jc w:val="center"/>
         <w:rPr>
           <w:rFonts w:ascii="Times New Roman" w:hAnsi="Times New Roman" w:cs="Times New Roman"/>
           <w:sz w:val="28"/>
           <w:szCs w:val="28"/>
         </w:rPr>
-        <w:t xml:space="preserve"> новая</w:t>
-      </w:r>
-      <w:r>
-        <w:rPr>
-          <w:rFonts w:ascii="Times New Roman" w:hAnsi="Times New Roman" w:cs="Times New Roman"/>
-          <w:sz w:val="28"/>
-          <w:szCs w:val="28"/>
-        </w:rPr>
-        <w:t xml:space="preserve"> ветка в</w:t>
-      </w:r>
-      <w:r>
-        <w:rPr>
-          <w:rFonts w:ascii="Times New Roman" w:hAnsi="Times New Roman" w:cs="Times New Roman"/>
-          <w:sz w:val="28"/>
-          <w:szCs w:val="28"/>
-        </w:rPr>
-        <w:t xml:space="preserve"> </w:t>
-      </w:r>
-      <w:r>
-        <w:rPr>
-          <w:rFonts w:ascii="Times New Roman" w:hAnsi="Times New Roman" w:cs="Times New Roman"/>
-          <w:sz w:val="28"/>
-          <w:szCs w:val="28"/>
-          <w:lang w:val="en-US"/>
-        </w:rPr>
-        <w:t>git</w:t>
-      </w:r>
-      <w:r>
-        <w:rPr>
-          <w:rFonts w:ascii="Times New Roman" w:hAnsi="Times New Roman" w:cs="Times New Roman"/>
-          <w:sz w:val="28"/>
-          <w:szCs w:val="28"/>
-        </w:rPr>
-        <w:t xml:space="preserve"> </w:t>
-      </w:r>
-      <w:r>
-        <w:rPr>
-          <w:rFonts w:ascii="Times New Roman" w:hAnsi="Times New Roman" w:cs="Times New Roman"/>
-          <w:sz w:val="28"/>
-          <w:szCs w:val="28"/>
-        </w:rPr>
-        <w:t xml:space="preserve">репозиторий. В директории выполнены следующие команды: </w:t>
-      </w:r>
-    </w:p>
-    <w:p>
-      <w:pPr>
-        <w:pStyle w:val="af7"/>
-        <w:ind w:firstLine="0"/>
-        <w:rPr>
-          <w:rFonts w:ascii="Times New Roman" w:hAnsi="Times New Roman" w:cs="Times New Roman"/>
-          <w:sz w:val="28"/>
-          <w:szCs w:val="28"/>
-        </w:rPr>
-      </w:pPr>
-      <w:r>
-        <w:rPr>
-          <w:rFonts w:ascii="Times New Roman" w:hAnsi="Times New Roman" w:cs="Times New Roman"/>
-          <w:sz w:val="28"/>
-          <w:szCs w:val="28"/>
-        </w:rPr>
-        <w:tab/>
-      </w:r>
-    </w:p>
-    <w:p>
-      <w:pPr>
-        <w:pStyle w:val="af7"/>
-        <w:ind w:firstLine="0"/>
-        <w:rPr>
-          <w:rFonts w:ascii="Times New Roman" w:hAnsi="Times New Roman" w:cs="Times New Roman"/>
-          <w:sz w:val="28"/>
-          <w:szCs w:val="28"/>
-        </w:rPr>
-      </w:pPr>
-      <w:r>
-        <w:rPr>
-          <w:rFonts w:ascii="Times New Roman" w:hAnsi="Times New Roman" w:cs="Times New Roman"/>
-          <w:sz w:val="28"/>
-          <w:szCs w:val="28"/>
-        </w:rPr>
-        <w:tab/>
-      </w:r>
-      <w:proofErr w:type="spellStart"/>
-      <w:r>
-        <w:rPr>
-          <w:rFonts w:ascii="Times New Roman" w:hAnsi="Times New Roman" w:cs="Times New Roman"/>
-          <w:sz w:val="28"/>
-          <w:szCs w:val="28"/>
-        </w:rPr>
-        <w:t>git</w:t>
-      </w:r>
-      <w:proofErr w:type="spellEnd"/>
-      <w:r>
-        <w:rPr>
-          <w:rFonts w:ascii="Times New Roman" w:hAnsi="Times New Roman" w:cs="Times New Roman"/>
-          <w:sz w:val="28"/>
-          <w:szCs w:val="28"/>
-        </w:rPr>
-        <w:t xml:space="preserve"> </w:t>
-      </w:r>
-      <w:proofErr w:type="spellStart"/>
-      <w:r>
-        <w:rPr>
-          <w:rFonts w:ascii="Times New Roman" w:hAnsi="Times New Roman" w:cs="Times New Roman"/>
-          <w:sz w:val="28"/>
-          <w:szCs w:val="28"/>
-        </w:rPr>
-        <w:t>checkout</w:t>
-      </w:r>
-      <w:proofErr w:type="spellEnd"/>
-      <w:r>
-        <w:rPr>
-          <w:rFonts w:ascii="Times New Roman" w:hAnsi="Times New Roman" w:cs="Times New Roman"/>
-          <w:sz w:val="28"/>
-          <w:szCs w:val="28"/>
-        </w:rPr>
-        <w:t xml:space="preserve"> -b </w:t>
-      </w:r>
-      <w:proofErr w:type="spellStart"/>
-      <w:r>
-        <w:rPr>
-          <w:rFonts w:ascii="Times New Roman" w:hAnsi="Times New Roman" w:cs="Times New Roman"/>
-          <w:sz w:val="28"/>
-          <w:szCs w:val="28"/>
-        </w:rPr>
-        <w:t>hotfix</w:t>
-      </w:r>
-      <w:proofErr w:type="spellEnd"/>
-      <w:r>
-        <w:rPr>
-          <w:rFonts w:ascii="Times New Roman" w:hAnsi="Times New Roman" w:cs="Times New Roman"/>
-          <w:sz w:val="28"/>
-          <w:szCs w:val="28"/>
-        </w:rPr>
-        <w:t>/</w:t>
-      </w:r>
-      <w:proofErr w:type="spellStart"/>
-      <w:r>
-        <w:rPr>
-          <w:rFonts w:ascii="Times New Roman" w:hAnsi="Times New Roman" w:cs="Times New Roman"/>
-          <w:sz w:val="28"/>
-          <w:szCs w:val="28"/>
-        </w:rPr>
-        <w:t>fix</w:t>
-      </w:r>
-      <w:proofErr w:type="spellEnd"/>
-    </w:p>
-    <w:p>
-      <w:pPr>
-        <w:pStyle w:val="af7"/>
-        <w:ind w:firstLine="0"/>
-      </w:pPr>
-    </w:p>
-    <w:p>
-      <w:pPr>
-        <w:pStyle w:val="af7"/>
-        <w:ind w:firstLine="0"/>
-        <w:rPr>
-          <w:rFonts w:ascii="Times New Roman" w:hAnsi="Times New Roman" w:cs="Times New Roman"/>
-          <w:sz w:val="28"/>
-          <w:szCs w:val="28"/>
-        </w:rPr>
       </w:pPr>
       <w:r>
         <w:rPr>
           <w:noProof/>
         </w:rPr>
+        <w:lastRenderedPageBreak/>
         <w:drawing>
-          <wp:anchor distT="0" distB="0" distL="114300" distR="114300" simplePos="0" relativeHeight="251661312" behindDoc="0" locked="0" layoutInCell="1" allowOverlap="1" wp14:anchorId="1C1C14A9" wp14:editId="76A38A20">
-            <wp:simplePos x="0" y="0"/>
-            <wp:positionH relativeFrom="column">
-              <wp:posOffset>-3810</wp:posOffset>
-            </wp:positionH>
-            <wp:positionV relativeFrom="paragraph">
-              <wp:posOffset>446293</wp:posOffset>
-            </wp:positionV>
-            <wp:extent cx="6120130" cy="365125"/>
+          <wp:inline distT="0" distB="0" distL="0" distR="0" wp14:anchorId="0A61CA7A" wp14:editId="1BA0943B">
+            <wp:extent cx="6120130" cy="6167120"/>
             <wp:effectExtent l="0" t="0" r="0" b="0"/>
-            <wp:wrapTopAndBottom/>
-            <wp:docPr id="1983171765" name="Рисунок 1"/>
+            <wp:docPr id="795966418" name="Рисунок 1"/>
             <wp:cNvGraphicFramePr>
               <a:graphicFrameLocks xmlns:a="http://schemas.openxmlformats.org/drawingml/2006/main" noChangeAspect="1"/>
             </wp:cNvGraphicFramePr>
@@ -954,17 +954,11 @@
               <a:graphicData uri="http://schemas.openxmlformats.org/drawingml/2006/picture">
                 <pic:pic xmlns:pic="http://schemas.openxmlformats.org/drawingml/2006/picture">
                   <pic:nvPicPr>
-                    <pic:cNvPr id="1983171765" name=""/>
+                    <pic:cNvPr id="795966418" name=""/>
                     <pic:cNvPicPr/>
                   </pic:nvPicPr>
                   <pic:blipFill>
-                    <a:blip r:embed="rId6">
-                      <a:extLst>
-                        <a:ext uri="{28A0092B-C50C-407E-A947-70E740481C1C}">
-                          <a14:useLocalDpi xmlns:a14="http://schemas.microsoft.com/office/drawing/2010/main" val="0"/>
-                        </a:ext>
-                      </a:extLst>
-                    </a:blip>
+                    <a:blip r:embed="rId6"/>
                     <a:stretch>
                       <a:fillRect/>
                     </a:stretch>
@@ -972,564 +966,7 @@
                   <pic:spPr>
                     <a:xfrm>
                       <a:off x="0" y="0"/>
-                      <a:ext cx="6120130" cy="365125"/>
-                    </a:xfrm>
-                    <a:prstGeom prst="rect">
-                      <a:avLst/>
-                    </a:prstGeom>
-                  </pic:spPr>
-                </pic:pic>
-              </a:graphicData>
-            </a:graphic>
-          </wp:anchor>
-        </w:drawing>
-      </w:r>
-      <w:r>
-        <w:tab/>
-      </w:r>
-      <w:r>
-        <w:rPr>
-          <w:rFonts w:ascii="Times New Roman" w:hAnsi="Times New Roman" w:cs="Times New Roman"/>
-          <w:sz w:val="28"/>
-          <w:szCs w:val="28"/>
-        </w:rPr>
-        <w:t xml:space="preserve">Вывод веток в </w:t>
-      </w:r>
-      <w:r>
-        <w:rPr>
-          <w:rFonts w:ascii="Times New Roman" w:hAnsi="Times New Roman" w:cs="Times New Roman"/>
-          <w:sz w:val="28"/>
-          <w:szCs w:val="28"/>
-        </w:rPr>
-        <w:t xml:space="preserve">командной строке </w:t>
-      </w:r>
-      <w:r>
-        <w:rPr>
-          <w:rFonts w:ascii="Times New Roman" w:hAnsi="Times New Roman" w:cs="Times New Roman"/>
-          <w:sz w:val="28"/>
-          <w:szCs w:val="28"/>
-        </w:rPr>
-        <w:t>на рисунке 1:</w:t>
-      </w:r>
-    </w:p>
-    <w:p>
-      <w:pPr>
-        <w:pStyle w:val="af7"/>
-        <w:ind w:firstLine="0"/>
-        <w:rPr>
-          <w:rFonts w:ascii="Times New Roman" w:hAnsi="Times New Roman" w:cs="Times New Roman"/>
-          <w:sz w:val="28"/>
-          <w:szCs w:val="28"/>
-        </w:rPr>
-      </w:pPr>
-    </w:p>
-    <w:p>
-      <w:pPr>
-        <w:pStyle w:val="af7"/>
-        <w:ind w:firstLine="0"/>
-        <w:jc w:val="center"/>
-        <w:rPr>
-          <w:rFonts w:ascii="Times New Roman" w:hAnsi="Times New Roman" w:cs="Times New Roman"/>
-          <w:sz w:val="28"/>
-          <w:szCs w:val="28"/>
-        </w:rPr>
-      </w:pPr>
-      <w:r>
-        <w:rPr>
-          <w:rFonts w:ascii="Times New Roman" w:hAnsi="Times New Roman" w:cs="Times New Roman"/>
-          <w:sz w:val="28"/>
-          <w:szCs w:val="28"/>
-        </w:rPr>
-        <w:t xml:space="preserve">Рисунок 1 – </w:t>
-      </w:r>
-      <w:r>
-        <w:rPr>
-          <w:rFonts w:ascii="Times New Roman" w:hAnsi="Times New Roman" w:cs="Times New Roman"/>
-          <w:sz w:val="28"/>
-          <w:szCs w:val="28"/>
-        </w:rPr>
-        <w:t>настройка локальных значений</w:t>
-      </w:r>
-    </w:p>
-    <w:p>
-      <w:pPr>
-        <w:pStyle w:val="af7"/>
-        <w:ind w:firstLine="0"/>
-        <w:rPr>
-          <w:rFonts w:ascii="Times New Roman" w:hAnsi="Times New Roman" w:cs="Times New Roman"/>
-          <w:sz w:val="28"/>
-          <w:szCs w:val="28"/>
-        </w:rPr>
-      </w:pPr>
-    </w:p>
-    <w:p>
-      <w:pPr>
-        <w:pStyle w:val="af7"/>
-        <w:rPr>
-          <w:rFonts w:ascii="Times New Roman" w:hAnsi="Times New Roman" w:cs="Times New Roman"/>
-          <w:sz w:val="28"/>
-          <w:szCs w:val="28"/>
-        </w:rPr>
-      </w:pPr>
-      <w:r>
-        <w:rPr>
-          <w:rFonts w:ascii="Times New Roman" w:hAnsi="Times New Roman" w:cs="Times New Roman"/>
-          <w:sz w:val="28"/>
-          <w:szCs w:val="28"/>
-        </w:rPr>
-        <w:t>В</w:t>
-      </w:r>
-      <w:r>
-        <w:rPr>
-          <w:rFonts w:ascii="Times New Roman" w:hAnsi="Times New Roman" w:cs="Times New Roman"/>
-          <w:sz w:val="28"/>
-          <w:szCs w:val="28"/>
-        </w:rPr>
-        <w:t xml:space="preserve"> </w:t>
-      </w:r>
-      <w:r>
-        <w:rPr>
-          <w:rFonts w:ascii="Times New Roman" w:hAnsi="Times New Roman" w:cs="Times New Roman"/>
-          <w:sz w:val="28"/>
-          <w:szCs w:val="28"/>
-          <w:lang w:val="en-US"/>
-        </w:rPr>
-        <w:t>main</w:t>
-      </w:r>
-      <w:r>
-        <w:rPr>
-          <w:rFonts w:ascii="Times New Roman" w:hAnsi="Times New Roman" w:cs="Times New Roman"/>
-          <w:sz w:val="28"/>
-          <w:szCs w:val="28"/>
-        </w:rPr>
-        <w:t xml:space="preserve"> </w:t>
-      </w:r>
-      <w:r>
-        <w:rPr>
-          <w:rFonts w:ascii="Times New Roman" w:hAnsi="Times New Roman" w:cs="Times New Roman"/>
-          <w:sz w:val="28"/>
-          <w:szCs w:val="28"/>
-        </w:rPr>
-        <w:t>ветке</w:t>
-      </w:r>
-      <w:r>
-        <w:rPr>
-          <w:rFonts w:ascii="Times New Roman" w:hAnsi="Times New Roman" w:cs="Times New Roman"/>
-          <w:sz w:val="28"/>
-          <w:szCs w:val="28"/>
-        </w:rPr>
-        <w:t xml:space="preserve"> </w:t>
-      </w:r>
-      <w:r>
-        <w:rPr>
-          <w:rFonts w:ascii="Times New Roman" w:hAnsi="Times New Roman" w:cs="Times New Roman"/>
-          <w:sz w:val="28"/>
-          <w:szCs w:val="28"/>
-        </w:rPr>
-        <w:t>находился</w:t>
-      </w:r>
-      <w:r>
-        <w:rPr>
-          <w:rFonts w:ascii="Times New Roman" w:hAnsi="Times New Roman" w:cs="Times New Roman"/>
-          <w:sz w:val="28"/>
-          <w:szCs w:val="28"/>
-        </w:rPr>
-        <w:t xml:space="preserve"> </w:t>
-      </w:r>
-      <w:r>
-        <w:rPr>
-          <w:rFonts w:ascii="Times New Roman" w:hAnsi="Times New Roman" w:cs="Times New Roman"/>
-          <w:sz w:val="28"/>
-          <w:szCs w:val="28"/>
-        </w:rPr>
-        <w:t>файл</w:t>
-      </w:r>
-      <w:r>
-        <w:rPr>
-          <w:rFonts w:ascii="Times New Roman" w:hAnsi="Times New Roman" w:cs="Times New Roman"/>
-          <w:sz w:val="28"/>
-          <w:szCs w:val="28"/>
-        </w:rPr>
-        <w:t xml:space="preserve"> </w:t>
-      </w:r>
-      <w:r>
-        <w:rPr>
-          <w:rFonts w:ascii="Times New Roman" w:hAnsi="Times New Roman" w:cs="Times New Roman"/>
-          <w:sz w:val="28"/>
-          <w:szCs w:val="28"/>
-        </w:rPr>
-        <w:t xml:space="preserve">лабораторной, в который были </w:t>
-      </w:r>
-      <w:proofErr w:type="spellStart"/>
-      <w:r>
-        <w:rPr>
-          <w:rFonts w:ascii="Times New Roman" w:hAnsi="Times New Roman" w:cs="Times New Roman"/>
-          <w:sz w:val="28"/>
-          <w:szCs w:val="28"/>
-        </w:rPr>
-        <w:t>проведенены</w:t>
-      </w:r>
-      <w:proofErr w:type="spellEnd"/>
-      <w:r>
-        <w:rPr>
-          <w:rFonts w:ascii="Times New Roman" w:hAnsi="Times New Roman" w:cs="Times New Roman"/>
-          <w:sz w:val="28"/>
-          <w:szCs w:val="28"/>
-        </w:rPr>
-        <w:t xml:space="preserve"> изменения. Изменения были </w:t>
-      </w:r>
-      <w:proofErr w:type="spellStart"/>
-      <w:r>
-        <w:rPr>
-          <w:rFonts w:ascii="Times New Roman" w:hAnsi="Times New Roman" w:cs="Times New Roman"/>
-          <w:sz w:val="28"/>
-          <w:szCs w:val="28"/>
-        </w:rPr>
-        <w:t>закомичены</w:t>
-      </w:r>
-      <w:proofErr w:type="spellEnd"/>
-      <w:r>
-        <w:rPr>
-          <w:rFonts w:ascii="Times New Roman" w:hAnsi="Times New Roman" w:cs="Times New Roman"/>
-          <w:sz w:val="28"/>
-          <w:szCs w:val="28"/>
-        </w:rPr>
-        <w:t xml:space="preserve"> в ветке</w:t>
-      </w:r>
-      <w:r>
-        <w:rPr>
-          <w:rFonts w:ascii="Times New Roman" w:hAnsi="Times New Roman" w:cs="Times New Roman"/>
-          <w:sz w:val="28"/>
-          <w:szCs w:val="28"/>
-        </w:rPr>
-        <w:t xml:space="preserve">: </w:t>
-      </w:r>
-    </w:p>
-    <w:p>
-      <w:pPr>
-        <w:pStyle w:val="af7"/>
-        <w:rPr>
-          <w:rFonts w:ascii="Times New Roman" w:hAnsi="Times New Roman" w:cs="Times New Roman"/>
-          <w:sz w:val="28"/>
-          <w:szCs w:val="28"/>
-        </w:rPr>
-      </w:pPr>
-      <w:proofErr w:type="spellStart"/>
-      <w:r>
-        <w:rPr>
-          <w:rFonts w:ascii="Times New Roman" w:hAnsi="Times New Roman" w:cs="Times New Roman"/>
-          <w:sz w:val="28"/>
-          <w:szCs w:val="28"/>
-        </w:rPr>
-        <w:t>git</w:t>
-      </w:r>
-      <w:proofErr w:type="spellEnd"/>
-      <w:r>
-        <w:rPr>
-          <w:rFonts w:ascii="Times New Roman" w:hAnsi="Times New Roman" w:cs="Times New Roman"/>
-          <w:sz w:val="28"/>
-          <w:szCs w:val="28"/>
-        </w:rPr>
-        <w:t xml:space="preserve"> </w:t>
-      </w:r>
-      <w:proofErr w:type="spellStart"/>
-      <w:proofErr w:type="gramStart"/>
-      <w:r>
-        <w:rPr>
-          <w:rFonts w:ascii="Times New Roman" w:hAnsi="Times New Roman" w:cs="Times New Roman"/>
-          <w:sz w:val="28"/>
-          <w:szCs w:val="28"/>
-        </w:rPr>
-        <w:t>add</w:t>
-      </w:r>
-      <w:proofErr w:type="spellEnd"/>
-      <w:r>
-        <w:rPr>
-          <w:rFonts w:ascii="Times New Roman" w:hAnsi="Times New Roman" w:cs="Times New Roman"/>
-          <w:sz w:val="28"/>
-          <w:szCs w:val="28"/>
-        </w:rPr>
-        <w:t xml:space="preserve"> .</w:t>
-      </w:r>
-      <w:proofErr w:type="gramEnd"/>
-    </w:p>
-    <w:p>
-      <w:pPr>
-        <w:pStyle w:val="af7"/>
-        <w:rPr>
-          <w:rFonts w:ascii="Times New Roman" w:hAnsi="Times New Roman" w:cs="Times New Roman"/>
-          <w:sz w:val="28"/>
-          <w:szCs w:val="28"/>
-        </w:rPr>
-      </w:pPr>
-      <w:proofErr w:type="spellStart"/>
-      <w:r>
-        <w:rPr>
-          <w:rFonts w:ascii="Times New Roman" w:hAnsi="Times New Roman" w:cs="Times New Roman"/>
-          <w:sz w:val="28"/>
-          <w:szCs w:val="28"/>
-        </w:rPr>
-        <w:t>git</w:t>
-      </w:r>
-      <w:proofErr w:type="spellEnd"/>
-      <w:r>
-        <w:rPr>
-          <w:rFonts w:ascii="Times New Roman" w:hAnsi="Times New Roman" w:cs="Times New Roman"/>
-          <w:sz w:val="28"/>
-          <w:szCs w:val="28"/>
-        </w:rPr>
-        <w:t xml:space="preserve"> </w:t>
-      </w:r>
-      <w:proofErr w:type="spellStart"/>
-      <w:r>
-        <w:rPr>
-          <w:rFonts w:ascii="Times New Roman" w:hAnsi="Times New Roman" w:cs="Times New Roman"/>
-          <w:sz w:val="28"/>
-          <w:szCs w:val="28"/>
-        </w:rPr>
-        <w:t>commit</w:t>
-      </w:r>
-      <w:proofErr w:type="spellEnd"/>
-      <w:r>
-        <w:rPr>
-          <w:rFonts w:ascii="Times New Roman" w:hAnsi="Times New Roman" w:cs="Times New Roman"/>
-          <w:sz w:val="28"/>
-          <w:szCs w:val="28"/>
-        </w:rPr>
-        <w:t xml:space="preserve"> -m " исправление ошибки"</w:t>
-      </w:r>
-    </w:p>
-    <w:p>
-      <w:pPr>
-        <w:pStyle w:val="af7"/>
-        <w:rPr>
-          <w:rFonts w:ascii="Times New Roman" w:hAnsi="Times New Roman" w:cs="Times New Roman"/>
-          <w:sz w:val="28"/>
-          <w:szCs w:val="28"/>
-        </w:rPr>
-      </w:pPr>
-      <w:r>
-        <w:rPr>
-          <w:rFonts w:ascii="Times New Roman" w:hAnsi="Times New Roman" w:cs="Times New Roman"/>
-          <w:sz w:val="28"/>
-          <w:szCs w:val="28"/>
-        </w:rPr>
-        <w:t xml:space="preserve">После вернулся в ветку и сделал </w:t>
-      </w:r>
-      <w:r>
-        <w:rPr>
-          <w:rFonts w:ascii="Times New Roman" w:hAnsi="Times New Roman" w:cs="Times New Roman"/>
-          <w:sz w:val="28"/>
-          <w:szCs w:val="28"/>
-          <w:lang w:val="en-US"/>
-        </w:rPr>
-        <w:t>fast</w:t>
-      </w:r>
-      <w:r>
-        <w:rPr>
-          <w:rFonts w:ascii="Times New Roman" w:hAnsi="Times New Roman" w:cs="Times New Roman"/>
-          <w:sz w:val="28"/>
-          <w:szCs w:val="28"/>
-        </w:rPr>
-        <w:t>-</w:t>
-      </w:r>
-      <w:r>
-        <w:rPr>
-          <w:rFonts w:ascii="Times New Roman" w:hAnsi="Times New Roman" w:cs="Times New Roman"/>
-          <w:sz w:val="28"/>
-          <w:szCs w:val="28"/>
-          <w:lang w:val="en-US"/>
-        </w:rPr>
-        <w:t>forward</w:t>
-      </w:r>
-      <w:r>
-        <w:rPr>
-          <w:rFonts w:ascii="Times New Roman" w:hAnsi="Times New Roman" w:cs="Times New Roman"/>
-          <w:sz w:val="28"/>
-          <w:szCs w:val="28"/>
-        </w:rPr>
-        <w:t xml:space="preserve"> </w:t>
-      </w:r>
-      <w:r>
-        <w:rPr>
-          <w:rFonts w:ascii="Times New Roman" w:hAnsi="Times New Roman" w:cs="Times New Roman"/>
-          <w:sz w:val="28"/>
-          <w:szCs w:val="28"/>
-          <w:lang w:val="en-US"/>
-        </w:rPr>
-        <w:t>merge</w:t>
-      </w:r>
-      <w:r>
-        <w:rPr>
-          <w:rFonts w:ascii="Times New Roman" w:hAnsi="Times New Roman" w:cs="Times New Roman"/>
-          <w:sz w:val="28"/>
-          <w:szCs w:val="28"/>
-        </w:rPr>
-        <w:t>:</w:t>
-      </w:r>
-    </w:p>
-    <w:p>
-      <w:pPr>
-        <w:pStyle w:val="af7"/>
-        <w:rPr>
-          <w:rFonts w:ascii="Times New Roman" w:hAnsi="Times New Roman" w:cs="Times New Roman"/>
-          <w:sz w:val="28"/>
-          <w:szCs w:val="28"/>
-          <w:lang w:val="en-US"/>
-        </w:rPr>
-      </w:pPr>
-      <w:r>
-        <w:rPr>
-          <w:rFonts w:ascii="Times New Roman" w:hAnsi="Times New Roman" w:cs="Times New Roman"/>
-          <w:sz w:val="28"/>
-          <w:szCs w:val="28"/>
-          <w:lang w:val="en-US"/>
-        </w:rPr>
-        <w:t>git checkout main</w:t>
-      </w:r>
-    </w:p>
-    <w:p>
-      <w:pPr>
-        <w:pStyle w:val="af7"/>
-        <w:rPr>
-          <w:rFonts w:ascii="Times New Roman" w:hAnsi="Times New Roman" w:cs="Times New Roman"/>
-          <w:sz w:val="28"/>
-          <w:szCs w:val="28"/>
-          <w:lang w:val="en-US"/>
-        </w:rPr>
-      </w:pPr>
-      <w:r>
-        <w:rPr>
-          <w:rFonts w:ascii="Times New Roman" w:hAnsi="Times New Roman" w:cs="Times New Roman"/>
-          <w:sz w:val="28"/>
-          <w:szCs w:val="28"/>
-          <w:lang w:val="en-US"/>
-        </w:rPr>
-        <w:t>git merge --ff-only hotfix/critical-fix</w:t>
-      </w:r>
-    </w:p>
-    <w:p>
-      <w:pPr>
-        <w:pStyle w:val="af7"/>
-        <w:rPr>
-          <w:rFonts w:ascii="Times New Roman" w:hAnsi="Times New Roman" w:cs="Times New Roman"/>
-          <w:sz w:val="28"/>
-          <w:szCs w:val="28"/>
-          <w:lang w:val="en-US"/>
-        </w:rPr>
-      </w:pPr>
-    </w:p>
-    <w:p>
-      <w:pPr>
-        <w:pStyle w:val="af7"/>
-        <w:rPr>
-          <w:rFonts w:ascii="Times New Roman" w:hAnsi="Times New Roman" w:cs="Times New Roman"/>
-          <w:sz w:val="28"/>
-          <w:szCs w:val="28"/>
-        </w:rPr>
-      </w:pPr>
-      <w:r>
-        <w:rPr>
-          <w:rFonts w:ascii="Times New Roman" w:hAnsi="Times New Roman" w:cs="Times New Roman"/>
-          <w:sz w:val="28"/>
-          <w:szCs w:val="28"/>
-        </w:rPr>
-        <w:t xml:space="preserve"> </w:t>
-      </w:r>
-      <w:r>
-        <w:rPr>
-          <w:rFonts w:ascii="Times New Roman" w:hAnsi="Times New Roman" w:cs="Times New Roman"/>
-          <w:sz w:val="28"/>
-          <w:szCs w:val="28"/>
-        </w:rPr>
-        <w:t>Вывод</w:t>
-      </w:r>
-      <w:r>
-        <w:rPr>
-          <w:rFonts w:ascii="Times New Roman" w:hAnsi="Times New Roman" w:cs="Times New Roman"/>
-          <w:sz w:val="28"/>
-          <w:szCs w:val="28"/>
-        </w:rPr>
-        <w:t xml:space="preserve"> </w:t>
-      </w:r>
-      <w:r>
-        <w:rPr>
-          <w:rFonts w:ascii="Times New Roman" w:hAnsi="Times New Roman" w:cs="Times New Roman"/>
-          <w:sz w:val="28"/>
-          <w:szCs w:val="28"/>
-        </w:rPr>
-        <w:t>результатов</w:t>
-      </w:r>
-      <w:r>
-        <w:rPr>
-          <w:rFonts w:ascii="Times New Roman" w:hAnsi="Times New Roman" w:cs="Times New Roman"/>
-          <w:sz w:val="28"/>
-          <w:szCs w:val="28"/>
-        </w:rPr>
-        <w:t xml:space="preserve"> в консоли </w:t>
-      </w:r>
-      <w:r>
-        <w:rPr>
-          <w:rFonts w:ascii="Times New Roman" w:hAnsi="Times New Roman" w:cs="Times New Roman"/>
-          <w:sz w:val="28"/>
-          <w:szCs w:val="28"/>
-        </w:rPr>
-        <w:t>на рисунке 2:</w:t>
-      </w:r>
-    </w:p>
-    <w:p>
-      <w:pPr>
-        <w:pStyle w:val="af7"/>
-        <w:ind w:firstLine="0"/>
-        <w:jc w:val="center"/>
-        <w:rPr>
-          <w:rFonts w:ascii="Times New Roman" w:hAnsi="Times New Roman"/>
-          <w:sz w:val="28"/>
-          <w:szCs w:val="28"/>
-        </w:rPr>
-      </w:pPr>
-    </w:p>
-    <w:p>
-      <w:pPr>
-        <w:pStyle w:val="af7"/>
-        <w:ind w:firstLine="0"/>
-        <w:jc w:val="center"/>
-        <w:rPr>
-          <w:rFonts w:ascii="Times New Roman" w:hAnsi="Times New Roman"/>
-          <w:sz w:val="28"/>
-          <w:szCs w:val="28"/>
-        </w:rPr>
-      </w:pPr>
-      <w:r>
-        <w:rPr>
-          <w:noProof/>
-        </w:rPr>
-        <w:lastRenderedPageBreak/>
-        <w:drawing>
-          <wp:inline distT="0" distB="0" distL="0" distR="0" wp14:anchorId="61655801" wp14:editId="010CAEA1">
-            <wp:extent cx="6120130" cy="3596005"/>
-            <wp:effectExtent l="0" t="0" r="0" b="0"/>
-            <wp:docPr id="201184078" name="Рисунок 1"/>
-            <wp:cNvGraphicFramePr>
-              <a:graphicFrameLocks xmlns:a="http://schemas.openxmlformats.org/drawingml/2006/main" noChangeAspect="1"/>
-            </wp:cNvGraphicFramePr>
-            <a:graphic xmlns:a="http://schemas.openxmlformats.org/drawingml/2006/main">
-              <a:graphicData uri="http://schemas.openxmlformats.org/drawingml/2006/picture">
-                <pic:pic xmlns:pic="http://schemas.openxmlformats.org/drawingml/2006/picture">
-                  <pic:nvPicPr>
-                    <pic:cNvPr id="201184078" name=""/>
-                    <pic:cNvPicPr/>
-                  </pic:nvPicPr>
-                  <pic:blipFill>
-                    <a:blip r:embed="rId7"/>
-                    <a:stretch>
-                      <a:fillRect/>
-                    </a:stretch>
-                  </pic:blipFill>
-                  <pic:spPr>
-                    <a:xfrm>
-                      <a:off x="0" y="0"/>
-                      <a:ext cx="6120130" cy="3596005"/>
+                      <a:ext cx="6120130" cy="6167120"/>
                     </a:xfrm>
                     <a:prstGeom prst="rect">
                       <a:avLst/>
@@ -1548,7 +985,7 @@
         <w:ind w:firstLine="0"/>
         <w:jc w:val="center"/>
         <w:rPr>
-          <w:rFonts w:ascii="Times New Roman" w:hAnsi="Times New Roman"/>
+          <w:rFonts w:ascii="Times New Roman" w:hAnsi="Times New Roman" w:cs="Times New Roman"/>
           <w:sz w:val="28"/>
           <w:szCs w:val="28"/>
         </w:rPr>
@@ -1567,40 +1004,30 @@
       </w:pPr>
       <w:r>
         <w:rPr>
-          <w:rFonts w:ascii="Times New Roman" w:hAnsi="Times New Roman"/>
+          <w:rFonts w:ascii="Times New Roman" w:hAnsi="Times New Roman" w:cs="Times New Roman"/>
           <w:sz w:val="28"/>
           <w:szCs w:val="28"/>
         </w:rPr>
-        <w:t>Рисунок 2 –</w:t>
-      </w:r>
-      <w:r>
-        <w:t xml:space="preserve"> </w:t>
+        <w:t xml:space="preserve">Рисунок 1 – </w:t>
       </w:r>
       <w:r>
         <w:rPr>
           <w:rFonts w:ascii="Times New Roman" w:hAnsi="Times New Roman" w:cs="Times New Roman"/>
           <w:sz w:val="28"/>
           <w:szCs w:val="28"/>
-          <w:lang w:val="en-US"/>
-        </w:rPr>
-        <w:t>git</w:t>
-      </w:r>
-      <w:r>
-        <w:rPr>
-          <w:rFonts w:ascii="Times New Roman" w:hAnsi="Times New Roman" w:cs="Times New Roman"/>
+        </w:rPr>
+        <w:t xml:space="preserve">Файл в </w:t>
+      </w:r>
+      <w:r>
+        <w:rPr>
+          <w:rFonts w:ascii="Times New Roman" w:hAnsi="Times New Roman" w:cs="Times New Roman"/>
+          <w:i/>
+          <w:iCs/>
           <w:sz w:val="28"/>
           <w:szCs w:val="28"/>
-        </w:rPr>
-        <w:t xml:space="preserve"> </w:t>
-      </w:r>
-      <w:r>
-        <w:rPr>
-          <w:rFonts w:ascii="Times New Roman" w:hAnsi="Times New Roman" w:cs="Times New Roman"/>
-          <w:sz w:val="28"/>
-          <w:szCs w:val="28"/>
-          <w:lang w:val="en-US"/>
-        </w:rPr>
-        <w:t>config</w:t>
+          <w:lang w:val="en-US"/>
+        </w:rPr>
+        <w:t>GitHub</w:t>
       </w:r>
     </w:p>
     <w:p>
@@ -1639,7 +1066,7 @@
           <w:sz w:val="28"/>
           <w:szCs w:val="28"/>
         </w:rPr>
-        <w:t>научи</w:t>
+        <w:t>изучи</w:t>
       </w:r>
       <w:r>
         <w:rPr>
@@ -1647,7 +1074,7 @@
           <w:sz w:val="28"/>
           <w:szCs w:val="28"/>
         </w:rPr>
-        <w:t>лся</w:t>
+        <w:t>л</w:t>
       </w:r>
       <w:r>
         <w:rPr>
@@ -1655,116 +1082,4704 @@
           <w:sz w:val="28"/>
           <w:szCs w:val="28"/>
         </w:rPr>
-        <w:t xml:space="preserve"> создавать и управлять ветками, объединять изменения (</w:t>
-      </w:r>
-      <w:proofErr w:type="spellStart"/>
+        <w:t xml:space="preserve"> роль систем сборки, понять концепцию артефактов и жизненного цикла сборки; научи</w:t>
+      </w:r>
       <w:r>
         <w:rPr>
           <w:rFonts w:ascii="Times New Roman" w:hAnsi="Times New Roman"/>
           <w:sz w:val="28"/>
           <w:szCs w:val="28"/>
         </w:rPr>
-        <w:t>merge</w:t>
-      </w:r>
-      <w:proofErr w:type="spellEnd"/>
+        <w:t>лся</w:t>
+      </w:r>
       <w:r>
         <w:rPr>
           <w:rFonts w:ascii="Times New Roman" w:hAnsi="Times New Roman"/>
           <w:sz w:val="28"/>
           <w:szCs w:val="28"/>
         </w:rPr>
-        <w:t>/</w:t>
-      </w:r>
-      <w:proofErr w:type="spellStart"/>
-      <w:r>
+        <w:t xml:space="preserve"> описывать зависимости и выполнять простую сборку.</w:t>
+      </w:r>
+    </w:p>
+    <w:p>
+      <w:pPr>
+        <w:ind w:firstLine="0"/>
+        <w:jc w:val="left"/>
+        <w:rPr>
+          <w:rFonts w:eastAsia="Calibri" w:cs="Calibri"/>
+          <w:szCs w:val="28"/>
+        </w:rPr>
+      </w:pPr>
+      <w:r>
+        <w:rPr>
+          <w:szCs w:val="28"/>
+        </w:rPr>
+        <w:br w:type="page"/>
+      </w:r>
+    </w:p>
+    <w:p>
+      <w:pPr>
+        <w:pStyle w:val="af7"/>
+        <w:ind w:firstLine="0"/>
+        <w:jc w:val="center"/>
+        <w:rPr>
+          <w:rFonts w:ascii="Times New Roman" w:hAnsi="Times New Roman"/>
+          <w:b/>
+          <w:bCs/>
+          <w:sz w:val="28"/>
+          <w:szCs w:val="28"/>
+        </w:rPr>
+      </w:pPr>
+      <w:r>
+        <w:rPr>
+          <w:rFonts w:ascii="Times New Roman" w:hAnsi="Times New Roman"/>
+          <w:b/>
+          <w:bCs/>
+          <w:sz w:val="28"/>
+          <w:szCs w:val="28"/>
+        </w:rPr>
+        <w:lastRenderedPageBreak/>
+        <w:t>ПРИЛОЖЕНИЕ А</w:t>
+      </w:r>
+    </w:p>
+    <w:p>
+      <w:pPr>
+        <w:pStyle w:val="af7"/>
+        <w:ind w:firstLine="0"/>
+        <w:jc w:val="center"/>
+        <w:rPr>
+          <w:rFonts w:ascii="Times New Roman" w:hAnsi="Times New Roman"/>
+          <w:b/>
+          <w:bCs/>
+          <w:sz w:val="28"/>
+          <w:szCs w:val="28"/>
+        </w:rPr>
+      </w:pPr>
+    </w:p>
+    <w:p>
+      <w:pPr>
+        <w:pStyle w:val="af7"/>
+        <w:ind w:firstLine="0"/>
         <w:rPr>
           <w:rFonts w:ascii="Times New Roman" w:hAnsi="Times New Roman"/>
           <w:sz w:val="28"/>
           <w:szCs w:val="28"/>
-        </w:rPr>
-        <w:t>rebase</w:t>
-      </w:r>
-      <w:proofErr w:type="spellEnd"/>
+          <w:lang w:val="en-US"/>
+        </w:rPr>
+      </w:pPr>
       <w:r>
         <w:rPr>
           <w:rFonts w:ascii="Times New Roman" w:hAnsi="Times New Roman"/>
           <w:sz w:val="28"/>
           <w:szCs w:val="28"/>
         </w:rPr>
-        <w:t xml:space="preserve">), работать с удалёнными репозиториями и использовать </w:t>
-      </w:r>
-      <w:proofErr w:type="spellStart"/>
+        <w:t>Ф</w:t>
+      </w:r>
       <w:r>
         <w:rPr>
           <w:rFonts w:ascii="Times New Roman" w:hAnsi="Times New Roman"/>
           <w:sz w:val="28"/>
           <w:szCs w:val="28"/>
         </w:rPr>
-        <w:t>pull</w:t>
-      </w:r>
-      <w:proofErr w:type="spellEnd"/>
+        <w:t>айл</w:t>
+      </w:r>
+      <w:r>
+        <w:rPr>
+          <w:rFonts w:ascii="Times New Roman" w:hAnsi="Times New Roman"/>
+          <w:i/>
+          <w:iCs/>
+          <w:sz w:val="28"/>
+          <w:szCs w:val="28"/>
+        </w:rPr>
+        <w:t xml:space="preserve"> </w:t>
+      </w:r>
+      <w:r>
+        <w:rPr>
+          <w:rFonts w:ascii="Times New Roman" w:hAnsi="Times New Roman"/>
+          <w:i/>
+          <w:iCs/>
+          <w:sz w:val="28"/>
+          <w:szCs w:val="28"/>
+          <w:lang w:val="en-US"/>
+        </w:rPr>
+        <w:t>README.md</w:t>
+      </w:r>
       <w:r>
         <w:rPr>
           <w:rFonts w:ascii="Times New Roman" w:hAnsi="Times New Roman"/>
           <w:sz w:val="28"/>
           <w:szCs w:val="28"/>
+          <w:lang w:val="en-US"/>
+        </w:rPr>
+        <w:t>:</w:t>
+      </w:r>
+    </w:p>
+    <w:p>
+      <w:pPr>
+        <w:pStyle w:val="af7"/>
+        <w:ind w:firstLine="0"/>
+        <w:rPr>
+          <w:rFonts w:ascii="Times New Roman" w:hAnsi="Times New Roman" w:cs="Times New Roman"/>
+          <w:szCs w:val="28"/>
+        </w:rPr>
+      </w:pPr>
+      <w:r>
+        <w:rPr>
+          <w:rFonts w:ascii="Times New Roman" w:hAnsi="Times New Roman" w:cs="Times New Roman"/>
+          <w:szCs w:val="28"/>
+        </w:rPr>
+        <w:t># Java Project — Сборка и жизненный цикл (</w:t>
+      </w:r>
+      <w:proofErr w:type="spellStart"/>
+      <w:r>
+        <w:rPr>
+          <w:rFonts w:ascii="Times New Roman" w:hAnsi="Times New Roman" w:cs="Times New Roman"/>
+          <w:szCs w:val="28"/>
+        </w:rPr>
+        <w:t>Maven</w:t>
+      </w:r>
+      <w:proofErr w:type="spellEnd"/>
+      <w:r>
+        <w:rPr>
+          <w:rFonts w:ascii="Times New Roman" w:hAnsi="Times New Roman" w:cs="Times New Roman"/>
+          <w:szCs w:val="28"/>
+        </w:rPr>
+        <w:t>)</w:t>
+      </w:r>
+    </w:p>
+    <w:p>
+      <w:pPr>
+        <w:pStyle w:val="af7"/>
+        <w:ind w:firstLine="0"/>
+        <w:rPr>
+          <w:rFonts w:ascii="Times New Roman" w:hAnsi="Times New Roman" w:cs="Times New Roman"/>
+          <w:szCs w:val="28"/>
+        </w:rPr>
+      </w:pPr>
+    </w:p>
+    <w:p>
+      <w:pPr>
+        <w:pStyle w:val="af7"/>
+        <w:ind w:firstLine="0"/>
+        <w:rPr>
+          <w:rFonts w:ascii="Times New Roman" w:hAnsi="Times New Roman" w:cs="Times New Roman"/>
+          <w:szCs w:val="28"/>
+        </w:rPr>
+      </w:pPr>
+      <w:r>
+        <w:rPr>
+          <w:rFonts w:ascii="Times New Roman" w:hAnsi="Times New Roman" w:cs="Times New Roman"/>
+          <w:szCs w:val="28"/>
+        </w:rPr>
+        <w:t>## Описание</w:t>
+      </w:r>
+    </w:p>
+    <w:p>
+      <w:pPr>
+        <w:pStyle w:val="af7"/>
+        <w:ind w:firstLine="0"/>
+        <w:rPr>
+          <w:rFonts w:ascii="Times New Roman" w:hAnsi="Times New Roman" w:cs="Times New Roman"/>
+          <w:szCs w:val="28"/>
+        </w:rPr>
+      </w:pPr>
+    </w:p>
+    <w:p>
+      <w:pPr>
+        <w:pStyle w:val="af7"/>
+        <w:ind w:firstLine="0"/>
+        <w:rPr>
+          <w:rFonts w:ascii="Times New Roman" w:hAnsi="Times New Roman" w:cs="Times New Roman"/>
+          <w:szCs w:val="28"/>
+        </w:rPr>
+      </w:pPr>
+      <w:r>
+        <w:rPr>
+          <w:rFonts w:ascii="Times New Roman" w:hAnsi="Times New Roman" w:cs="Times New Roman"/>
+          <w:szCs w:val="28"/>
+        </w:rPr>
+        <w:t xml:space="preserve">Проект собирается с помощью **Apache </w:t>
+      </w:r>
+      <w:proofErr w:type="spellStart"/>
+      <w:r>
+        <w:rPr>
+          <w:rFonts w:ascii="Times New Roman" w:hAnsi="Times New Roman" w:cs="Times New Roman"/>
+          <w:szCs w:val="28"/>
+        </w:rPr>
+        <w:t>Maven</w:t>
+      </w:r>
+      <w:proofErr w:type="spellEnd"/>
+      <w:r>
+        <w:rPr>
+          <w:rFonts w:ascii="Times New Roman" w:hAnsi="Times New Roman" w:cs="Times New Roman"/>
+          <w:szCs w:val="28"/>
+        </w:rPr>
+        <w:t>**. Ниже описаны фазы жизненного цикла сборки и инструменты (плагины), которые их выполняют.</w:t>
+      </w:r>
+    </w:p>
+    <w:p>
+      <w:pPr>
+        <w:pStyle w:val="af7"/>
+        <w:ind w:firstLine="0"/>
+        <w:rPr>
+          <w:rFonts w:ascii="Times New Roman" w:hAnsi="Times New Roman" w:cs="Times New Roman"/>
+          <w:szCs w:val="28"/>
+        </w:rPr>
+      </w:pPr>
+    </w:p>
+    <w:p>
+      <w:pPr>
+        <w:pStyle w:val="af7"/>
+        <w:ind w:firstLine="0"/>
+        <w:rPr>
+          <w:rFonts w:ascii="Times New Roman" w:hAnsi="Times New Roman" w:cs="Times New Roman"/>
+          <w:szCs w:val="28"/>
+        </w:rPr>
+      </w:pPr>
+      <w:r>
+        <w:rPr>
+          <w:rFonts w:ascii="Times New Roman" w:hAnsi="Times New Roman" w:cs="Times New Roman"/>
+          <w:szCs w:val="28"/>
+        </w:rPr>
+        <w:t>## Требования</w:t>
+      </w:r>
+    </w:p>
+    <w:p>
+      <w:pPr>
+        <w:pStyle w:val="af7"/>
+        <w:ind w:firstLine="0"/>
+        <w:rPr>
+          <w:rFonts w:ascii="Times New Roman" w:hAnsi="Times New Roman" w:cs="Times New Roman"/>
+          <w:szCs w:val="28"/>
+        </w:rPr>
+      </w:pPr>
+    </w:p>
+    <w:p>
+      <w:pPr>
+        <w:pStyle w:val="af7"/>
+        <w:ind w:firstLine="0"/>
+        <w:rPr>
+          <w:rFonts w:ascii="Times New Roman" w:hAnsi="Times New Roman" w:cs="Times New Roman"/>
+          <w:szCs w:val="28"/>
+        </w:rPr>
+      </w:pPr>
+      <w:r>
+        <w:rPr>
+          <w:rFonts w:ascii="Times New Roman" w:hAnsi="Times New Roman" w:cs="Times New Roman"/>
+          <w:szCs w:val="28"/>
+        </w:rPr>
+        <w:t>- JDK 17+</w:t>
+      </w:r>
+    </w:p>
+    <w:p>
+      <w:pPr>
+        <w:pStyle w:val="af7"/>
+        <w:ind w:firstLine="0"/>
+        <w:rPr>
+          <w:rFonts w:ascii="Times New Roman" w:hAnsi="Times New Roman" w:cs="Times New Roman"/>
+          <w:szCs w:val="28"/>
+        </w:rPr>
+      </w:pPr>
+      <w:r>
+        <w:rPr>
+          <w:rFonts w:ascii="Times New Roman" w:hAnsi="Times New Roman" w:cs="Times New Roman"/>
+          <w:szCs w:val="28"/>
+        </w:rPr>
+        <w:t xml:space="preserve">- </w:t>
+      </w:r>
+      <w:proofErr w:type="spellStart"/>
+      <w:r>
+        <w:rPr>
+          <w:rFonts w:ascii="Times New Roman" w:hAnsi="Times New Roman" w:cs="Times New Roman"/>
+          <w:szCs w:val="28"/>
+        </w:rPr>
+        <w:t>Maven</w:t>
+      </w:r>
+      <w:proofErr w:type="spellEnd"/>
+      <w:r>
+        <w:rPr>
+          <w:rFonts w:ascii="Times New Roman" w:hAnsi="Times New Roman" w:cs="Times New Roman"/>
+          <w:szCs w:val="28"/>
+        </w:rPr>
+        <w:t xml:space="preserve"> 3.9+</w:t>
+      </w:r>
+    </w:p>
+    <w:p>
+      <w:pPr>
+        <w:pStyle w:val="af7"/>
+        <w:ind w:firstLine="0"/>
+        <w:rPr>
+          <w:rFonts w:ascii="Times New Roman" w:hAnsi="Times New Roman" w:cs="Times New Roman"/>
+          <w:szCs w:val="28"/>
+        </w:rPr>
+      </w:pPr>
+    </w:p>
+    <w:p>
+      <w:pPr>
+        <w:pStyle w:val="af7"/>
+        <w:ind w:firstLine="0"/>
+        <w:rPr>
+          <w:rFonts w:ascii="Times New Roman" w:hAnsi="Times New Roman" w:cs="Times New Roman"/>
+          <w:szCs w:val="28"/>
+        </w:rPr>
+      </w:pPr>
+      <w:r>
+        <w:rPr>
+          <w:rFonts w:ascii="Times New Roman" w:hAnsi="Times New Roman" w:cs="Times New Roman"/>
+          <w:szCs w:val="28"/>
+        </w:rPr>
+        <w:t>## Команды сборки</w:t>
+      </w:r>
+    </w:p>
+    <w:p>
+      <w:pPr>
+        <w:pStyle w:val="af7"/>
+        <w:ind w:firstLine="0"/>
+        <w:rPr>
+          <w:rFonts w:ascii="Times New Roman" w:hAnsi="Times New Roman" w:cs="Times New Roman"/>
+          <w:szCs w:val="28"/>
+        </w:rPr>
+      </w:pPr>
+    </w:p>
+    <w:p>
+      <w:pPr>
+        <w:pStyle w:val="af7"/>
+        <w:ind w:firstLine="0"/>
+        <w:rPr>
+          <w:rFonts w:ascii="Times New Roman" w:hAnsi="Times New Roman" w:cs="Times New Roman"/>
+          <w:szCs w:val="28"/>
+        </w:rPr>
+      </w:pPr>
+      <w:r>
+        <w:rPr>
+          <w:rFonts w:ascii="Times New Roman" w:hAnsi="Times New Roman" w:cs="Times New Roman"/>
+          <w:szCs w:val="28"/>
+        </w:rPr>
+        <w:t>```</w:t>
+      </w:r>
+      <w:proofErr w:type="spellStart"/>
+      <w:r>
+        <w:rPr>
+          <w:rFonts w:ascii="Times New Roman" w:hAnsi="Times New Roman" w:cs="Times New Roman"/>
+          <w:szCs w:val="28"/>
+        </w:rPr>
+        <w:t>bash</w:t>
+      </w:r>
+      <w:proofErr w:type="spellEnd"/>
+    </w:p>
+    <w:p>
+      <w:pPr>
+        <w:pStyle w:val="af7"/>
+        <w:ind w:firstLine="0"/>
+        <w:rPr>
+          <w:rFonts w:ascii="Times New Roman" w:hAnsi="Times New Roman" w:cs="Times New Roman"/>
+          <w:szCs w:val="28"/>
+        </w:rPr>
+      </w:pPr>
+      <w:proofErr w:type="spellStart"/>
+      <w:r>
+        <w:rPr>
+          <w:rFonts w:ascii="Times New Roman" w:hAnsi="Times New Roman" w:cs="Times New Roman"/>
+          <w:szCs w:val="28"/>
+        </w:rPr>
+        <w:t>mvn</w:t>
+      </w:r>
+      <w:proofErr w:type="spellEnd"/>
+      <w:r>
+        <w:rPr>
+          <w:rFonts w:ascii="Times New Roman" w:hAnsi="Times New Roman" w:cs="Times New Roman"/>
+          <w:szCs w:val="28"/>
+        </w:rPr>
+        <w:t xml:space="preserve"> </w:t>
+      </w:r>
+      <w:proofErr w:type="spellStart"/>
+      <w:r>
+        <w:rPr>
+          <w:rFonts w:ascii="Times New Roman" w:hAnsi="Times New Roman" w:cs="Times New Roman"/>
+          <w:szCs w:val="28"/>
+        </w:rPr>
+        <w:t>clean</w:t>
+      </w:r>
+      <w:proofErr w:type="spellEnd"/>
+      <w:r>
+        <w:rPr>
+          <w:rFonts w:ascii="Times New Roman" w:hAnsi="Times New Roman" w:cs="Times New Roman"/>
+          <w:szCs w:val="28"/>
+        </w:rPr>
+        <w:t xml:space="preserve">              # очистка </w:t>
+      </w:r>
+      <w:proofErr w:type="spellStart"/>
+      <w:r>
+        <w:rPr>
+          <w:rFonts w:ascii="Times New Roman" w:hAnsi="Times New Roman" w:cs="Times New Roman"/>
+          <w:szCs w:val="28"/>
+        </w:rPr>
+        <w:t>target</w:t>
+      </w:r>
+      <w:proofErr w:type="spellEnd"/>
+      <w:r>
+        <w:rPr>
+          <w:rFonts w:ascii="Times New Roman" w:hAnsi="Times New Roman" w:cs="Times New Roman"/>
+          <w:szCs w:val="28"/>
         </w:rPr>
         <w:t>/</w:t>
       </w:r>
-      <w:proofErr w:type="spellStart"/>
-      <w:r>
+    </w:p>
+    <w:p>
+      <w:pPr>
+        <w:pStyle w:val="af7"/>
+        <w:ind w:firstLine="0"/>
+        <w:rPr>
+          <w:rFonts w:ascii="Times New Roman" w:hAnsi="Times New Roman" w:cs="Times New Roman"/>
+          <w:szCs w:val="28"/>
+        </w:rPr>
+      </w:pPr>
+      <w:proofErr w:type="spellStart"/>
+      <w:r>
+        <w:rPr>
+          <w:rFonts w:ascii="Times New Roman" w:hAnsi="Times New Roman" w:cs="Times New Roman"/>
+          <w:szCs w:val="28"/>
+        </w:rPr>
+        <w:t>mvn</w:t>
+      </w:r>
+      <w:proofErr w:type="spellEnd"/>
+      <w:r>
+        <w:rPr>
+          <w:rFonts w:ascii="Times New Roman" w:hAnsi="Times New Roman" w:cs="Times New Roman"/>
+          <w:szCs w:val="28"/>
+        </w:rPr>
+        <w:t xml:space="preserve"> </w:t>
+      </w:r>
+      <w:proofErr w:type="spellStart"/>
+      <w:r>
+        <w:rPr>
+          <w:rFonts w:ascii="Times New Roman" w:hAnsi="Times New Roman" w:cs="Times New Roman"/>
+          <w:szCs w:val="28"/>
+        </w:rPr>
+        <w:t>compile</w:t>
+      </w:r>
+      <w:proofErr w:type="spellEnd"/>
+      <w:r>
+        <w:rPr>
+          <w:rFonts w:ascii="Times New Roman" w:hAnsi="Times New Roman" w:cs="Times New Roman"/>
+          <w:szCs w:val="28"/>
+        </w:rPr>
+        <w:t xml:space="preserve">            # компиляция</w:t>
+      </w:r>
+    </w:p>
+    <w:p>
+      <w:pPr>
+        <w:pStyle w:val="af7"/>
+        <w:ind w:firstLine="0"/>
+        <w:rPr>
+          <w:rFonts w:ascii="Times New Roman" w:hAnsi="Times New Roman" w:cs="Times New Roman"/>
+          <w:szCs w:val="28"/>
+          <w:lang w:val="en-US"/>
+        </w:rPr>
+      </w:pPr>
+      <w:proofErr w:type="spellStart"/>
+      <w:r>
+        <w:rPr>
+          <w:rFonts w:ascii="Times New Roman" w:hAnsi="Times New Roman" w:cs="Times New Roman"/>
+          <w:szCs w:val="28"/>
+          <w:lang w:val="en-US"/>
+        </w:rPr>
+        <w:t>mvn</w:t>
+      </w:r>
+      <w:proofErr w:type="spellEnd"/>
+      <w:r>
+        <w:rPr>
+          <w:rFonts w:ascii="Times New Roman" w:hAnsi="Times New Roman" w:cs="Times New Roman"/>
+          <w:szCs w:val="28"/>
+          <w:lang w:val="en-US"/>
+        </w:rPr>
+        <w:t xml:space="preserve"> test               # </w:t>
+      </w:r>
+      <w:r>
+        <w:rPr>
+          <w:rFonts w:ascii="Times New Roman" w:hAnsi="Times New Roman" w:cs="Times New Roman"/>
+          <w:szCs w:val="28"/>
+        </w:rPr>
+        <w:t>тесты</w:t>
+      </w:r>
+    </w:p>
+    <w:p>
+      <w:pPr>
+        <w:pStyle w:val="af7"/>
+        <w:ind w:firstLine="0"/>
+        <w:rPr>
+          <w:rFonts w:ascii="Times New Roman" w:hAnsi="Times New Roman" w:cs="Times New Roman"/>
+          <w:szCs w:val="28"/>
+          <w:lang w:val="en-US"/>
+        </w:rPr>
+      </w:pPr>
+      <w:proofErr w:type="spellStart"/>
+      <w:r>
+        <w:rPr>
+          <w:rFonts w:ascii="Times New Roman" w:hAnsi="Times New Roman" w:cs="Times New Roman"/>
+          <w:szCs w:val="28"/>
+          <w:lang w:val="en-US"/>
+        </w:rPr>
+        <w:t>mvn</w:t>
+      </w:r>
+      <w:proofErr w:type="spellEnd"/>
+      <w:r>
+        <w:rPr>
+          <w:rFonts w:ascii="Times New Roman" w:hAnsi="Times New Roman" w:cs="Times New Roman"/>
+          <w:szCs w:val="28"/>
+          <w:lang w:val="en-US"/>
+        </w:rPr>
+        <w:t xml:space="preserve"> package            # </w:t>
+      </w:r>
+      <w:r>
+        <w:rPr>
+          <w:rFonts w:ascii="Times New Roman" w:hAnsi="Times New Roman" w:cs="Times New Roman"/>
+          <w:szCs w:val="28"/>
+        </w:rPr>
+        <w:t>сборка</w:t>
+      </w:r>
+      <w:r>
+        <w:rPr>
+          <w:rFonts w:ascii="Times New Roman" w:hAnsi="Times New Roman" w:cs="Times New Roman"/>
+          <w:szCs w:val="28"/>
+          <w:lang w:val="en-US"/>
+        </w:rPr>
+        <w:t xml:space="preserve"> JAR/WAR</w:t>
+      </w:r>
+    </w:p>
+    <w:p>
+      <w:pPr>
+        <w:pStyle w:val="af7"/>
+        <w:ind w:firstLine="0"/>
+        <w:rPr>
+          <w:rFonts w:ascii="Times New Roman" w:hAnsi="Times New Roman" w:cs="Times New Roman"/>
+          <w:szCs w:val="28"/>
+        </w:rPr>
+      </w:pPr>
+      <w:proofErr w:type="spellStart"/>
+      <w:r>
+        <w:rPr>
+          <w:rFonts w:ascii="Times New Roman" w:hAnsi="Times New Roman" w:cs="Times New Roman"/>
+          <w:szCs w:val="28"/>
+        </w:rPr>
+        <w:t>mvn</w:t>
+      </w:r>
+      <w:proofErr w:type="spellEnd"/>
+      <w:r>
+        <w:rPr>
+          <w:rFonts w:ascii="Times New Roman" w:hAnsi="Times New Roman" w:cs="Times New Roman"/>
+          <w:szCs w:val="28"/>
+        </w:rPr>
+        <w:t xml:space="preserve"> </w:t>
+      </w:r>
+      <w:proofErr w:type="spellStart"/>
+      <w:r>
+        <w:rPr>
+          <w:rFonts w:ascii="Times New Roman" w:hAnsi="Times New Roman" w:cs="Times New Roman"/>
+          <w:szCs w:val="28"/>
+        </w:rPr>
+        <w:t>verify</w:t>
+      </w:r>
+      <w:proofErr w:type="spellEnd"/>
+      <w:r>
+        <w:rPr>
+          <w:rFonts w:ascii="Times New Roman" w:hAnsi="Times New Roman" w:cs="Times New Roman"/>
+          <w:szCs w:val="28"/>
+        </w:rPr>
+        <w:t xml:space="preserve">             # интеграционные тесты + проверки</w:t>
+      </w:r>
+    </w:p>
+    <w:p>
+      <w:pPr>
+        <w:pStyle w:val="af7"/>
+        <w:ind w:firstLine="0"/>
+        <w:rPr>
+          <w:rFonts w:ascii="Times New Roman" w:hAnsi="Times New Roman" w:cs="Times New Roman"/>
+          <w:szCs w:val="28"/>
+        </w:rPr>
+      </w:pPr>
+      <w:proofErr w:type="spellStart"/>
+      <w:r>
+        <w:rPr>
+          <w:rFonts w:ascii="Times New Roman" w:hAnsi="Times New Roman" w:cs="Times New Roman"/>
+          <w:szCs w:val="28"/>
+        </w:rPr>
+        <w:t>mvn</w:t>
+      </w:r>
+      <w:proofErr w:type="spellEnd"/>
+      <w:r>
+        <w:rPr>
+          <w:rFonts w:ascii="Times New Roman" w:hAnsi="Times New Roman" w:cs="Times New Roman"/>
+          <w:szCs w:val="28"/>
+        </w:rPr>
+        <w:t xml:space="preserve"> </w:t>
+      </w:r>
+      <w:proofErr w:type="spellStart"/>
+      <w:r>
+        <w:rPr>
+          <w:rFonts w:ascii="Times New Roman" w:hAnsi="Times New Roman" w:cs="Times New Roman"/>
+          <w:szCs w:val="28"/>
+        </w:rPr>
+        <w:t>install</w:t>
+      </w:r>
+      <w:proofErr w:type="spellEnd"/>
+      <w:r>
+        <w:rPr>
+          <w:rFonts w:ascii="Times New Roman" w:hAnsi="Times New Roman" w:cs="Times New Roman"/>
+          <w:szCs w:val="28"/>
+        </w:rPr>
+        <w:t xml:space="preserve">            # установка в локальный репозиторий</w:t>
+      </w:r>
+    </w:p>
+    <w:p>
+      <w:pPr>
+        <w:pStyle w:val="af7"/>
+        <w:ind w:firstLine="0"/>
+        <w:rPr>
+          <w:rFonts w:ascii="Times New Roman" w:hAnsi="Times New Roman" w:cs="Times New Roman"/>
+          <w:szCs w:val="28"/>
+        </w:rPr>
+      </w:pPr>
+      <w:proofErr w:type="spellStart"/>
+      <w:r>
+        <w:rPr>
+          <w:rFonts w:ascii="Times New Roman" w:hAnsi="Times New Roman" w:cs="Times New Roman"/>
+          <w:szCs w:val="28"/>
+        </w:rPr>
+        <w:t>mvn</w:t>
+      </w:r>
+      <w:proofErr w:type="spellEnd"/>
+      <w:r>
+        <w:rPr>
+          <w:rFonts w:ascii="Times New Roman" w:hAnsi="Times New Roman" w:cs="Times New Roman"/>
+          <w:szCs w:val="28"/>
+        </w:rPr>
+        <w:t xml:space="preserve"> </w:t>
+      </w:r>
+      <w:proofErr w:type="spellStart"/>
+      <w:r>
+        <w:rPr>
+          <w:rFonts w:ascii="Times New Roman" w:hAnsi="Times New Roman" w:cs="Times New Roman"/>
+          <w:szCs w:val="28"/>
+        </w:rPr>
+        <w:t>deploy</w:t>
+      </w:r>
+      <w:proofErr w:type="spellEnd"/>
+      <w:r>
+        <w:rPr>
+          <w:rFonts w:ascii="Times New Roman" w:hAnsi="Times New Roman" w:cs="Times New Roman"/>
+          <w:szCs w:val="28"/>
+        </w:rPr>
+        <w:t xml:space="preserve">             # публикация в удалённый репозиторий</w:t>
+      </w:r>
+    </w:p>
+    <w:p>
+      <w:pPr>
+        <w:pStyle w:val="af7"/>
+        <w:ind w:firstLine="0"/>
+        <w:rPr>
+          <w:rFonts w:ascii="Times New Roman" w:hAnsi="Times New Roman" w:cs="Times New Roman"/>
+          <w:szCs w:val="28"/>
+        </w:rPr>
+      </w:pPr>
+      <w:r>
+        <w:rPr>
+          <w:rFonts w:ascii="Times New Roman" w:hAnsi="Times New Roman" w:cs="Times New Roman"/>
+          <w:szCs w:val="28"/>
+        </w:rPr>
+        <w:t>```</w:t>
+      </w:r>
+    </w:p>
+    <w:p>
+      <w:pPr>
+        <w:pStyle w:val="af7"/>
+        <w:ind w:firstLine="0"/>
+        <w:rPr>
+          <w:rFonts w:ascii="Times New Roman" w:hAnsi="Times New Roman" w:cs="Times New Roman"/>
+          <w:szCs w:val="28"/>
+        </w:rPr>
+      </w:pPr>
+    </w:p>
+    <w:p>
+      <w:pPr>
+        <w:pStyle w:val="af7"/>
+        <w:ind w:firstLine="0"/>
+        <w:rPr>
+          <w:rFonts w:ascii="Times New Roman" w:hAnsi="Times New Roman" w:cs="Times New Roman"/>
+          <w:szCs w:val="28"/>
+        </w:rPr>
+      </w:pPr>
+      <w:r>
+        <w:rPr>
+          <w:rFonts w:ascii="Times New Roman" w:hAnsi="Times New Roman" w:cs="Times New Roman"/>
+          <w:szCs w:val="28"/>
+        </w:rPr>
+        <w:t>## Фазы сборки и инструменты</w:t>
+      </w:r>
+    </w:p>
+    <w:p>
+      <w:pPr>
+        <w:pStyle w:val="af7"/>
+        <w:ind w:firstLine="0"/>
+        <w:rPr>
+          <w:rFonts w:ascii="Times New Roman" w:hAnsi="Times New Roman" w:cs="Times New Roman"/>
+          <w:szCs w:val="28"/>
+        </w:rPr>
+      </w:pPr>
+    </w:p>
+    <w:p>
+      <w:pPr>
+        <w:pStyle w:val="af7"/>
+        <w:ind w:firstLine="0"/>
+        <w:rPr>
+          <w:rFonts w:ascii="Times New Roman" w:hAnsi="Times New Roman" w:cs="Times New Roman"/>
+          <w:szCs w:val="28"/>
+        </w:rPr>
+      </w:pPr>
+      <w:r>
+        <w:rPr>
+          <w:rFonts w:ascii="Times New Roman" w:hAnsi="Times New Roman" w:cs="Times New Roman"/>
+          <w:szCs w:val="28"/>
+        </w:rPr>
+        <w:t>| Фаза       | Что делает                                              | Инструмент / плагин                          |</w:t>
+      </w:r>
+    </w:p>
+    <w:p>
+      <w:pPr>
+        <w:pStyle w:val="af7"/>
+        <w:ind w:firstLine="0"/>
+        <w:rPr>
+          <w:rFonts w:ascii="Times New Roman" w:hAnsi="Times New Roman" w:cs="Times New Roman"/>
+          <w:szCs w:val="28"/>
+        </w:rPr>
+      </w:pPr>
+      <w:r>
+        <w:rPr>
+          <w:rFonts w:ascii="Times New Roman" w:hAnsi="Times New Roman" w:cs="Times New Roman"/>
+          <w:szCs w:val="28"/>
+        </w:rPr>
+        <w:t>|------------|---------------------------------------------------------|----------------------------------------------|</w:t>
+      </w:r>
+    </w:p>
+    <w:p>
+      <w:pPr>
+        <w:pStyle w:val="af7"/>
+        <w:ind w:firstLine="0"/>
+        <w:rPr>
+          <w:rFonts w:ascii="Times New Roman" w:hAnsi="Times New Roman" w:cs="Times New Roman"/>
+          <w:szCs w:val="28"/>
+        </w:rPr>
+      </w:pPr>
+      <w:r>
+        <w:rPr>
+          <w:rFonts w:ascii="Times New Roman" w:hAnsi="Times New Roman" w:cs="Times New Roman"/>
+          <w:szCs w:val="28"/>
+        </w:rPr>
+        <w:t>| `</w:t>
+      </w:r>
+      <w:proofErr w:type="spellStart"/>
+      <w:r>
+        <w:rPr>
+          <w:rFonts w:ascii="Times New Roman" w:hAnsi="Times New Roman" w:cs="Times New Roman"/>
+          <w:szCs w:val="28"/>
+        </w:rPr>
+        <w:t>validate</w:t>
+      </w:r>
+      <w:proofErr w:type="spellEnd"/>
+      <w:r>
+        <w:rPr>
+          <w:rFonts w:ascii="Times New Roman" w:hAnsi="Times New Roman" w:cs="Times New Roman"/>
+          <w:szCs w:val="28"/>
+        </w:rPr>
+        <w:t xml:space="preserve">` | Проверяет корректность проекта и POM                    | </w:t>
+      </w:r>
+      <w:proofErr w:type="spellStart"/>
+      <w:r>
+        <w:rPr>
+          <w:rFonts w:ascii="Times New Roman" w:hAnsi="Times New Roman" w:cs="Times New Roman"/>
+          <w:szCs w:val="28"/>
+        </w:rPr>
+        <w:t>Maven</w:t>
+      </w:r>
+      <w:proofErr w:type="spellEnd"/>
+      <w:r>
+        <w:rPr>
+          <w:rFonts w:ascii="Times New Roman" w:hAnsi="Times New Roman" w:cs="Times New Roman"/>
+          <w:szCs w:val="28"/>
+        </w:rPr>
+        <w:t xml:space="preserve"> Core                                   |</w:t>
+      </w:r>
+    </w:p>
+    <w:p>
+      <w:pPr>
+        <w:pStyle w:val="af7"/>
+        <w:ind w:firstLine="0"/>
+        <w:rPr>
+          <w:rFonts w:ascii="Times New Roman" w:hAnsi="Times New Roman" w:cs="Times New Roman"/>
+          <w:szCs w:val="28"/>
+          <w:lang w:val="en-US"/>
+        </w:rPr>
+      </w:pPr>
+      <w:r>
+        <w:rPr>
+          <w:rFonts w:ascii="Times New Roman" w:hAnsi="Times New Roman" w:cs="Times New Roman"/>
+          <w:szCs w:val="28"/>
+          <w:lang w:val="en-US"/>
+        </w:rPr>
+        <w:t>| `compile</w:t>
+      </w:r>
+      <w:proofErr w:type="gramStart"/>
+      <w:r>
+        <w:rPr>
+          <w:rFonts w:ascii="Times New Roman" w:hAnsi="Times New Roman" w:cs="Times New Roman"/>
+          <w:szCs w:val="28"/>
+          <w:lang w:val="en-US"/>
+        </w:rPr>
+        <w:t>`  |</w:t>
+      </w:r>
+      <w:proofErr w:type="gramEnd"/>
+      <w:r>
+        <w:rPr>
+          <w:rFonts w:ascii="Times New Roman" w:hAnsi="Times New Roman" w:cs="Times New Roman"/>
+          <w:szCs w:val="28"/>
+          <w:lang w:val="en-US"/>
+        </w:rPr>
+        <w:t xml:space="preserve"> </w:t>
+      </w:r>
+      <w:r>
+        <w:rPr>
+          <w:rFonts w:ascii="Times New Roman" w:hAnsi="Times New Roman" w:cs="Times New Roman"/>
+          <w:szCs w:val="28"/>
+        </w:rPr>
+        <w:t>Компилирует</w:t>
+      </w:r>
+      <w:r>
+        <w:rPr>
+          <w:rFonts w:ascii="Times New Roman" w:hAnsi="Times New Roman" w:cs="Times New Roman"/>
+          <w:szCs w:val="28"/>
+          <w:lang w:val="en-US"/>
+        </w:rPr>
+        <w:t xml:space="preserve"> `</w:t>
+      </w:r>
+      <w:proofErr w:type="spellStart"/>
+      <w:r>
+        <w:rPr>
+          <w:rFonts w:ascii="Times New Roman" w:hAnsi="Times New Roman" w:cs="Times New Roman"/>
+          <w:szCs w:val="28"/>
+          <w:lang w:val="en-US"/>
+        </w:rPr>
+        <w:t>src</w:t>
+      </w:r>
+      <w:proofErr w:type="spellEnd"/>
+      <w:r>
+        <w:rPr>
+          <w:rFonts w:ascii="Times New Roman" w:hAnsi="Times New Roman" w:cs="Times New Roman"/>
+          <w:szCs w:val="28"/>
+          <w:lang w:val="en-US"/>
+        </w:rPr>
+        <w:t>/main/java` → `target/classes`          | `maven-compiler-plugin`                      |</w:t>
+      </w:r>
+    </w:p>
+    <w:p>
+      <w:pPr>
+        <w:pStyle w:val="af7"/>
+        <w:ind w:firstLine="0"/>
+        <w:rPr>
+          <w:rFonts w:ascii="Times New Roman" w:hAnsi="Times New Roman" w:cs="Times New Roman"/>
+          <w:szCs w:val="28"/>
+          <w:lang w:val="en-US"/>
+        </w:rPr>
+      </w:pPr>
+      <w:r>
+        <w:rPr>
+          <w:rFonts w:ascii="Times New Roman" w:hAnsi="Times New Roman" w:cs="Times New Roman"/>
+          <w:szCs w:val="28"/>
+          <w:lang w:val="en-US"/>
+        </w:rPr>
+        <w:t xml:space="preserve">| `test`     | </w:t>
+      </w:r>
+      <w:r>
+        <w:rPr>
+          <w:rFonts w:ascii="Times New Roman" w:hAnsi="Times New Roman" w:cs="Times New Roman"/>
+          <w:szCs w:val="28"/>
+        </w:rPr>
+        <w:t>Компилирует</w:t>
+      </w:r>
+      <w:r>
+        <w:rPr>
+          <w:rFonts w:ascii="Times New Roman" w:hAnsi="Times New Roman" w:cs="Times New Roman"/>
+          <w:szCs w:val="28"/>
+          <w:lang w:val="en-US"/>
+        </w:rPr>
+        <w:t xml:space="preserve"> </w:t>
+      </w:r>
+      <w:r>
+        <w:rPr>
+          <w:rFonts w:ascii="Times New Roman" w:hAnsi="Times New Roman" w:cs="Times New Roman"/>
+          <w:szCs w:val="28"/>
+        </w:rPr>
+        <w:t>и</w:t>
+      </w:r>
+      <w:r>
+        <w:rPr>
+          <w:rFonts w:ascii="Times New Roman" w:hAnsi="Times New Roman" w:cs="Times New Roman"/>
+          <w:szCs w:val="28"/>
+          <w:lang w:val="en-US"/>
+        </w:rPr>
+        <w:t xml:space="preserve"> </w:t>
+      </w:r>
+      <w:r>
+        <w:rPr>
+          <w:rFonts w:ascii="Times New Roman" w:hAnsi="Times New Roman" w:cs="Times New Roman"/>
+          <w:szCs w:val="28"/>
+        </w:rPr>
+        <w:t>запускает</w:t>
+      </w:r>
+      <w:r>
+        <w:rPr>
+          <w:rFonts w:ascii="Times New Roman" w:hAnsi="Times New Roman" w:cs="Times New Roman"/>
+          <w:szCs w:val="28"/>
+          <w:lang w:val="en-US"/>
+        </w:rPr>
+        <w:t xml:space="preserve"> unit-</w:t>
+      </w:r>
+      <w:r>
+        <w:rPr>
+          <w:rFonts w:ascii="Times New Roman" w:hAnsi="Times New Roman" w:cs="Times New Roman"/>
+          <w:szCs w:val="28"/>
+        </w:rPr>
+        <w:t>тесты</w:t>
+      </w:r>
+      <w:r>
+        <w:rPr>
+          <w:rFonts w:ascii="Times New Roman" w:hAnsi="Times New Roman" w:cs="Times New Roman"/>
+          <w:szCs w:val="28"/>
+          <w:lang w:val="en-US"/>
+        </w:rPr>
+        <w:t xml:space="preserve"> (`</w:t>
+      </w:r>
+      <w:proofErr w:type="spellStart"/>
+      <w:r>
+        <w:rPr>
+          <w:rFonts w:ascii="Times New Roman" w:hAnsi="Times New Roman" w:cs="Times New Roman"/>
+          <w:szCs w:val="28"/>
+          <w:lang w:val="en-US"/>
+        </w:rPr>
+        <w:t>src</w:t>
+      </w:r>
+      <w:proofErr w:type="spellEnd"/>
+      <w:r>
+        <w:rPr>
+          <w:rFonts w:ascii="Times New Roman" w:hAnsi="Times New Roman" w:cs="Times New Roman"/>
+          <w:szCs w:val="28"/>
+          <w:lang w:val="en-US"/>
+        </w:rPr>
+        <w:t>/test/java</w:t>
+      </w:r>
+      <w:proofErr w:type="gramStart"/>
+      <w:r>
+        <w:rPr>
+          <w:rFonts w:ascii="Times New Roman" w:hAnsi="Times New Roman" w:cs="Times New Roman"/>
+          <w:szCs w:val="28"/>
+          <w:lang w:val="en-US"/>
+        </w:rPr>
+        <w:t xml:space="preserve">`)   </w:t>
+      </w:r>
+      <w:proofErr w:type="gramEnd"/>
+      <w:r>
+        <w:rPr>
+          <w:rFonts w:ascii="Times New Roman" w:hAnsi="Times New Roman" w:cs="Times New Roman"/>
+          <w:szCs w:val="28"/>
+          <w:lang w:val="en-US"/>
+        </w:rPr>
+        <w:t> | `maven-surefire-plugin`                      |</w:t>
+      </w:r>
+    </w:p>
+    <w:p>
+      <w:pPr>
+        <w:pStyle w:val="af7"/>
+        <w:ind w:firstLine="0"/>
+        <w:rPr>
+          <w:rFonts w:ascii="Times New Roman" w:hAnsi="Times New Roman" w:cs="Times New Roman"/>
+          <w:szCs w:val="28"/>
+          <w:lang w:val="en-US"/>
+        </w:rPr>
+      </w:pPr>
+      <w:r>
+        <w:rPr>
+          <w:rFonts w:ascii="Times New Roman" w:hAnsi="Times New Roman" w:cs="Times New Roman"/>
+          <w:szCs w:val="28"/>
+          <w:lang w:val="en-US"/>
+        </w:rPr>
+        <w:t>| `package</w:t>
+      </w:r>
+      <w:proofErr w:type="gramStart"/>
+      <w:r>
+        <w:rPr>
+          <w:rFonts w:ascii="Times New Roman" w:hAnsi="Times New Roman" w:cs="Times New Roman"/>
+          <w:szCs w:val="28"/>
+          <w:lang w:val="en-US"/>
+        </w:rPr>
+        <w:t>`  |</w:t>
+      </w:r>
+      <w:proofErr w:type="gramEnd"/>
+      <w:r>
+        <w:rPr>
+          <w:rFonts w:ascii="Times New Roman" w:hAnsi="Times New Roman" w:cs="Times New Roman"/>
+          <w:szCs w:val="28"/>
+          <w:lang w:val="en-US"/>
+        </w:rPr>
+        <w:t xml:space="preserve"> </w:t>
+      </w:r>
+      <w:r>
+        <w:rPr>
+          <w:rFonts w:ascii="Times New Roman" w:hAnsi="Times New Roman" w:cs="Times New Roman"/>
+          <w:szCs w:val="28"/>
+        </w:rPr>
+        <w:t>Упаковывает</w:t>
+      </w:r>
+      <w:r>
+        <w:rPr>
+          <w:rFonts w:ascii="Times New Roman" w:hAnsi="Times New Roman" w:cs="Times New Roman"/>
+          <w:szCs w:val="28"/>
+          <w:lang w:val="en-US"/>
+        </w:rPr>
+        <w:t xml:space="preserve"> `.</w:t>
+      </w:r>
+      <w:proofErr w:type="spellStart"/>
+      <w:r>
+        <w:rPr>
+          <w:rFonts w:ascii="Times New Roman" w:hAnsi="Times New Roman" w:cs="Times New Roman"/>
+          <w:szCs w:val="28"/>
+          <w:lang w:val="en-US"/>
+        </w:rPr>
+        <w:t>class`</w:t>
+      </w:r>
+      <w:proofErr w:type="spellEnd"/>
+      <w:r>
+        <w:rPr>
+          <w:rFonts w:ascii="Times New Roman" w:hAnsi="Times New Roman" w:cs="Times New Roman"/>
+          <w:szCs w:val="28"/>
+          <w:lang w:val="en-US"/>
+        </w:rPr>
+        <w:t xml:space="preserve"> </w:t>
+      </w:r>
+      <w:r>
+        <w:rPr>
+          <w:rFonts w:ascii="Times New Roman" w:hAnsi="Times New Roman" w:cs="Times New Roman"/>
+          <w:szCs w:val="28"/>
+        </w:rPr>
+        <w:t>в</w:t>
+      </w:r>
+      <w:r>
+        <w:rPr>
+          <w:rFonts w:ascii="Times New Roman" w:hAnsi="Times New Roman" w:cs="Times New Roman"/>
+          <w:szCs w:val="28"/>
+          <w:lang w:val="en-US"/>
+        </w:rPr>
+        <w:t xml:space="preserve"> JAR / WAR                        | `maven-jar-plugin`, `maven-war-plugin`       |</w:t>
+      </w:r>
+    </w:p>
+    <w:p>
+      <w:pPr>
+        <w:pStyle w:val="af7"/>
+        <w:ind w:firstLine="0"/>
+        <w:rPr>
+          <w:rFonts w:ascii="Times New Roman" w:hAnsi="Times New Roman" w:cs="Times New Roman"/>
+          <w:szCs w:val="28"/>
+          <w:lang w:val="en-US"/>
+        </w:rPr>
+      </w:pPr>
+      <w:r>
+        <w:rPr>
+          <w:rFonts w:ascii="Times New Roman" w:hAnsi="Times New Roman" w:cs="Times New Roman"/>
+          <w:szCs w:val="28"/>
+          <w:lang w:val="en-US"/>
+        </w:rPr>
+        <w:t xml:space="preserve">| `verify`   | </w:t>
+      </w:r>
+      <w:r>
+        <w:rPr>
+          <w:rFonts w:ascii="Times New Roman" w:hAnsi="Times New Roman" w:cs="Times New Roman"/>
+          <w:szCs w:val="28"/>
+        </w:rPr>
+        <w:t>Интеграционные</w:t>
+      </w:r>
+      <w:r>
+        <w:rPr>
+          <w:rFonts w:ascii="Times New Roman" w:hAnsi="Times New Roman" w:cs="Times New Roman"/>
+          <w:szCs w:val="28"/>
+          <w:lang w:val="en-US"/>
+        </w:rPr>
+        <w:t xml:space="preserve"> </w:t>
+      </w:r>
+      <w:r>
+        <w:rPr>
+          <w:rFonts w:ascii="Times New Roman" w:hAnsi="Times New Roman" w:cs="Times New Roman"/>
+          <w:szCs w:val="28"/>
+        </w:rPr>
+        <w:t>тесты</w:t>
+      </w:r>
+      <w:r>
+        <w:rPr>
+          <w:rFonts w:ascii="Times New Roman" w:hAnsi="Times New Roman" w:cs="Times New Roman"/>
+          <w:szCs w:val="28"/>
+          <w:lang w:val="en-US"/>
+        </w:rPr>
+        <w:t xml:space="preserve">, </w:t>
+      </w:r>
+      <w:r>
+        <w:rPr>
+          <w:rFonts w:ascii="Times New Roman" w:hAnsi="Times New Roman" w:cs="Times New Roman"/>
+          <w:szCs w:val="28"/>
+        </w:rPr>
+        <w:t>проверки</w:t>
+      </w:r>
+      <w:r>
+        <w:rPr>
+          <w:rFonts w:ascii="Times New Roman" w:hAnsi="Times New Roman" w:cs="Times New Roman"/>
+          <w:szCs w:val="28"/>
+          <w:lang w:val="en-US"/>
+        </w:rPr>
+        <w:t xml:space="preserve"> </w:t>
+      </w:r>
+      <w:r>
+        <w:rPr>
+          <w:rFonts w:ascii="Times New Roman" w:hAnsi="Times New Roman" w:cs="Times New Roman"/>
+          <w:szCs w:val="28"/>
+        </w:rPr>
+        <w:t>качества</w:t>
+      </w:r>
+      <w:r>
+        <w:rPr>
+          <w:rFonts w:ascii="Times New Roman" w:hAnsi="Times New Roman" w:cs="Times New Roman"/>
+          <w:szCs w:val="28"/>
+          <w:lang w:val="en-US"/>
+        </w:rPr>
+        <w:t xml:space="preserve">, </w:t>
+      </w:r>
+      <w:r>
+        <w:rPr>
+          <w:rFonts w:ascii="Times New Roman" w:hAnsi="Times New Roman" w:cs="Times New Roman"/>
+          <w:szCs w:val="28"/>
+        </w:rPr>
+        <w:t>покрытие</w:t>
+      </w:r>
+      <w:r>
+        <w:rPr>
+          <w:rFonts w:ascii="Times New Roman" w:hAnsi="Times New Roman" w:cs="Times New Roman"/>
+          <w:szCs w:val="28"/>
+          <w:lang w:val="en-US"/>
+        </w:rPr>
+        <w:t xml:space="preserve">       | `maven-failsafe-plugin`, `</w:t>
+      </w:r>
+      <w:proofErr w:type="spellStart"/>
+      <w:r>
+        <w:rPr>
+          <w:rFonts w:ascii="Times New Roman" w:hAnsi="Times New Roman" w:cs="Times New Roman"/>
+          <w:szCs w:val="28"/>
+          <w:lang w:val="en-US"/>
+        </w:rPr>
+        <w:t>jacoco</w:t>
+      </w:r>
+      <w:proofErr w:type="spellEnd"/>
+      <w:r>
+        <w:rPr>
+          <w:rFonts w:ascii="Times New Roman" w:hAnsi="Times New Roman" w:cs="Times New Roman"/>
+          <w:szCs w:val="28"/>
+          <w:lang w:val="en-US"/>
+        </w:rPr>
+        <w:t>-maven-plugin` |</w:t>
+      </w:r>
+    </w:p>
+    <w:p>
+      <w:pPr>
+        <w:pStyle w:val="af7"/>
+        <w:ind w:firstLine="0"/>
+        <w:rPr>
+          <w:rFonts w:ascii="Times New Roman" w:hAnsi="Times New Roman" w:cs="Times New Roman"/>
+          <w:szCs w:val="28"/>
+          <w:lang w:val="en-US"/>
+        </w:rPr>
+      </w:pPr>
+      <w:r>
+        <w:rPr>
+          <w:rFonts w:ascii="Times New Roman" w:hAnsi="Times New Roman" w:cs="Times New Roman"/>
+          <w:szCs w:val="28"/>
+          <w:lang w:val="en-US"/>
+        </w:rPr>
+        <w:t>| `install</w:t>
+      </w:r>
+      <w:proofErr w:type="gramStart"/>
+      <w:r>
+        <w:rPr>
+          <w:rFonts w:ascii="Times New Roman" w:hAnsi="Times New Roman" w:cs="Times New Roman"/>
+          <w:szCs w:val="28"/>
+          <w:lang w:val="en-US"/>
+        </w:rPr>
+        <w:t>`  |</w:t>
+      </w:r>
+      <w:proofErr w:type="gramEnd"/>
+      <w:r>
+        <w:rPr>
+          <w:rFonts w:ascii="Times New Roman" w:hAnsi="Times New Roman" w:cs="Times New Roman"/>
+          <w:szCs w:val="28"/>
+          <w:lang w:val="en-US"/>
+        </w:rPr>
+        <w:t xml:space="preserve"> </w:t>
+      </w:r>
+      <w:r>
+        <w:rPr>
+          <w:rFonts w:ascii="Times New Roman" w:hAnsi="Times New Roman" w:cs="Times New Roman"/>
+          <w:szCs w:val="28"/>
+        </w:rPr>
+        <w:t>Кладёт</w:t>
+      </w:r>
+      <w:r>
+        <w:rPr>
+          <w:rFonts w:ascii="Times New Roman" w:hAnsi="Times New Roman" w:cs="Times New Roman"/>
+          <w:szCs w:val="28"/>
+          <w:lang w:val="en-US"/>
+        </w:rPr>
+        <w:t xml:space="preserve"> </w:t>
+      </w:r>
+      <w:r>
+        <w:rPr>
+          <w:rFonts w:ascii="Times New Roman" w:hAnsi="Times New Roman" w:cs="Times New Roman"/>
+          <w:szCs w:val="28"/>
+        </w:rPr>
+        <w:t>артефакт</w:t>
+      </w:r>
+      <w:r>
+        <w:rPr>
+          <w:rFonts w:ascii="Times New Roman" w:hAnsi="Times New Roman" w:cs="Times New Roman"/>
+          <w:szCs w:val="28"/>
+          <w:lang w:val="en-US"/>
+        </w:rPr>
+        <w:t xml:space="preserve"> </w:t>
+      </w:r>
+      <w:r>
+        <w:rPr>
+          <w:rFonts w:ascii="Times New Roman" w:hAnsi="Times New Roman" w:cs="Times New Roman"/>
+          <w:szCs w:val="28"/>
+        </w:rPr>
+        <w:t>в</w:t>
+      </w:r>
+      <w:r>
+        <w:rPr>
+          <w:rFonts w:ascii="Times New Roman" w:hAnsi="Times New Roman" w:cs="Times New Roman"/>
+          <w:szCs w:val="28"/>
+          <w:lang w:val="en-US"/>
+        </w:rPr>
+        <w:t xml:space="preserve"> </w:t>
+      </w:r>
+      <w:r>
+        <w:rPr>
+          <w:rFonts w:ascii="Times New Roman" w:hAnsi="Times New Roman" w:cs="Times New Roman"/>
+          <w:szCs w:val="28"/>
+        </w:rPr>
+        <w:t>локальный</w:t>
+      </w:r>
+      <w:r>
+        <w:rPr>
+          <w:rFonts w:ascii="Times New Roman" w:hAnsi="Times New Roman" w:cs="Times New Roman"/>
+          <w:szCs w:val="28"/>
+          <w:lang w:val="en-US"/>
+        </w:rPr>
+        <w:t xml:space="preserve"> </w:t>
+      </w:r>
+      <w:r>
+        <w:rPr>
+          <w:rFonts w:ascii="Times New Roman" w:hAnsi="Times New Roman" w:cs="Times New Roman"/>
+          <w:szCs w:val="28"/>
+        </w:rPr>
+        <w:t>репозиторий</w:t>
+      </w:r>
+      <w:r>
+        <w:rPr>
+          <w:rFonts w:ascii="Times New Roman" w:hAnsi="Times New Roman" w:cs="Times New Roman"/>
+          <w:szCs w:val="28"/>
+          <w:lang w:val="en-US"/>
+        </w:rPr>
+        <w:t xml:space="preserve"> `~/.m2`         | `maven-install-plugin`                       |</w:t>
+      </w:r>
+    </w:p>
+    <w:p>
+      <w:pPr>
+        <w:pStyle w:val="af7"/>
+        <w:ind w:firstLine="0"/>
+        <w:rPr>
+          <w:rFonts w:ascii="Times New Roman" w:hAnsi="Times New Roman" w:cs="Times New Roman"/>
+          <w:szCs w:val="28"/>
+          <w:lang w:val="en-US"/>
+        </w:rPr>
+      </w:pPr>
+      <w:r>
+        <w:rPr>
+          <w:rFonts w:ascii="Times New Roman" w:hAnsi="Times New Roman" w:cs="Times New Roman"/>
+          <w:szCs w:val="28"/>
+          <w:lang w:val="en-US"/>
+        </w:rPr>
+        <w:t xml:space="preserve">| `deploy`   | </w:t>
+      </w:r>
+      <w:r>
+        <w:rPr>
+          <w:rFonts w:ascii="Times New Roman" w:hAnsi="Times New Roman" w:cs="Times New Roman"/>
+          <w:szCs w:val="28"/>
+        </w:rPr>
+        <w:t>Публикует</w:t>
+      </w:r>
+      <w:r>
+        <w:rPr>
+          <w:rFonts w:ascii="Times New Roman" w:hAnsi="Times New Roman" w:cs="Times New Roman"/>
+          <w:szCs w:val="28"/>
+          <w:lang w:val="en-US"/>
+        </w:rPr>
+        <w:t xml:space="preserve"> </w:t>
+      </w:r>
+      <w:r>
+        <w:rPr>
+          <w:rFonts w:ascii="Times New Roman" w:hAnsi="Times New Roman" w:cs="Times New Roman"/>
+          <w:szCs w:val="28"/>
+        </w:rPr>
+        <w:t>артефакт</w:t>
+      </w:r>
+      <w:r>
+        <w:rPr>
+          <w:rFonts w:ascii="Times New Roman" w:hAnsi="Times New Roman" w:cs="Times New Roman"/>
+          <w:szCs w:val="28"/>
+          <w:lang w:val="en-US"/>
+        </w:rPr>
+        <w:t xml:space="preserve"> </w:t>
+      </w:r>
+      <w:r>
+        <w:rPr>
+          <w:rFonts w:ascii="Times New Roman" w:hAnsi="Times New Roman" w:cs="Times New Roman"/>
+          <w:szCs w:val="28"/>
+        </w:rPr>
+        <w:t>в</w:t>
+      </w:r>
+      <w:r>
+        <w:rPr>
+          <w:rFonts w:ascii="Times New Roman" w:hAnsi="Times New Roman" w:cs="Times New Roman"/>
+          <w:szCs w:val="28"/>
+          <w:lang w:val="en-US"/>
+        </w:rPr>
+        <w:t xml:space="preserve"> </w:t>
+      </w:r>
+      <w:r>
+        <w:rPr>
+          <w:rFonts w:ascii="Times New Roman" w:hAnsi="Times New Roman" w:cs="Times New Roman"/>
+          <w:szCs w:val="28"/>
+        </w:rPr>
+        <w:t>удалённый</w:t>
+      </w:r>
+      <w:r>
+        <w:rPr>
+          <w:rFonts w:ascii="Times New Roman" w:hAnsi="Times New Roman" w:cs="Times New Roman"/>
+          <w:szCs w:val="28"/>
+          <w:lang w:val="en-US"/>
+        </w:rPr>
+        <w:t xml:space="preserve"> </w:t>
+      </w:r>
+      <w:r>
+        <w:rPr>
+          <w:rFonts w:ascii="Times New Roman" w:hAnsi="Times New Roman" w:cs="Times New Roman"/>
+          <w:szCs w:val="28"/>
+        </w:rPr>
+        <w:t>репозиторий</w:t>
+      </w:r>
+      <w:r>
+        <w:rPr>
+          <w:rFonts w:ascii="Times New Roman" w:hAnsi="Times New Roman" w:cs="Times New Roman"/>
+          <w:szCs w:val="28"/>
+          <w:lang w:val="en-US"/>
+        </w:rPr>
+        <w:t xml:space="preserve"> (</w:t>
+      </w:r>
+      <w:proofErr w:type="gramStart"/>
+      <w:r>
+        <w:rPr>
+          <w:rFonts w:ascii="Times New Roman" w:hAnsi="Times New Roman" w:cs="Times New Roman"/>
+          <w:szCs w:val="28"/>
+          <w:lang w:val="en-US"/>
+        </w:rPr>
+        <w:t xml:space="preserve">Nexus)   </w:t>
+      </w:r>
+      <w:proofErr w:type="gramEnd"/>
+      <w:r>
+        <w:rPr>
+          <w:rFonts w:ascii="Times New Roman" w:hAnsi="Times New Roman" w:cs="Times New Roman"/>
+          <w:szCs w:val="28"/>
+          <w:lang w:val="en-US"/>
+        </w:rPr>
+        <w:t>   | `maven-deploy-plugin`                        |</w:t>
+      </w:r>
+    </w:p>
+    <w:p>
+      <w:pPr>
+        <w:pStyle w:val="af7"/>
+        <w:ind w:firstLine="0"/>
+        <w:rPr>
+          <w:rFonts w:ascii="Times New Roman" w:hAnsi="Times New Roman" w:cs="Times New Roman"/>
+          <w:szCs w:val="28"/>
+          <w:lang w:val="en-US"/>
+        </w:rPr>
+      </w:pPr>
+    </w:p>
+    <w:p>
+      <w:pPr>
+        <w:pStyle w:val="af7"/>
+        <w:ind w:firstLine="0"/>
+        <w:rPr>
+          <w:rFonts w:ascii="Times New Roman" w:hAnsi="Times New Roman" w:cs="Times New Roman"/>
+          <w:szCs w:val="28"/>
+        </w:rPr>
+      </w:pPr>
+      <w:r>
+        <w:rPr>
+          <w:rFonts w:ascii="Times New Roman" w:hAnsi="Times New Roman" w:cs="Times New Roman"/>
+          <w:szCs w:val="28"/>
+        </w:rPr>
+        <w:t>## Артефакты сборки</w:t>
+      </w:r>
+    </w:p>
+    <w:p>
+      <w:pPr>
+        <w:pStyle w:val="af7"/>
+        <w:ind w:firstLine="0"/>
+        <w:rPr>
+          <w:rFonts w:ascii="Times New Roman" w:hAnsi="Times New Roman" w:cs="Times New Roman"/>
+          <w:szCs w:val="28"/>
+        </w:rPr>
+      </w:pPr>
+    </w:p>
+    <w:p>
+      <w:pPr>
+        <w:pStyle w:val="af7"/>
+        <w:ind w:firstLine="0"/>
+        <w:rPr>
+          <w:rFonts w:ascii="Times New Roman" w:hAnsi="Times New Roman" w:cs="Times New Roman"/>
+          <w:szCs w:val="28"/>
+        </w:rPr>
+      </w:pPr>
+      <w:r>
+        <w:rPr>
+          <w:rFonts w:ascii="Times New Roman" w:hAnsi="Times New Roman" w:cs="Times New Roman"/>
+          <w:szCs w:val="28"/>
+        </w:rPr>
+        <w:t>После `</w:t>
+      </w:r>
+      <w:proofErr w:type="spellStart"/>
+      <w:r>
+        <w:rPr>
+          <w:rFonts w:ascii="Times New Roman" w:hAnsi="Times New Roman" w:cs="Times New Roman"/>
+          <w:szCs w:val="28"/>
+        </w:rPr>
+        <w:t>mvn</w:t>
+      </w:r>
+      <w:proofErr w:type="spellEnd"/>
+      <w:r>
+        <w:rPr>
+          <w:rFonts w:ascii="Times New Roman" w:hAnsi="Times New Roman" w:cs="Times New Roman"/>
+          <w:szCs w:val="28"/>
+        </w:rPr>
+        <w:t xml:space="preserve"> </w:t>
+      </w:r>
+      <w:proofErr w:type="spellStart"/>
+      <w:r>
+        <w:rPr>
+          <w:rFonts w:ascii="Times New Roman" w:hAnsi="Times New Roman" w:cs="Times New Roman"/>
+          <w:szCs w:val="28"/>
+        </w:rPr>
+        <w:t>package</w:t>
+      </w:r>
+      <w:proofErr w:type="spellEnd"/>
+      <w:r>
+        <w:rPr>
+          <w:rFonts w:ascii="Times New Roman" w:hAnsi="Times New Roman" w:cs="Times New Roman"/>
+          <w:szCs w:val="28"/>
+        </w:rPr>
+        <w:t>` в `</w:t>
+      </w:r>
+      <w:proofErr w:type="spellStart"/>
+      <w:r>
+        <w:rPr>
+          <w:rFonts w:ascii="Times New Roman" w:hAnsi="Times New Roman" w:cs="Times New Roman"/>
+          <w:szCs w:val="28"/>
+        </w:rPr>
+        <w:t>target</w:t>
+      </w:r>
+      <w:proofErr w:type="spellEnd"/>
+      <w:r>
+        <w:rPr>
+          <w:rFonts w:ascii="Times New Roman" w:hAnsi="Times New Roman" w:cs="Times New Roman"/>
+          <w:szCs w:val="28"/>
+        </w:rPr>
+        <w:t>/` появляются:</w:t>
+      </w:r>
+    </w:p>
+    <w:p>
+      <w:pPr>
+        <w:pStyle w:val="af7"/>
+        <w:ind w:firstLine="0"/>
+        <w:rPr>
+          <w:rFonts w:ascii="Times New Roman" w:hAnsi="Times New Roman" w:cs="Times New Roman"/>
+          <w:szCs w:val="28"/>
+        </w:rPr>
+      </w:pPr>
+    </w:p>
+    <w:p>
+      <w:pPr>
+        <w:pStyle w:val="af7"/>
+        <w:ind w:firstLine="0"/>
+        <w:rPr>
+          <w:rFonts w:ascii="Times New Roman" w:hAnsi="Times New Roman" w:cs="Times New Roman"/>
+          <w:szCs w:val="28"/>
+        </w:rPr>
+      </w:pPr>
+      <w:r>
+        <w:rPr>
+          <w:rFonts w:ascii="Times New Roman" w:hAnsi="Times New Roman" w:cs="Times New Roman"/>
+          <w:szCs w:val="28"/>
+        </w:rPr>
+        <w:t>- `app-1.0.0.jar` — основной бинарный артефакт</w:t>
+      </w:r>
+    </w:p>
+    <w:p>
+      <w:pPr>
+        <w:pStyle w:val="af7"/>
+        <w:ind w:firstLine="0"/>
+        <w:rPr>
+          <w:rFonts w:ascii="Times New Roman" w:hAnsi="Times New Roman" w:cs="Times New Roman"/>
+          <w:szCs w:val="28"/>
+        </w:rPr>
+      </w:pPr>
+      <w:r>
+        <w:rPr>
+          <w:rFonts w:ascii="Times New Roman" w:hAnsi="Times New Roman" w:cs="Times New Roman"/>
+          <w:szCs w:val="28"/>
+        </w:rPr>
+        <w:t>- `app-1.0.0-sources.jar` — исходники (если подключён `</w:t>
+      </w:r>
+      <w:proofErr w:type="spellStart"/>
+      <w:r>
+        <w:rPr>
+          <w:rFonts w:ascii="Times New Roman" w:hAnsi="Times New Roman" w:cs="Times New Roman"/>
+          <w:szCs w:val="28"/>
+        </w:rPr>
+        <w:t>maven-source-plugin</w:t>
+      </w:r>
+      <w:proofErr w:type="spellEnd"/>
+      <w:r>
+        <w:rPr>
+          <w:rFonts w:ascii="Times New Roman" w:hAnsi="Times New Roman" w:cs="Times New Roman"/>
+          <w:szCs w:val="28"/>
+        </w:rPr>
+        <w:t>`)</w:t>
+      </w:r>
+    </w:p>
+    <w:p>
+      <w:pPr>
+        <w:pStyle w:val="af7"/>
+        <w:ind w:firstLine="0"/>
+        <w:rPr>
+          <w:rFonts w:ascii="Times New Roman" w:hAnsi="Times New Roman" w:cs="Times New Roman"/>
+          <w:szCs w:val="28"/>
+        </w:rPr>
+      </w:pPr>
+      <w:r>
+        <w:rPr>
+          <w:rFonts w:ascii="Times New Roman" w:hAnsi="Times New Roman" w:cs="Times New Roman"/>
+          <w:szCs w:val="28"/>
+        </w:rPr>
+        <w:t>- `app-1.0.0-javadoc.jar` — документация (если подключён `</w:t>
+      </w:r>
+      <w:proofErr w:type="spellStart"/>
+      <w:r>
+        <w:rPr>
+          <w:rFonts w:ascii="Times New Roman" w:hAnsi="Times New Roman" w:cs="Times New Roman"/>
+          <w:szCs w:val="28"/>
+        </w:rPr>
+        <w:t>maven-javadoc-plugin</w:t>
+      </w:r>
+      <w:proofErr w:type="spellEnd"/>
+      <w:r>
+        <w:rPr>
+          <w:rFonts w:ascii="Times New Roman" w:hAnsi="Times New Roman" w:cs="Times New Roman"/>
+          <w:szCs w:val="28"/>
+        </w:rPr>
+        <w:t>`)</w:t>
+      </w:r>
+    </w:p>
+    <w:p>
+      <w:pPr>
+        <w:pStyle w:val="af7"/>
+        <w:ind w:firstLine="0"/>
+        <w:rPr>
+          <w:rFonts w:ascii="Times New Roman" w:hAnsi="Times New Roman" w:cs="Times New Roman"/>
+          <w:szCs w:val="28"/>
+        </w:rPr>
+      </w:pPr>
+      <w:r>
+        <w:rPr>
+          <w:rFonts w:ascii="Times New Roman" w:hAnsi="Times New Roman" w:cs="Times New Roman"/>
+          <w:szCs w:val="28"/>
+        </w:rPr>
+        <w:lastRenderedPageBreak/>
+        <w:t>- `</w:t>
+      </w:r>
+      <w:proofErr w:type="spellStart"/>
+      <w:r>
+        <w:rPr>
+          <w:rFonts w:ascii="Times New Roman" w:hAnsi="Times New Roman" w:cs="Times New Roman"/>
+          <w:szCs w:val="28"/>
+        </w:rPr>
+        <w:t>surefire-reports</w:t>
+      </w:r>
+      <w:proofErr w:type="spellEnd"/>
+      <w:r>
+        <w:rPr>
+          <w:rFonts w:ascii="Times New Roman" w:hAnsi="Times New Roman" w:cs="Times New Roman"/>
+          <w:szCs w:val="28"/>
+        </w:rPr>
+        <w:t>/` — отчёты о тестах</w:t>
+      </w:r>
+    </w:p>
+    <w:p>
+      <w:pPr>
+        <w:pStyle w:val="af7"/>
+        <w:ind w:firstLine="0"/>
+        <w:rPr>
+          <w:rFonts w:ascii="Times New Roman" w:hAnsi="Times New Roman" w:cs="Times New Roman"/>
+          <w:szCs w:val="28"/>
+        </w:rPr>
+      </w:pPr>
+      <w:r>
+        <w:rPr>
+          <w:rFonts w:ascii="Times New Roman" w:hAnsi="Times New Roman" w:cs="Times New Roman"/>
+          <w:szCs w:val="28"/>
+        </w:rPr>
+        <w:t>- `</w:t>
+      </w:r>
+      <w:proofErr w:type="spellStart"/>
+      <w:r>
+        <w:rPr>
+          <w:rFonts w:ascii="Times New Roman" w:hAnsi="Times New Roman" w:cs="Times New Roman"/>
+          <w:szCs w:val="28"/>
+        </w:rPr>
+        <w:t>site</w:t>
+      </w:r>
+      <w:proofErr w:type="spellEnd"/>
+      <w:r>
+        <w:rPr>
+          <w:rFonts w:ascii="Times New Roman" w:hAnsi="Times New Roman" w:cs="Times New Roman"/>
+          <w:szCs w:val="28"/>
+        </w:rPr>
+        <w:t>/</w:t>
+      </w:r>
+      <w:proofErr w:type="spellStart"/>
+      <w:r>
+        <w:rPr>
+          <w:rFonts w:ascii="Times New Roman" w:hAnsi="Times New Roman" w:cs="Times New Roman"/>
+          <w:szCs w:val="28"/>
+        </w:rPr>
+        <w:t>jacoco</w:t>
+      </w:r>
+      <w:proofErr w:type="spellEnd"/>
+      <w:r>
+        <w:rPr>
+          <w:rFonts w:ascii="Times New Roman" w:hAnsi="Times New Roman" w:cs="Times New Roman"/>
+          <w:szCs w:val="28"/>
+        </w:rPr>
+        <w:t>/` — отчёт о покрытии кода</w:t>
+      </w:r>
+    </w:p>
+    <w:p>
+      <w:pPr>
+        <w:pStyle w:val="af7"/>
+        <w:ind w:firstLine="0"/>
+        <w:rPr>
+          <w:rFonts w:ascii="Times New Roman" w:hAnsi="Times New Roman" w:cs="Times New Roman"/>
+          <w:szCs w:val="28"/>
+        </w:rPr>
+      </w:pPr>
+    </w:p>
+    <w:p>
+      <w:pPr>
+        <w:pStyle w:val="af7"/>
+        <w:ind w:firstLine="0"/>
+        <w:rPr>
+          <w:rFonts w:ascii="Times New Roman" w:hAnsi="Times New Roman" w:cs="Times New Roman"/>
+          <w:szCs w:val="28"/>
+        </w:rPr>
+      </w:pPr>
+      <w:r>
+        <w:rPr>
+          <w:rFonts w:ascii="Times New Roman" w:hAnsi="Times New Roman" w:cs="Times New Roman"/>
+          <w:szCs w:val="28"/>
+        </w:rPr>
+        <w:t>## Управление зависимостями</w:t>
+      </w:r>
+    </w:p>
+    <w:p>
+      <w:pPr>
+        <w:pStyle w:val="af7"/>
+        <w:ind w:firstLine="0"/>
+        <w:rPr>
+          <w:rFonts w:ascii="Times New Roman" w:hAnsi="Times New Roman" w:cs="Times New Roman"/>
+          <w:szCs w:val="28"/>
+        </w:rPr>
+      </w:pPr>
+    </w:p>
+    <w:p>
+      <w:pPr>
+        <w:pStyle w:val="af7"/>
+        <w:ind w:firstLine="0"/>
+        <w:rPr>
+          <w:rFonts w:ascii="Times New Roman" w:hAnsi="Times New Roman" w:cs="Times New Roman"/>
+          <w:szCs w:val="28"/>
+        </w:rPr>
+      </w:pPr>
+      <w:r>
+        <w:rPr>
+          <w:rFonts w:ascii="Times New Roman" w:hAnsi="Times New Roman" w:cs="Times New Roman"/>
+          <w:szCs w:val="28"/>
+        </w:rPr>
+        <w:t>Зависимости объявляются декларативно в `pom.xml`:</w:t>
+      </w:r>
+    </w:p>
+    <w:p>
+      <w:pPr>
+        <w:pStyle w:val="af7"/>
+        <w:ind w:firstLine="0"/>
+        <w:rPr>
+          <w:rFonts w:ascii="Times New Roman" w:hAnsi="Times New Roman" w:cs="Times New Roman"/>
+          <w:szCs w:val="28"/>
+        </w:rPr>
+      </w:pPr>
+    </w:p>
+    <w:p>
+      <w:pPr>
+        <w:pStyle w:val="af7"/>
+        <w:ind w:firstLine="0"/>
+        <w:rPr>
+          <w:rFonts w:ascii="Times New Roman" w:hAnsi="Times New Roman" w:cs="Times New Roman"/>
+          <w:szCs w:val="28"/>
+          <w:lang w:val="en-US"/>
+        </w:rPr>
+      </w:pPr>
+      <w:r>
+        <w:rPr>
+          <w:rFonts w:ascii="Times New Roman" w:hAnsi="Times New Roman" w:cs="Times New Roman"/>
+          <w:szCs w:val="28"/>
+          <w:lang w:val="en-US"/>
+        </w:rPr>
+        <w:t>```xml</w:t>
+      </w:r>
+    </w:p>
+    <w:p>
+      <w:pPr>
+        <w:pStyle w:val="af7"/>
+        <w:ind w:firstLine="0"/>
+        <w:rPr>
+          <w:rFonts w:ascii="Times New Roman" w:hAnsi="Times New Roman" w:cs="Times New Roman"/>
+          <w:szCs w:val="28"/>
+          <w:lang w:val="en-US"/>
+        </w:rPr>
+      </w:pPr>
+      <w:r>
+        <w:rPr>
+          <w:rFonts w:ascii="Times New Roman" w:hAnsi="Times New Roman" w:cs="Times New Roman"/>
+          <w:szCs w:val="28"/>
+          <w:lang w:val="en-US"/>
+        </w:rPr>
+        <w:t>&lt;dependency&gt;</w:t>
+      </w:r>
+    </w:p>
+    <w:p>
+      <w:pPr>
+        <w:pStyle w:val="af7"/>
+        <w:ind w:firstLine="0"/>
+        <w:rPr>
+          <w:rFonts w:ascii="Times New Roman" w:hAnsi="Times New Roman" w:cs="Times New Roman"/>
+          <w:szCs w:val="28"/>
+          <w:lang w:val="en-US"/>
+        </w:rPr>
+      </w:pPr>
+      <w:r>
+        <w:rPr>
+          <w:rFonts w:ascii="Times New Roman" w:hAnsi="Times New Roman" w:cs="Times New Roman"/>
+          <w:szCs w:val="28"/>
+          <w:lang w:val="en-US"/>
+        </w:rPr>
+        <w:t xml:space="preserve">    </w:t>
+      </w:r>
+      <w:proofErr w:type="gramStart"/>
+      <w:r>
+        <w:rPr>
+          <w:rFonts w:ascii="Times New Roman" w:hAnsi="Times New Roman" w:cs="Times New Roman"/>
+          <w:szCs w:val="28"/>
+          <w:lang w:val="en-US"/>
+        </w:rPr>
+        <w:t>&lt;</w:t>
+      </w:r>
+      <w:proofErr w:type="spellStart"/>
+      <w:r>
+        <w:rPr>
+          <w:rFonts w:ascii="Times New Roman" w:hAnsi="Times New Roman" w:cs="Times New Roman"/>
+          <w:szCs w:val="28"/>
+          <w:lang w:val="en-US"/>
+        </w:rPr>
+        <w:t>groupId</w:t>
+      </w:r>
+      <w:proofErr w:type="spellEnd"/>
+      <w:r>
+        <w:rPr>
+          <w:rFonts w:ascii="Times New Roman" w:hAnsi="Times New Roman" w:cs="Times New Roman"/>
+          <w:szCs w:val="28"/>
+          <w:lang w:val="en-US"/>
+        </w:rPr>
+        <w:t>&gt;</w:t>
+      </w:r>
+      <w:proofErr w:type="spellStart"/>
+      <w:r>
+        <w:rPr>
+          <w:rFonts w:ascii="Times New Roman" w:hAnsi="Times New Roman" w:cs="Times New Roman"/>
+          <w:szCs w:val="28"/>
+          <w:lang w:val="en-US"/>
+        </w:rPr>
+        <w:t>org.junit.jupiter</w:t>
+      </w:r>
+      <w:proofErr w:type="spellEnd"/>
+      <w:proofErr w:type="gramEnd"/>
+      <w:r>
+        <w:rPr>
+          <w:rFonts w:ascii="Times New Roman" w:hAnsi="Times New Roman" w:cs="Times New Roman"/>
+          <w:szCs w:val="28"/>
+          <w:lang w:val="en-US"/>
+        </w:rPr>
+        <w:t>&lt;/</w:t>
+      </w:r>
+      <w:proofErr w:type="spellStart"/>
+      <w:r>
+        <w:rPr>
+          <w:rFonts w:ascii="Times New Roman" w:hAnsi="Times New Roman" w:cs="Times New Roman"/>
+          <w:szCs w:val="28"/>
+          <w:lang w:val="en-US"/>
+        </w:rPr>
+        <w:t>groupId</w:t>
+      </w:r>
+      <w:proofErr w:type="spellEnd"/>
+      <w:r>
+        <w:rPr>
+          <w:rFonts w:ascii="Times New Roman" w:hAnsi="Times New Roman" w:cs="Times New Roman"/>
+          <w:szCs w:val="28"/>
+          <w:lang w:val="en-US"/>
+        </w:rPr>
+        <w:t>&gt;</w:t>
+      </w:r>
+    </w:p>
+    <w:p>
+      <w:pPr>
+        <w:pStyle w:val="af7"/>
+        <w:ind w:firstLine="0"/>
+        <w:rPr>
+          <w:rFonts w:ascii="Times New Roman" w:hAnsi="Times New Roman" w:cs="Times New Roman"/>
+          <w:szCs w:val="28"/>
+          <w:lang w:val="en-US"/>
+        </w:rPr>
+      </w:pPr>
+      <w:r>
+        <w:rPr>
+          <w:rFonts w:ascii="Times New Roman" w:hAnsi="Times New Roman" w:cs="Times New Roman"/>
+          <w:szCs w:val="28"/>
+          <w:lang w:val="en-US"/>
+        </w:rPr>
+        <w:t>    &lt;</w:t>
+      </w:r>
+      <w:proofErr w:type="spellStart"/>
+      <w:r>
+        <w:rPr>
+          <w:rFonts w:ascii="Times New Roman" w:hAnsi="Times New Roman" w:cs="Times New Roman"/>
+          <w:szCs w:val="28"/>
+          <w:lang w:val="en-US"/>
+        </w:rPr>
+        <w:t>artifactId</w:t>
+      </w:r>
+      <w:proofErr w:type="spellEnd"/>
+      <w:r>
+        <w:rPr>
+          <w:rFonts w:ascii="Times New Roman" w:hAnsi="Times New Roman" w:cs="Times New Roman"/>
+          <w:szCs w:val="28"/>
+          <w:lang w:val="en-US"/>
+        </w:rPr>
+        <w:t>&gt;</w:t>
+      </w:r>
+      <w:proofErr w:type="spellStart"/>
+      <w:r>
+        <w:rPr>
+          <w:rFonts w:ascii="Times New Roman" w:hAnsi="Times New Roman" w:cs="Times New Roman"/>
+          <w:szCs w:val="28"/>
+          <w:lang w:val="en-US"/>
+        </w:rPr>
+        <w:t>junit-jupiter</w:t>
+      </w:r>
+      <w:proofErr w:type="spellEnd"/>
+      <w:r>
+        <w:rPr>
+          <w:rFonts w:ascii="Times New Roman" w:hAnsi="Times New Roman" w:cs="Times New Roman"/>
+          <w:szCs w:val="28"/>
+          <w:lang w:val="en-US"/>
+        </w:rPr>
+        <w:t>&lt;/</w:t>
+      </w:r>
+      <w:proofErr w:type="spellStart"/>
+      <w:r>
+        <w:rPr>
+          <w:rFonts w:ascii="Times New Roman" w:hAnsi="Times New Roman" w:cs="Times New Roman"/>
+          <w:szCs w:val="28"/>
+          <w:lang w:val="en-US"/>
+        </w:rPr>
+        <w:t>artifactId</w:t>
+      </w:r>
+      <w:proofErr w:type="spellEnd"/>
+      <w:r>
+        <w:rPr>
+          <w:rFonts w:ascii="Times New Roman" w:hAnsi="Times New Roman" w:cs="Times New Roman"/>
+          <w:szCs w:val="28"/>
+          <w:lang w:val="en-US"/>
+        </w:rPr>
+        <w:t>&gt;</w:t>
+      </w:r>
+    </w:p>
+    <w:p>
+      <w:pPr>
+        <w:pStyle w:val="af7"/>
+        <w:ind w:firstLine="0"/>
+        <w:rPr>
+          <w:rFonts w:ascii="Times New Roman" w:hAnsi="Times New Roman" w:cs="Times New Roman"/>
+          <w:szCs w:val="28"/>
+          <w:lang w:val="en-US"/>
+        </w:rPr>
+      </w:pPr>
+      <w:r>
+        <w:rPr>
+          <w:rFonts w:ascii="Times New Roman" w:hAnsi="Times New Roman" w:cs="Times New Roman"/>
+          <w:szCs w:val="28"/>
+          <w:lang w:val="en-US"/>
+        </w:rPr>
+        <w:t>    &lt;version&gt;5.10.0&lt;/version&gt;</w:t>
+      </w:r>
+    </w:p>
+    <w:p>
+      <w:pPr>
+        <w:pStyle w:val="af7"/>
+        <w:ind w:firstLine="0"/>
+        <w:rPr>
+          <w:rFonts w:ascii="Times New Roman" w:hAnsi="Times New Roman" w:cs="Times New Roman"/>
+          <w:szCs w:val="28"/>
+        </w:rPr>
+      </w:pPr>
+      <w:r>
+        <w:rPr>
+          <w:rFonts w:ascii="Times New Roman" w:hAnsi="Times New Roman" w:cs="Times New Roman"/>
+          <w:szCs w:val="28"/>
+          <w:lang w:val="en-US"/>
+        </w:rPr>
+        <w:t xml:space="preserve">    </w:t>
+      </w:r>
+      <w:r>
+        <w:rPr>
+          <w:rFonts w:ascii="Times New Roman" w:hAnsi="Times New Roman" w:cs="Times New Roman"/>
+          <w:szCs w:val="28"/>
+        </w:rPr>
+        <w:t>&lt;</w:t>
+      </w:r>
+      <w:proofErr w:type="spellStart"/>
+      <w:r>
+        <w:rPr>
+          <w:rFonts w:ascii="Times New Roman" w:hAnsi="Times New Roman" w:cs="Times New Roman"/>
+          <w:szCs w:val="28"/>
+        </w:rPr>
+        <w:t>scope</w:t>
+      </w:r>
+      <w:proofErr w:type="spellEnd"/>
+      <w:r>
+        <w:rPr>
+          <w:rFonts w:ascii="Times New Roman" w:hAnsi="Times New Roman" w:cs="Times New Roman"/>
+          <w:szCs w:val="28"/>
+        </w:rPr>
+        <w:t>&gt;</w:t>
+      </w:r>
+      <w:proofErr w:type="spellStart"/>
+      <w:r>
+        <w:rPr>
+          <w:rFonts w:ascii="Times New Roman" w:hAnsi="Times New Roman" w:cs="Times New Roman"/>
+          <w:szCs w:val="28"/>
+        </w:rPr>
+        <w:t>test</w:t>
+      </w:r>
+      <w:proofErr w:type="spellEnd"/>
+      <w:r>
+        <w:rPr>
+          <w:rFonts w:ascii="Times New Roman" w:hAnsi="Times New Roman" w:cs="Times New Roman"/>
+          <w:szCs w:val="28"/>
+        </w:rPr>
+        <w:t>&lt;/</w:t>
+      </w:r>
+      <w:proofErr w:type="spellStart"/>
+      <w:r>
+        <w:rPr>
+          <w:rFonts w:ascii="Times New Roman" w:hAnsi="Times New Roman" w:cs="Times New Roman"/>
+          <w:szCs w:val="28"/>
+        </w:rPr>
+        <w:t>scope</w:t>
+      </w:r>
+      <w:proofErr w:type="spellEnd"/>
+      <w:r>
+        <w:rPr>
+          <w:rFonts w:ascii="Times New Roman" w:hAnsi="Times New Roman" w:cs="Times New Roman"/>
+          <w:szCs w:val="28"/>
+        </w:rPr>
+        <w:t>&gt;</w:t>
+      </w:r>
+    </w:p>
+    <w:p>
+      <w:pPr>
+        <w:pStyle w:val="af7"/>
+        <w:ind w:firstLine="0"/>
+        <w:rPr>
+          <w:rFonts w:ascii="Times New Roman" w:hAnsi="Times New Roman" w:cs="Times New Roman"/>
+          <w:szCs w:val="28"/>
+        </w:rPr>
+      </w:pPr>
+      <w:r>
+        <w:rPr>
+          <w:rFonts w:ascii="Times New Roman" w:hAnsi="Times New Roman" w:cs="Times New Roman"/>
+          <w:szCs w:val="28"/>
+        </w:rPr>
+        <w:t>&lt;/</w:t>
+      </w:r>
+      <w:proofErr w:type="spellStart"/>
+      <w:r>
+        <w:rPr>
+          <w:rFonts w:ascii="Times New Roman" w:hAnsi="Times New Roman" w:cs="Times New Roman"/>
+          <w:szCs w:val="28"/>
+        </w:rPr>
+        <w:t>dependency</w:t>
+      </w:r>
+      <w:proofErr w:type="spellEnd"/>
+      <w:r>
+        <w:rPr>
+          <w:rFonts w:ascii="Times New Roman" w:hAnsi="Times New Roman" w:cs="Times New Roman"/>
+          <w:szCs w:val="28"/>
+        </w:rPr>
+        <w:t>&gt;</w:t>
+      </w:r>
+    </w:p>
+    <w:p>
+      <w:pPr>
+        <w:pStyle w:val="af7"/>
+        <w:ind w:firstLine="0"/>
+        <w:rPr>
+          <w:rFonts w:ascii="Times New Roman" w:hAnsi="Times New Roman" w:cs="Times New Roman"/>
+          <w:szCs w:val="28"/>
+        </w:rPr>
+      </w:pPr>
+      <w:r>
+        <w:rPr>
+          <w:rFonts w:ascii="Times New Roman" w:hAnsi="Times New Roman" w:cs="Times New Roman"/>
+          <w:szCs w:val="28"/>
+        </w:rPr>
+        <w:t>```</w:t>
+      </w:r>
+    </w:p>
+    <w:p>
+      <w:pPr>
+        <w:pStyle w:val="af7"/>
+        <w:ind w:firstLine="0"/>
+        <w:rPr>
+          <w:rFonts w:ascii="Times New Roman" w:hAnsi="Times New Roman" w:cs="Times New Roman"/>
+          <w:szCs w:val="28"/>
+        </w:rPr>
+      </w:pPr>
+    </w:p>
+    <w:p>
+      <w:pPr>
+        <w:pStyle w:val="af7"/>
+        <w:ind w:firstLine="0"/>
+        <w:rPr>
+          <w:rFonts w:ascii="Times New Roman" w:hAnsi="Times New Roman" w:cs="Times New Roman"/>
+          <w:szCs w:val="28"/>
+        </w:rPr>
+      </w:pPr>
+      <w:r>
+        <w:rPr>
+          <w:rFonts w:ascii="Times New Roman" w:hAnsi="Times New Roman" w:cs="Times New Roman"/>
+          <w:szCs w:val="28"/>
+        </w:rPr>
+        <w:t>- **Транзитивные зависимости** подтягиваются автоматически.</w:t>
+      </w:r>
+    </w:p>
+    <w:p>
+      <w:pPr>
+        <w:pStyle w:val="af7"/>
+        <w:ind w:firstLine="0"/>
+        <w:rPr>
+          <w:rFonts w:ascii="Times New Roman" w:hAnsi="Times New Roman" w:cs="Times New Roman"/>
+          <w:szCs w:val="28"/>
+        </w:rPr>
+      </w:pPr>
+      <w:r>
+        <w:rPr>
+          <w:rFonts w:ascii="Times New Roman" w:hAnsi="Times New Roman" w:cs="Times New Roman"/>
+          <w:szCs w:val="28"/>
+        </w:rPr>
+        <w:t>- **Конфликты версий** разрешаются через *</w:t>
+      </w:r>
+      <w:proofErr w:type="spellStart"/>
+      <w:r>
+        <w:rPr>
+          <w:rFonts w:ascii="Times New Roman" w:hAnsi="Times New Roman" w:cs="Times New Roman"/>
+          <w:szCs w:val="28"/>
+        </w:rPr>
+        <w:t>dependency</w:t>
+      </w:r>
+      <w:proofErr w:type="spellEnd"/>
+      <w:r>
+        <w:rPr>
+          <w:rFonts w:ascii="Times New Roman" w:hAnsi="Times New Roman" w:cs="Times New Roman"/>
+          <w:szCs w:val="28"/>
+        </w:rPr>
+        <w:t xml:space="preserve"> </w:t>
+      </w:r>
+      <w:proofErr w:type="spellStart"/>
+      <w:r>
+        <w:rPr>
+          <w:rFonts w:ascii="Times New Roman" w:hAnsi="Times New Roman" w:cs="Times New Roman"/>
+          <w:szCs w:val="28"/>
+        </w:rPr>
+        <w:t>mediation</w:t>
+      </w:r>
+      <w:proofErr w:type="spellEnd"/>
+      <w:r>
+        <w:rPr>
+          <w:rFonts w:ascii="Times New Roman" w:hAnsi="Times New Roman" w:cs="Times New Roman"/>
+          <w:szCs w:val="28"/>
+        </w:rPr>
+        <w:t>* (побеждает ближайшая к корню версия; можно зафиксировать через `&lt;</w:t>
+      </w:r>
+      <w:proofErr w:type="spellStart"/>
+      <w:r>
+        <w:rPr>
+          <w:rFonts w:ascii="Times New Roman" w:hAnsi="Times New Roman" w:cs="Times New Roman"/>
+          <w:szCs w:val="28"/>
+        </w:rPr>
+        <w:t>dependencyManagement</w:t>
+      </w:r>
+      <w:proofErr w:type="spellEnd"/>
+      <w:r>
+        <w:rPr>
+          <w:rFonts w:ascii="Times New Roman" w:hAnsi="Times New Roman" w:cs="Times New Roman"/>
+          <w:szCs w:val="28"/>
+        </w:rPr>
+        <w:t>&gt;`).</w:t>
+      </w:r>
+    </w:p>
+    <w:p>
+      <w:pPr>
+        <w:pStyle w:val="af7"/>
+        <w:ind w:firstLine="0"/>
+        <w:rPr>
+          <w:rFonts w:ascii="Times New Roman" w:hAnsi="Times New Roman" w:cs="Times New Roman"/>
+          <w:szCs w:val="28"/>
+        </w:rPr>
+      </w:pPr>
+    </w:p>
+    <w:p>
+      <w:pPr>
+        <w:pStyle w:val="af7"/>
+        <w:ind w:firstLine="0"/>
+        <w:rPr>
+          <w:rFonts w:ascii="Times New Roman" w:hAnsi="Times New Roman" w:cs="Times New Roman"/>
+          <w:szCs w:val="28"/>
+        </w:rPr>
+      </w:pPr>
+      <w:r>
+        <w:rPr>
+          <w:rFonts w:ascii="Times New Roman" w:hAnsi="Times New Roman" w:cs="Times New Roman"/>
+          <w:szCs w:val="28"/>
+        </w:rPr>
+        <w:t>## Репозитории</w:t>
+      </w:r>
+    </w:p>
+    <w:p>
+      <w:pPr>
+        <w:pStyle w:val="af7"/>
+        <w:ind w:firstLine="0"/>
+        <w:rPr>
+          <w:rFonts w:ascii="Times New Roman" w:hAnsi="Times New Roman" w:cs="Times New Roman"/>
+          <w:szCs w:val="28"/>
+        </w:rPr>
+      </w:pPr>
+    </w:p>
+    <w:p>
+      <w:pPr>
+        <w:pStyle w:val="af7"/>
+        <w:ind w:firstLine="0"/>
+        <w:rPr>
+          <w:rFonts w:ascii="Times New Roman" w:hAnsi="Times New Roman" w:cs="Times New Roman"/>
+          <w:szCs w:val="28"/>
+        </w:rPr>
+      </w:pPr>
+      <w:r>
+        <w:rPr>
+          <w:rFonts w:ascii="Times New Roman" w:hAnsi="Times New Roman" w:cs="Times New Roman"/>
+          <w:szCs w:val="28"/>
+        </w:rPr>
+        <w:t>- Локальный кэш: `~/.m2/</w:t>
+      </w:r>
+      <w:proofErr w:type="spellStart"/>
+      <w:r>
+        <w:rPr>
+          <w:rFonts w:ascii="Times New Roman" w:hAnsi="Times New Roman" w:cs="Times New Roman"/>
+          <w:szCs w:val="28"/>
+        </w:rPr>
+        <w:t>repository</w:t>
+      </w:r>
+      <w:proofErr w:type="spellEnd"/>
+      <w:r>
+        <w:rPr>
+          <w:rFonts w:ascii="Times New Roman" w:hAnsi="Times New Roman" w:cs="Times New Roman"/>
+          <w:szCs w:val="28"/>
+        </w:rPr>
+        <w:t>`</w:t>
+      </w:r>
+    </w:p>
+    <w:p>
+      <w:pPr>
+        <w:pStyle w:val="af7"/>
+        <w:ind w:firstLine="0"/>
+        <w:rPr>
+          <w:rFonts w:ascii="Times New Roman" w:hAnsi="Times New Roman" w:cs="Times New Roman"/>
+          <w:szCs w:val="28"/>
+          <w:lang w:val="en-US"/>
+        </w:rPr>
+      </w:pPr>
+      <w:r>
+        <w:rPr>
+          <w:rFonts w:ascii="Times New Roman" w:hAnsi="Times New Roman" w:cs="Times New Roman"/>
+          <w:szCs w:val="28"/>
+          <w:lang w:val="en-US"/>
+        </w:rPr>
+        <w:t xml:space="preserve">- </w:t>
+      </w:r>
+      <w:r>
+        <w:rPr>
+          <w:rFonts w:ascii="Times New Roman" w:hAnsi="Times New Roman" w:cs="Times New Roman"/>
+          <w:szCs w:val="28"/>
+        </w:rPr>
+        <w:t>Центральный</w:t>
+      </w:r>
+      <w:r>
+        <w:rPr>
+          <w:rFonts w:ascii="Times New Roman" w:hAnsi="Times New Roman" w:cs="Times New Roman"/>
+          <w:szCs w:val="28"/>
+          <w:lang w:val="en-US"/>
+        </w:rPr>
+        <w:t>: Maven Central</w:t>
+      </w:r>
+    </w:p>
+    <w:p>
+      <w:pPr>
+        <w:pStyle w:val="af7"/>
+        <w:ind w:firstLine="0"/>
+        <w:rPr>
+          <w:rFonts w:ascii="Times New Roman" w:hAnsi="Times New Roman" w:cs="Times New Roman"/>
+          <w:szCs w:val="28"/>
+          <w:lang w:val="en-US"/>
+        </w:rPr>
+      </w:pPr>
+      <w:r>
+        <w:rPr>
+          <w:rFonts w:ascii="Times New Roman" w:hAnsi="Times New Roman" w:cs="Times New Roman"/>
+          <w:szCs w:val="28"/>
+          <w:lang w:val="en-US"/>
+        </w:rPr>
+        <w:t xml:space="preserve">- </w:t>
+      </w:r>
+      <w:r>
+        <w:rPr>
+          <w:rFonts w:ascii="Times New Roman" w:hAnsi="Times New Roman" w:cs="Times New Roman"/>
+          <w:szCs w:val="28"/>
+        </w:rPr>
+        <w:t>Приватный</w:t>
+      </w:r>
+      <w:r>
+        <w:rPr>
+          <w:rFonts w:ascii="Times New Roman" w:hAnsi="Times New Roman" w:cs="Times New Roman"/>
+          <w:szCs w:val="28"/>
+          <w:lang w:val="en-US"/>
+        </w:rPr>
+        <w:t>: Nexus / Artifactory (</w:t>
+      </w:r>
+      <w:r>
+        <w:rPr>
+          <w:rFonts w:ascii="Times New Roman" w:hAnsi="Times New Roman" w:cs="Times New Roman"/>
+          <w:szCs w:val="28"/>
+        </w:rPr>
+        <w:t>указывается</w:t>
+      </w:r>
+      <w:r>
+        <w:rPr>
+          <w:rFonts w:ascii="Times New Roman" w:hAnsi="Times New Roman" w:cs="Times New Roman"/>
+          <w:szCs w:val="28"/>
+          <w:lang w:val="en-US"/>
+        </w:rPr>
+        <w:t xml:space="preserve"> </w:t>
+      </w:r>
+      <w:r>
+        <w:rPr>
+          <w:rFonts w:ascii="Times New Roman" w:hAnsi="Times New Roman" w:cs="Times New Roman"/>
+          <w:szCs w:val="28"/>
+        </w:rPr>
+        <w:t>в</w:t>
+      </w:r>
+      <w:r>
+        <w:rPr>
+          <w:rFonts w:ascii="Times New Roman" w:hAnsi="Times New Roman" w:cs="Times New Roman"/>
+          <w:szCs w:val="28"/>
+          <w:lang w:val="en-US"/>
+        </w:rPr>
+        <w:t xml:space="preserve"> `&lt;</w:t>
+      </w:r>
+      <w:proofErr w:type="spellStart"/>
+      <w:r>
+        <w:rPr>
+          <w:rFonts w:ascii="Times New Roman" w:hAnsi="Times New Roman" w:cs="Times New Roman"/>
+          <w:szCs w:val="28"/>
+          <w:lang w:val="en-US"/>
+        </w:rPr>
+        <w:t>distributionManagement</w:t>
+      </w:r>
+      <w:proofErr w:type="spellEnd"/>
+      <w:r>
+        <w:rPr>
+          <w:rFonts w:ascii="Times New Roman" w:hAnsi="Times New Roman" w:cs="Times New Roman"/>
+          <w:szCs w:val="28"/>
+          <w:lang w:val="en-US"/>
+        </w:rPr>
+        <w:t>&gt;`)</w:t>
+      </w:r>
+    </w:p>
+    <w:p>
+      <w:pPr>
+        <w:pStyle w:val="af7"/>
+        <w:ind w:firstLine="0"/>
+        <w:rPr>
+          <w:rFonts w:ascii="Times New Roman" w:hAnsi="Times New Roman" w:cs="Times New Roman"/>
+          <w:szCs w:val="28"/>
+          <w:lang w:val="en-US"/>
+        </w:rPr>
+      </w:pPr>
+    </w:p>
+    <w:p>
+      <w:pPr>
+        <w:pStyle w:val="af7"/>
+        <w:ind w:firstLine="0"/>
+        <w:rPr>
+          <w:rFonts w:ascii="Times New Roman" w:hAnsi="Times New Roman" w:cs="Times New Roman"/>
+          <w:szCs w:val="28"/>
+        </w:rPr>
+      </w:pPr>
+      <w:r>
+        <w:rPr>
+          <w:rFonts w:ascii="Times New Roman" w:hAnsi="Times New Roman" w:cs="Times New Roman"/>
+          <w:szCs w:val="28"/>
+        </w:rPr>
+        <w:t># Java Project — Сборка и жизненный цикл (</w:t>
+      </w:r>
+      <w:proofErr w:type="spellStart"/>
+      <w:r>
+        <w:rPr>
+          <w:rFonts w:ascii="Times New Roman" w:hAnsi="Times New Roman" w:cs="Times New Roman"/>
+          <w:szCs w:val="28"/>
+        </w:rPr>
+        <w:t>Gradle</w:t>
+      </w:r>
+      <w:proofErr w:type="spellEnd"/>
+      <w:r>
+        <w:rPr>
+          <w:rFonts w:ascii="Times New Roman" w:hAnsi="Times New Roman" w:cs="Times New Roman"/>
+          <w:szCs w:val="28"/>
+        </w:rPr>
+        <w:t>)</w:t>
+      </w:r>
+    </w:p>
+    <w:p>
+      <w:pPr>
+        <w:pStyle w:val="af7"/>
+        <w:ind w:firstLine="0"/>
+        <w:rPr>
+          <w:rFonts w:ascii="Times New Roman" w:hAnsi="Times New Roman" w:cs="Times New Roman"/>
+          <w:szCs w:val="28"/>
+        </w:rPr>
+      </w:pPr>
+    </w:p>
+    <w:p>
+      <w:pPr>
+        <w:pStyle w:val="af7"/>
+        <w:ind w:firstLine="0"/>
+        <w:rPr>
+          <w:rFonts w:ascii="Times New Roman" w:hAnsi="Times New Roman" w:cs="Times New Roman"/>
+          <w:szCs w:val="28"/>
+        </w:rPr>
+      </w:pPr>
+      <w:r>
+        <w:rPr>
+          <w:rFonts w:ascii="Times New Roman" w:hAnsi="Times New Roman" w:cs="Times New Roman"/>
+          <w:szCs w:val="28"/>
+        </w:rPr>
+        <w:t>## Описание</w:t>
+      </w:r>
+    </w:p>
+    <w:p>
+      <w:pPr>
+        <w:pStyle w:val="af7"/>
+        <w:ind w:firstLine="0"/>
+        <w:rPr>
+          <w:rFonts w:ascii="Times New Roman" w:hAnsi="Times New Roman" w:cs="Times New Roman"/>
+          <w:szCs w:val="28"/>
+        </w:rPr>
+      </w:pPr>
+    </w:p>
+    <w:p>
+      <w:pPr>
+        <w:pStyle w:val="af7"/>
+        <w:ind w:firstLine="0"/>
+        <w:rPr>
+          <w:rFonts w:ascii="Times New Roman" w:hAnsi="Times New Roman" w:cs="Times New Roman"/>
+          <w:szCs w:val="28"/>
+        </w:rPr>
+      </w:pPr>
+      <w:r>
+        <w:rPr>
+          <w:rFonts w:ascii="Times New Roman" w:hAnsi="Times New Roman" w:cs="Times New Roman"/>
+          <w:szCs w:val="28"/>
+        </w:rPr>
+        <w:t>Проект собирается с помощью **</w:t>
+      </w:r>
+      <w:proofErr w:type="spellStart"/>
+      <w:r>
+        <w:rPr>
+          <w:rFonts w:ascii="Times New Roman" w:hAnsi="Times New Roman" w:cs="Times New Roman"/>
+          <w:szCs w:val="28"/>
+        </w:rPr>
+        <w:t>Gradle</w:t>
+      </w:r>
+      <w:proofErr w:type="spellEnd"/>
+      <w:r>
+        <w:rPr>
+          <w:rFonts w:ascii="Times New Roman" w:hAnsi="Times New Roman" w:cs="Times New Roman"/>
+          <w:szCs w:val="28"/>
+        </w:rPr>
+        <w:t>**. Жизненный цикл представлен задачами (</w:t>
+      </w:r>
+      <w:proofErr w:type="spellStart"/>
+      <w:r>
+        <w:rPr>
+          <w:rFonts w:ascii="Times New Roman" w:hAnsi="Times New Roman" w:cs="Times New Roman"/>
+          <w:szCs w:val="28"/>
+        </w:rPr>
+        <w:t>tasks</w:t>
+      </w:r>
+      <w:proofErr w:type="spellEnd"/>
+      <w:r>
+        <w:rPr>
+          <w:rFonts w:ascii="Times New Roman" w:hAnsi="Times New Roman" w:cs="Times New Roman"/>
+          <w:szCs w:val="28"/>
+        </w:rPr>
+        <w:t>), которые объединяются в фазы.</w:t>
+      </w:r>
+    </w:p>
+    <w:p>
+      <w:pPr>
+        <w:pStyle w:val="af7"/>
+        <w:ind w:firstLine="0"/>
+        <w:rPr>
+          <w:rFonts w:ascii="Times New Roman" w:hAnsi="Times New Roman" w:cs="Times New Roman"/>
+          <w:szCs w:val="28"/>
+        </w:rPr>
+      </w:pPr>
+    </w:p>
+    <w:p>
+      <w:pPr>
+        <w:pStyle w:val="af7"/>
+        <w:ind w:firstLine="0"/>
+        <w:rPr>
+          <w:rFonts w:ascii="Times New Roman" w:hAnsi="Times New Roman" w:cs="Times New Roman"/>
+          <w:szCs w:val="28"/>
+        </w:rPr>
+      </w:pPr>
+      <w:r>
+        <w:rPr>
+          <w:rFonts w:ascii="Times New Roman" w:hAnsi="Times New Roman" w:cs="Times New Roman"/>
+          <w:szCs w:val="28"/>
+        </w:rPr>
+        <w:t>## Команды сборки</w:t>
+      </w:r>
+    </w:p>
+    <w:p>
+      <w:pPr>
+        <w:pStyle w:val="af7"/>
+        <w:ind w:firstLine="0"/>
+        <w:rPr>
+          <w:rFonts w:ascii="Times New Roman" w:hAnsi="Times New Roman" w:cs="Times New Roman"/>
+          <w:szCs w:val="28"/>
+        </w:rPr>
+      </w:pPr>
+    </w:p>
+    <w:p>
+      <w:pPr>
+        <w:pStyle w:val="af7"/>
+        <w:ind w:firstLine="0"/>
+        <w:rPr>
+          <w:rFonts w:ascii="Times New Roman" w:hAnsi="Times New Roman" w:cs="Times New Roman"/>
+          <w:szCs w:val="28"/>
+        </w:rPr>
+      </w:pPr>
+      <w:r>
+        <w:rPr>
+          <w:rFonts w:ascii="Times New Roman" w:hAnsi="Times New Roman" w:cs="Times New Roman"/>
+          <w:szCs w:val="28"/>
+        </w:rPr>
+        <w:t>```</w:t>
+      </w:r>
+      <w:proofErr w:type="spellStart"/>
+      <w:r>
+        <w:rPr>
+          <w:rFonts w:ascii="Times New Roman" w:hAnsi="Times New Roman" w:cs="Times New Roman"/>
+          <w:szCs w:val="28"/>
+        </w:rPr>
+        <w:t>bash</w:t>
+      </w:r>
+      <w:proofErr w:type="spellEnd"/>
+    </w:p>
+    <w:p>
+      <w:pPr>
+        <w:pStyle w:val="af7"/>
+        <w:ind w:firstLine="0"/>
+        <w:rPr>
+          <w:rFonts w:ascii="Times New Roman" w:hAnsi="Times New Roman" w:cs="Times New Roman"/>
+          <w:szCs w:val="28"/>
+        </w:rPr>
+      </w:pPr>
+      <w:proofErr w:type="gramStart"/>
+      <w:r>
+        <w:rPr>
+          <w:rFonts w:ascii="Times New Roman" w:hAnsi="Times New Roman" w:cs="Times New Roman"/>
+          <w:szCs w:val="28"/>
+        </w:rPr>
+        <w:t>./</w:t>
+      </w:r>
+      <w:proofErr w:type="spellStart"/>
+      <w:proofErr w:type="gramEnd"/>
+      <w:r>
+        <w:rPr>
+          <w:rFonts w:ascii="Times New Roman" w:hAnsi="Times New Roman" w:cs="Times New Roman"/>
+          <w:szCs w:val="28"/>
+        </w:rPr>
+        <w:t>gradlew</w:t>
+      </w:r>
+      <w:proofErr w:type="spellEnd"/>
+      <w:r>
+        <w:rPr>
+          <w:rFonts w:ascii="Times New Roman" w:hAnsi="Times New Roman" w:cs="Times New Roman"/>
+          <w:szCs w:val="28"/>
+        </w:rPr>
+        <w:t xml:space="preserve"> </w:t>
+      </w:r>
+      <w:proofErr w:type="spellStart"/>
+      <w:r>
+        <w:rPr>
+          <w:rFonts w:ascii="Times New Roman" w:hAnsi="Times New Roman" w:cs="Times New Roman"/>
+          <w:szCs w:val="28"/>
+        </w:rPr>
+        <w:t>clean</w:t>
+      </w:r>
+      <w:proofErr w:type="spellEnd"/>
+      <w:r>
+        <w:rPr>
+          <w:rFonts w:ascii="Times New Roman" w:hAnsi="Times New Roman" w:cs="Times New Roman"/>
+          <w:szCs w:val="28"/>
+        </w:rPr>
+        <w:t xml:space="preserve">        # очистка </w:t>
+      </w:r>
+      <w:proofErr w:type="spellStart"/>
+      <w:r>
+        <w:rPr>
+          <w:rFonts w:ascii="Times New Roman" w:hAnsi="Times New Roman" w:cs="Times New Roman"/>
+          <w:szCs w:val="28"/>
+        </w:rPr>
+        <w:t>build</w:t>
+      </w:r>
+      <w:proofErr w:type="spellEnd"/>
+      <w:r>
+        <w:rPr>
+          <w:rFonts w:ascii="Times New Roman" w:hAnsi="Times New Roman" w:cs="Times New Roman"/>
+          <w:szCs w:val="28"/>
+        </w:rPr>
+        <w:t>/</w:t>
+      </w:r>
+    </w:p>
+    <w:p>
+      <w:pPr>
+        <w:pStyle w:val="af7"/>
+        <w:ind w:firstLine="0"/>
+        <w:rPr>
+          <w:rFonts w:ascii="Times New Roman" w:hAnsi="Times New Roman" w:cs="Times New Roman"/>
+          <w:szCs w:val="28"/>
+          <w:lang w:val="en-US"/>
+        </w:rPr>
+      </w:pPr>
+      <w:proofErr w:type="gramStart"/>
+      <w:r>
+        <w:rPr>
+          <w:rFonts w:ascii="Times New Roman" w:hAnsi="Times New Roman" w:cs="Times New Roman"/>
+          <w:szCs w:val="28"/>
+          <w:lang w:val="en-US"/>
+        </w:rPr>
+        <w:t>./</w:t>
+      </w:r>
+      <w:proofErr w:type="spellStart"/>
+      <w:proofErr w:type="gramEnd"/>
+      <w:r>
+        <w:rPr>
+          <w:rFonts w:ascii="Times New Roman" w:hAnsi="Times New Roman" w:cs="Times New Roman"/>
+          <w:szCs w:val="28"/>
+          <w:lang w:val="en-US"/>
+        </w:rPr>
+        <w:t>gradlew</w:t>
+      </w:r>
+      <w:proofErr w:type="spellEnd"/>
+      <w:r>
+        <w:rPr>
+          <w:rFonts w:ascii="Times New Roman" w:hAnsi="Times New Roman" w:cs="Times New Roman"/>
+          <w:szCs w:val="28"/>
+          <w:lang w:val="en-US"/>
+        </w:rPr>
+        <w:t xml:space="preserve"> </w:t>
+      </w:r>
+      <w:proofErr w:type="spellStart"/>
+      <w:proofErr w:type="gramStart"/>
+      <w:r>
+        <w:rPr>
+          <w:rFonts w:ascii="Times New Roman" w:hAnsi="Times New Roman" w:cs="Times New Roman"/>
+          <w:szCs w:val="28"/>
+          <w:lang w:val="en-US"/>
+        </w:rPr>
+        <w:t>compileJava</w:t>
+      </w:r>
+      <w:proofErr w:type="spellEnd"/>
+      <w:r>
+        <w:rPr>
+          <w:rFonts w:ascii="Times New Roman" w:hAnsi="Times New Roman" w:cs="Times New Roman"/>
+          <w:szCs w:val="28"/>
+          <w:lang w:val="en-US"/>
+        </w:rPr>
+        <w:t xml:space="preserve">  #</w:t>
+      </w:r>
+      <w:proofErr w:type="gramEnd"/>
+      <w:r>
+        <w:rPr>
+          <w:rFonts w:ascii="Times New Roman" w:hAnsi="Times New Roman" w:cs="Times New Roman"/>
+          <w:szCs w:val="28"/>
+          <w:lang w:val="en-US"/>
+        </w:rPr>
+        <w:t xml:space="preserve"> </w:t>
+      </w:r>
+      <w:r>
+        <w:rPr>
+          <w:rFonts w:ascii="Times New Roman" w:hAnsi="Times New Roman" w:cs="Times New Roman"/>
+          <w:szCs w:val="28"/>
+        </w:rPr>
+        <w:t>компиляция</w:t>
+      </w:r>
+    </w:p>
+    <w:p>
+      <w:pPr>
+        <w:pStyle w:val="af7"/>
+        <w:ind w:firstLine="0"/>
+        <w:rPr>
+          <w:rFonts w:ascii="Times New Roman" w:hAnsi="Times New Roman" w:cs="Times New Roman"/>
+          <w:szCs w:val="28"/>
+          <w:lang w:val="en-US"/>
+        </w:rPr>
+      </w:pPr>
+      <w:proofErr w:type="gramStart"/>
+      <w:r>
+        <w:rPr>
+          <w:rFonts w:ascii="Times New Roman" w:hAnsi="Times New Roman" w:cs="Times New Roman"/>
+          <w:szCs w:val="28"/>
+          <w:lang w:val="en-US"/>
+        </w:rPr>
+        <w:t>./</w:t>
+      </w:r>
+      <w:proofErr w:type="spellStart"/>
+      <w:proofErr w:type="gramEnd"/>
+      <w:r>
+        <w:rPr>
+          <w:rFonts w:ascii="Times New Roman" w:hAnsi="Times New Roman" w:cs="Times New Roman"/>
+          <w:szCs w:val="28"/>
+          <w:lang w:val="en-US"/>
+        </w:rPr>
+        <w:t>gradlew</w:t>
+      </w:r>
+      <w:proofErr w:type="spellEnd"/>
+      <w:r>
+        <w:rPr>
+          <w:rFonts w:ascii="Times New Roman" w:hAnsi="Times New Roman" w:cs="Times New Roman"/>
+          <w:szCs w:val="28"/>
+          <w:lang w:val="en-US"/>
+        </w:rPr>
+        <w:t xml:space="preserve"> test         # </w:t>
+      </w:r>
+      <w:r>
+        <w:rPr>
+          <w:rFonts w:ascii="Times New Roman" w:hAnsi="Times New Roman" w:cs="Times New Roman"/>
+          <w:szCs w:val="28"/>
+        </w:rPr>
+        <w:t>тесты</w:t>
+      </w:r>
+    </w:p>
+    <w:p>
+      <w:pPr>
+        <w:pStyle w:val="af7"/>
+        <w:ind w:firstLine="0"/>
+        <w:rPr>
+          <w:rFonts w:ascii="Times New Roman" w:hAnsi="Times New Roman" w:cs="Times New Roman"/>
+          <w:szCs w:val="28"/>
+          <w:lang w:val="en-US"/>
+        </w:rPr>
+      </w:pPr>
+      <w:proofErr w:type="gramStart"/>
+      <w:r>
+        <w:rPr>
+          <w:rFonts w:ascii="Times New Roman" w:hAnsi="Times New Roman" w:cs="Times New Roman"/>
+          <w:szCs w:val="28"/>
+          <w:lang w:val="en-US"/>
+        </w:rPr>
+        <w:t>./</w:t>
+      </w:r>
+      <w:proofErr w:type="spellStart"/>
+      <w:proofErr w:type="gramEnd"/>
+      <w:r>
+        <w:rPr>
+          <w:rFonts w:ascii="Times New Roman" w:hAnsi="Times New Roman" w:cs="Times New Roman"/>
+          <w:szCs w:val="28"/>
+          <w:lang w:val="en-US"/>
+        </w:rPr>
+        <w:t>gradlew</w:t>
+      </w:r>
+      <w:proofErr w:type="spellEnd"/>
+      <w:r>
+        <w:rPr>
+          <w:rFonts w:ascii="Times New Roman" w:hAnsi="Times New Roman" w:cs="Times New Roman"/>
+          <w:szCs w:val="28"/>
+          <w:lang w:val="en-US"/>
+        </w:rPr>
+        <w:t xml:space="preserve"> jar          # </w:t>
+      </w:r>
+      <w:r>
+        <w:rPr>
+          <w:rFonts w:ascii="Times New Roman" w:hAnsi="Times New Roman" w:cs="Times New Roman"/>
+          <w:szCs w:val="28"/>
+        </w:rPr>
+        <w:t>сборка</w:t>
+      </w:r>
+      <w:r>
+        <w:rPr>
+          <w:rFonts w:ascii="Times New Roman" w:hAnsi="Times New Roman" w:cs="Times New Roman"/>
+          <w:szCs w:val="28"/>
+          <w:lang w:val="en-US"/>
+        </w:rPr>
+        <w:t xml:space="preserve"> JAR</w:t>
+      </w:r>
+    </w:p>
+    <w:p>
+      <w:pPr>
+        <w:pStyle w:val="af7"/>
+        <w:ind w:firstLine="0"/>
+        <w:rPr>
+          <w:rFonts w:ascii="Times New Roman" w:hAnsi="Times New Roman" w:cs="Times New Roman"/>
+          <w:szCs w:val="28"/>
+          <w:lang w:val="en-US"/>
+        </w:rPr>
+      </w:pPr>
+      <w:proofErr w:type="gramStart"/>
+      <w:r>
+        <w:rPr>
+          <w:rFonts w:ascii="Times New Roman" w:hAnsi="Times New Roman" w:cs="Times New Roman"/>
+          <w:szCs w:val="28"/>
+          <w:lang w:val="en-US"/>
+        </w:rPr>
+        <w:t>./</w:t>
+      </w:r>
+      <w:proofErr w:type="spellStart"/>
+      <w:proofErr w:type="gramEnd"/>
+      <w:r>
+        <w:rPr>
+          <w:rFonts w:ascii="Times New Roman" w:hAnsi="Times New Roman" w:cs="Times New Roman"/>
+          <w:szCs w:val="28"/>
+          <w:lang w:val="en-US"/>
+        </w:rPr>
+        <w:t>gradlew</w:t>
+      </w:r>
+      <w:proofErr w:type="spellEnd"/>
+      <w:r>
+        <w:rPr>
+          <w:rFonts w:ascii="Times New Roman" w:hAnsi="Times New Roman" w:cs="Times New Roman"/>
+          <w:szCs w:val="28"/>
+          <w:lang w:val="en-US"/>
+        </w:rPr>
+        <w:t xml:space="preserve"> build        # </w:t>
+      </w:r>
+      <w:r>
+        <w:rPr>
+          <w:rFonts w:ascii="Times New Roman" w:hAnsi="Times New Roman" w:cs="Times New Roman"/>
+          <w:szCs w:val="28"/>
+        </w:rPr>
+        <w:t>полная</w:t>
+      </w:r>
+      <w:r>
+        <w:rPr>
+          <w:rFonts w:ascii="Times New Roman" w:hAnsi="Times New Roman" w:cs="Times New Roman"/>
+          <w:szCs w:val="28"/>
+          <w:lang w:val="en-US"/>
+        </w:rPr>
+        <w:t xml:space="preserve"> </w:t>
+      </w:r>
+      <w:r>
+        <w:rPr>
+          <w:rFonts w:ascii="Times New Roman" w:hAnsi="Times New Roman" w:cs="Times New Roman"/>
+          <w:szCs w:val="28"/>
+        </w:rPr>
+        <w:t>сборка</w:t>
+      </w:r>
+      <w:r>
+        <w:rPr>
+          <w:rFonts w:ascii="Times New Roman" w:hAnsi="Times New Roman" w:cs="Times New Roman"/>
+          <w:szCs w:val="28"/>
+          <w:lang w:val="en-US"/>
+        </w:rPr>
+        <w:t xml:space="preserve"> (compile + test + jar + check)</w:t>
+      </w:r>
+    </w:p>
+    <w:p>
+      <w:pPr>
+        <w:pStyle w:val="af7"/>
+        <w:ind w:firstLine="0"/>
+        <w:rPr>
+          <w:rFonts w:ascii="Times New Roman" w:hAnsi="Times New Roman" w:cs="Times New Roman"/>
+          <w:szCs w:val="28"/>
+        </w:rPr>
+      </w:pPr>
+      <w:proofErr w:type="gramStart"/>
+      <w:r>
+        <w:rPr>
+          <w:rFonts w:ascii="Times New Roman" w:hAnsi="Times New Roman" w:cs="Times New Roman"/>
+          <w:szCs w:val="28"/>
+        </w:rPr>
+        <w:t>./</w:t>
+      </w:r>
+      <w:proofErr w:type="spellStart"/>
+      <w:proofErr w:type="gramEnd"/>
+      <w:r>
+        <w:rPr>
+          <w:rFonts w:ascii="Times New Roman" w:hAnsi="Times New Roman" w:cs="Times New Roman"/>
+          <w:szCs w:val="28"/>
+        </w:rPr>
+        <w:t>gradlew</w:t>
+      </w:r>
+      <w:proofErr w:type="spellEnd"/>
+      <w:r>
+        <w:rPr>
+          <w:rFonts w:ascii="Times New Roman" w:hAnsi="Times New Roman" w:cs="Times New Roman"/>
+          <w:szCs w:val="28"/>
+        </w:rPr>
+        <w:t xml:space="preserve"> </w:t>
+      </w:r>
+      <w:proofErr w:type="spellStart"/>
+      <w:r>
+        <w:rPr>
+          <w:rFonts w:ascii="Times New Roman" w:hAnsi="Times New Roman" w:cs="Times New Roman"/>
+          <w:szCs w:val="28"/>
+        </w:rPr>
+        <w:t>publish</w:t>
+      </w:r>
+      <w:proofErr w:type="spellEnd"/>
+      <w:r>
+        <w:rPr>
+          <w:rFonts w:ascii="Times New Roman" w:hAnsi="Times New Roman" w:cs="Times New Roman"/>
+          <w:szCs w:val="28"/>
+        </w:rPr>
+        <w:t xml:space="preserve">      # публикация в репозиторий</w:t>
+      </w:r>
+    </w:p>
+    <w:p>
+      <w:pPr>
+        <w:pStyle w:val="af7"/>
+        <w:ind w:firstLine="0"/>
+        <w:rPr>
+          <w:rFonts w:ascii="Times New Roman" w:hAnsi="Times New Roman" w:cs="Times New Roman"/>
+          <w:szCs w:val="28"/>
+        </w:rPr>
+      </w:pPr>
+      <w:r>
+        <w:rPr>
+          <w:rFonts w:ascii="Times New Roman" w:hAnsi="Times New Roman" w:cs="Times New Roman"/>
+          <w:szCs w:val="28"/>
+        </w:rPr>
+        <w:t>```</w:t>
+      </w:r>
+    </w:p>
+    <w:p>
+      <w:pPr>
+        <w:pStyle w:val="af7"/>
+        <w:ind w:firstLine="0"/>
+        <w:rPr>
+          <w:rFonts w:ascii="Times New Roman" w:hAnsi="Times New Roman" w:cs="Times New Roman"/>
+          <w:szCs w:val="28"/>
+        </w:rPr>
+      </w:pPr>
+    </w:p>
+    <w:p>
+      <w:pPr>
+        <w:pStyle w:val="af7"/>
+        <w:ind w:firstLine="0"/>
+        <w:rPr>
+          <w:rFonts w:ascii="Times New Roman" w:hAnsi="Times New Roman" w:cs="Times New Roman"/>
+          <w:szCs w:val="28"/>
+        </w:rPr>
+      </w:pPr>
+      <w:r>
+        <w:rPr>
+          <w:rFonts w:ascii="Times New Roman" w:hAnsi="Times New Roman" w:cs="Times New Roman"/>
+          <w:szCs w:val="28"/>
+        </w:rPr>
+        <w:t>## Фазы сборки и инструменты</w:t>
+      </w:r>
+    </w:p>
+    <w:p>
+      <w:pPr>
+        <w:pStyle w:val="af7"/>
+        <w:ind w:firstLine="0"/>
+        <w:rPr>
+          <w:rFonts w:ascii="Times New Roman" w:hAnsi="Times New Roman" w:cs="Times New Roman"/>
+          <w:szCs w:val="28"/>
+        </w:rPr>
+      </w:pPr>
+    </w:p>
+    <w:p>
+      <w:pPr>
+        <w:pStyle w:val="af7"/>
+        <w:ind w:firstLine="0"/>
+        <w:rPr>
+          <w:rFonts w:ascii="Times New Roman" w:hAnsi="Times New Roman" w:cs="Times New Roman"/>
+          <w:szCs w:val="28"/>
+        </w:rPr>
+      </w:pPr>
+      <w:r>
+        <w:rPr>
+          <w:rFonts w:ascii="Times New Roman" w:hAnsi="Times New Roman" w:cs="Times New Roman"/>
+          <w:szCs w:val="28"/>
+        </w:rPr>
+        <w:t>| Фаза              | Что делает                                       | Задача / плагин                          |</w:t>
+      </w:r>
+    </w:p>
+    <w:p>
+      <w:pPr>
+        <w:pStyle w:val="af7"/>
+        <w:ind w:firstLine="0"/>
+        <w:rPr>
+          <w:rFonts w:ascii="Times New Roman" w:hAnsi="Times New Roman" w:cs="Times New Roman"/>
+          <w:szCs w:val="28"/>
+        </w:rPr>
+      </w:pPr>
+      <w:r>
+        <w:rPr>
+          <w:rFonts w:ascii="Times New Roman" w:hAnsi="Times New Roman" w:cs="Times New Roman"/>
+          <w:szCs w:val="28"/>
+        </w:rPr>
+        <w:t>|-------------------|--------------------------------------------------|------------------------------------------|</w:t>
+      </w:r>
+    </w:p>
+    <w:p>
+      <w:pPr>
+        <w:pStyle w:val="af7"/>
+        <w:ind w:firstLine="0"/>
+        <w:rPr>
+          <w:rFonts w:ascii="Times New Roman" w:hAnsi="Times New Roman" w:cs="Times New Roman"/>
+          <w:szCs w:val="28"/>
+        </w:rPr>
+      </w:pPr>
+      <w:r>
+        <w:rPr>
+          <w:rFonts w:ascii="Times New Roman" w:hAnsi="Times New Roman" w:cs="Times New Roman"/>
+          <w:szCs w:val="28"/>
+        </w:rPr>
+        <w:t>| `</w:t>
+      </w:r>
+      <w:proofErr w:type="spellStart"/>
+      <w:r>
+        <w:rPr>
+          <w:rFonts w:ascii="Times New Roman" w:hAnsi="Times New Roman" w:cs="Times New Roman"/>
+          <w:szCs w:val="28"/>
+        </w:rPr>
+        <w:t>compileJava</w:t>
+      </w:r>
+      <w:proofErr w:type="spellEnd"/>
+      <w:r>
+        <w:rPr>
+          <w:rFonts w:ascii="Times New Roman" w:hAnsi="Times New Roman" w:cs="Times New Roman"/>
+          <w:szCs w:val="28"/>
+        </w:rPr>
+        <w:t>`     | Компилирует `</w:t>
+      </w:r>
+      <w:proofErr w:type="spellStart"/>
+      <w:r>
+        <w:rPr>
+          <w:rFonts w:ascii="Times New Roman" w:hAnsi="Times New Roman" w:cs="Times New Roman"/>
+          <w:szCs w:val="28"/>
+        </w:rPr>
+        <w:t>src</w:t>
+      </w:r>
+      <w:proofErr w:type="spellEnd"/>
+      <w:r>
+        <w:rPr>
+          <w:rFonts w:ascii="Times New Roman" w:hAnsi="Times New Roman" w:cs="Times New Roman"/>
+          <w:szCs w:val="28"/>
+        </w:rPr>
+        <w:t>/</w:t>
+      </w:r>
+      <w:proofErr w:type="spellStart"/>
+      <w:r>
+        <w:rPr>
+          <w:rFonts w:ascii="Times New Roman" w:hAnsi="Times New Roman" w:cs="Times New Roman"/>
+          <w:szCs w:val="28"/>
+        </w:rPr>
+        <w:t>main</w:t>
+      </w:r>
+      <w:proofErr w:type="spellEnd"/>
+      <w:r>
+        <w:rPr>
+          <w:rFonts w:ascii="Times New Roman" w:hAnsi="Times New Roman" w:cs="Times New Roman"/>
+          <w:szCs w:val="28"/>
+        </w:rPr>
+        <w:t>/</w:t>
+      </w:r>
+      <w:proofErr w:type="spellStart"/>
+      <w:r>
+        <w:rPr>
+          <w:rFonts w:ascii="Times New Roman" w:hAnsi="Times New Roman" w:cs="Times New Roman"/>
+          <w:szCs w:val="28"/>
+        </w:rPr>
+        <w:t>java</w:t>
+      </w:r>
+      <w:proofErr w:type="spellEnd"/>
+      <w:r>
+        <w:rPr>
+          <w:rFonts w:ascii="Times New Roman" w:hAnsi="Times New Roman" w:cs="Times New Roman"/>
+          <w:szCs w:val="28"/>
+        </w:rPr>
+        <w:t xml:space="preserve">`                      | Java </w:t>
+      </w:r>
+      <w:proofErr w:type="spellStart"/>
+      <w:r>
+        <w:rPr>
+          <w:rFonts w:ascii="Times New Roman" w:hAnsi="Times New Roman" w:cs="Times New Roman"/>
+          <w:szCs w:val="28"/>
+        </w:rPr>
+        <w:t>Plugin</w:t>
+      </w:r>
+      <w:proofErr w:type="spellEnd"/>
+      <w:r>
+        <w:rPr>
+          <w:rFonts w:ascii="Times New Roman" w:hAnsi="Times New Roman" w:cs="Times New Roman"/>
+          <w:szCs w:val="28"/>
+        </w:rPr>
+        <w:t xml:space="preserve">                              |</w:t>
+      </w:r>
+    </w:p>
+    <w:p>
+      <w:pPr>
+        <w:pStyle w:val="af7"/>
+        <w:ind w:firstLine="0"/>
+        <w:rPr>
+          <w:rFonts w:ascii="Times New Roman" w:hAnsi="Times New Roman" w:cs="Times New Roman"/>
+          <w:szCs w:val="28"/>
+        </w:rPr>
+      </w:pPr>
+      <w:r>
+        <w:rPr>
+          <w:rFonts w:ascii="Times New Roman" w:hAnsi="Times New Roman" w:cs="Times New Roman"/>
+          <w:szCs w:val="28"/>
+        </w:rPr>
+        <w:t>| `</w:t>
+      </w:r>
+      <w:proofErr w:type="spellStart"/>
+      <w:r>
+        <w:rPr>
+          <w:rFonts w:ascii="Times New Roman" w:hAnsi="Times New Roman" w:cs="Times New Roman"/>
+          <w:szCs w:val="28"/>
+        </w:rPr>
+        <w:t>compileTestJava</w:t>
+      </w:r>
+      <w:proofErr w:type="spellEnd"/>
+      <w:r>
+        <w:rPr>
+          <w:rFonts w:ascii="Times New Roman" w:hAnsi="Times New Roman" w:cs="Times New Roman"/>
+          <w:szCs w:val="28"/>
+        </w:rPr>
+        <w:t xml:space="preserve">` | Компилирует тесты                                 | Java </w:t>
+      </w:r>
+      <w:proofErr w:type="spellStart"/>
+      <w:r>
+        <w:rPr>
+          <w:rFonts w:ascii="Times New Roman" w:hAnsi="Times New Roman" w:cs="Times New Roman"/>
+          <w:szCs w:val="28"/>
+        </w:rPr>
+        <w:t>Plugin</w:t>
+      </w:r>
+      <w:proofErr w:type="spellEnd"/>
+      <w:r>
+        <w:rPr>
+          <w:rFonts w:ascii="Times New Roman" w:hAnsi="Times New Roman" w:cs="Times New Roman"/>
+          <w:szCs w:val="28"/>
+        </w:rPr>
+        <w:t xml:space="preserve">                              |</w:t>
+      </w:r>
+    </w:p>
+    <w:p>
+      <w:pPr>
+        <w:pStyle w:val="af7"/>
+        <w:ind w:firstLine="0"/>
+        <w:rPr>
+          <w:rFonts w:ascii="Times New Roman" w:hAnsi="Times New Roman" w:cs="Times New Roman"/>
+          <w:szCs w:val="28"/>
+          <w:lang w:val="en-US"/>
+        </w:rPr>
+      </w:pPr>
+      <w:r>
+        <w:rPr>
+          <w:rFonts w:ascii="Times New Roman" w:hAnsi="Times New Roman" w:cs="Times New Roman"/>
+          <w:szCs w:val="28"/>
+          <w:lang w:val="en-US"/>
+        </w:rPr>
+        <w:lastRenderedPageBreak/>
+        <w:t xml:space="preserve">| `test`            | </w:t>
+      </w:r>
+      <w:r>
+        <w:rPr>
+          <w:rFonts w:ascii="Times New Roman" w:hAnsi="Times New Roman" w:cs="Times New Roman"/>
+          <w:szCs w:val="28"/>
+        </w:rPr>
+        <w:t>Запускает</w:t>
+      </w:r>
+      <w:r>
+        <w:rPr>
+          <w:rFonts w:ascii="Times New Roman" w:hAnsi="Times New Roman" w:cs="Times New Roman"/>
+          <w:szCs w:val="28"/>
+          <w:lang w:val="en-US"/>
+        </w:rPr>
+        <w:t xml:space="preserve"> unit-</w:t>
+      </w:r>
+      <w:r>
+        <w:rPr>
+          <w:rFonts w:ascii="Times New Roman" w:hAnsi="Times New Roman" w:cs="Times New Roman"/>
+          <w:szCs w:val="28"/>
+        </w:rPr>
+        <w:t>тесты</w:t>
+      </w:r>
+      <w:r>
+        <w:rPr>
+          <w:rFonts w:ascii="Times New Roman" w:hAnsi="Times New Roman" w:cs="Times New Roman"/>
+          <w:szCs w:val="28"/>
+          <w:lang w:val="en-US"/>
+        </w:rPr>
+        <w:t xml:space="preserve"> (JUnit/</w:t>
+      </w:r>
+      <w:proofErr w:type="gramStart"/>
+      <w:r>
+        <w:rPr>
+          <w:rFonts w:ascii="Times New Roman" w:hAnsi="Times New Roman" w:cs="Times New Roman"/>
+          <w:szCs w:val="28"/>
+          <w:lang w:val="en-US"/>
+        </w:rPr>
+        <w:t xml:space="preserve">TestNG)   </w:t>
+      </w:r>
+      <w:proofErr w:type="gramEnd"/>
+      <w:r>
+        <w:rPr>
+          <w:rFonts w:ascii="Times New Roman" w:hAnsi="Times New Roman" w:cs="Times New Roman"/>
+          <w:szCs w:val="28"/>
+          <w:lang w:val="en-US"/>
+        </w:rPr>
+        <w:t>           | `Test` task, JUnit Platform              |</w:t>
+      </w:r>
+    </w:p>
+    <w:p>
+      <w:pPr>
+        <w:pStyle w:val="af7"/>
+        <w:ind w:firstLine="0"/>
+        <w:rPr>
+          <w:rFonts w:ascii="Times New Roman" w:hAnsi="Times New Roman" w:cs="Times New Roman"/>
+          <w:szCs w:val="28"/>
+          <w:lang w:val="en-US"/>
+        </w:rPr>
+      </w:pPr>
+      <w:r>
+        <w:rPr>
+          <w:rFonts w:ascii="Times New Roman" w:hAnsi="Times New Roman" w:cs="Times New Roman"/>
+          <w:szCs w:val="28"/>
+          <w:lang w:val="en-US"/>
+        </w:rPr>
+        <w:t xml:space="preserve">| `jar` / `war`     | </w:t>
+      </w:r>
+      <w:r>
+        <w:rPr>
+          <w:rFonts w:ascii="Times New Roman" w:hAnsi="Times New Roman" w:cs="Times New Roman"/>
+          <w:szCs w:val="28"/>
+        </w:rPr>
+        <w:t>Упаковывает</w:t>
+      </w:r>
+      <w:r>
+        <w:rPr>
+          <w:rFonts w:ascii="Times New Roman" w:hAnsi="Times New Roman" w:cs="Times New Roman"/>
+          <w:szCs w:val="28"/>
+          <w:lang w:val="en-US"/>
+        </w:rPr>
+        <w:t xml:space="preserve"> `.</w:t>
+      </w:r>
+      <w:proofErr w:type="spellStart"/>
+      <w:r>
+        <w:rPr>
+          <w:rFonts w:ascii="Times New Roman" w:hAnsi="Times New Roman" w:cs="Times New Roman"/>
+          <w:szCs w:val="28"/>
+          <w:lang w:val="en-US"/>
+        </w:rPr>
+        <w:t>class`</w:t>
+      </w:r>
+      <w:proofErr w:type="spellEnd"/>
+      <w:r>
+        <w:rPr>
+          <w:rFonts w:ascii="Times New Roman" w:hAnsi="Times New Roman" w:cs="Times New Roman"/>
+          <w:szCs w:val="28"/>
+          <w:lang w:val="en-US"/>
+        </w:rPr>
+        <w:t xml:space="preserve"> </w:t>
+      </w:r>
+      <w:r>
+        <w:rPr>
+          <w:rFonts w:ascii="Times New Roman" w:hAnsi="Times New Roman" w:cs="Times New Roman"/>
+          <w:szCs w:val="28"/>
+        </w:rPr>
+        <w:t>в</w:t>
+      </w:r>
+      <w:r>
+        <w:rPr>
+          <w:rFonts w:ascii="Times New Roman" w:hAnsi="Times New Roman" w:cs="Times New Roman"/>
+          <w:szCs w:val="28"/>
+          <w:lang w:val="en-US"/>
+        </w:rPr>
+        <w:t xml:space="preserve"> JAR/WAR                   | Java Plugin / War Plugin                 |</w:t>
+      </w:r>
+    </w:p>
+    <w:p>
+      <w:pPr>
+        <w:pStyle w:val="af7"/>
+        <w:ind w:firstLine="0"/>
+        <w:rPr>
+          <w:rFonts w:ascii="Times New Roman" w:hAnsi="Times New Roman" w:cs="Times New Roman"/>
+          <w:szCs w:val="28"/>
+          <w:lang w:val="en-US"/>
+        </w:rPr>
+      </w:pPr>
+      <w:r>
+        <w:rPr>
+          <w:rFonts w:ascii="Times New Roman" w:hAnsi="Times New Roman" w:cs="Times New Roman"/>
+          <w:szCs w:val="28"/>
+          <w:lang w:val="en-US"/>
+        </w:rPr>
+        <w:t xml:space="preserve">| `check`           | </w:t>
+      </w:r>
+      <w:r>
+        <w:rPr>
+          <w:rFonts w:ascii="Times New Roman" w:hAnsi="Times New Roman" w:cs="Times New Roman"/>
+          <w:szCs w:val="28"/>
+        </w:rPr>
+        <w:t>Тесты</w:t>
+      </w:r>
+      <w:r>
+        <w:rPr>
+          <w:rFonts w:ascii="Times New Roman" w:hAnsi="Times New Roman" w:cs="Times New Roman"/>
+          <w:szCs w:val="28"/>
+          <w:lang w:val="en-US"/>
+        </w:rPr>
+        <w:t xml:space="preserve"> + </w:t>
+      </w:r>
+      <w:r>
+        <w:rPr>
+          <w:rFonts w:ascii="Times New Roman" w:hAnsi="Times New Roman" w:cs="Times New Roman"/>
+          <w:szCs w:val="28"/>
+        </w:rPr>
+        <w:t>статический</w:t>
+      </w:r>
+      <w:r>
+        <w:rPr>
+          <w:rFonts w:ascii="Times New Roman" w:hAnsi="Times New Roman" w:cs="Times New Roman"/>
+          <w:szCs w:val="28"/>
+          <w:lang w:val="en-US"/>
+        </w:rPr>
+        <w:t xml:space="preserve"> </w:t>
+      </w:r>
+      <w:r>
+        <w:rPr>
+          <w:rFonts w:ascii="Times New Roman" w:hAnsi="Times New Roman" w:cs="Times New Roman"/>
+          <w:szCs w:val="28"/>
+        </w:rPr>
+        <w:t>анализ</w:t>
+      </w:r>
+      <w:r>
+        <w:rPr>
+          <w:rFonts w:ascii="Times New Roman" w:hAnsi="Times New Roman" w:cs="Times New Roman"/>
+          <w:szCs w:val="28"/>
+          <w:lang w:val="en-US"/>
+        </w:rPr>
+        <w:t xml:space="preserve"> + </w:t>
+      </w:r>
+      <w:r>
+        <w:rPr>
+          <w:rFonts w:ascii="Times New Roman" w:hAnsi="Times New Roman" w:cs="Times New Roman"/>
+          <w:szCs w:val="28"/>
+        </w:rPr>
+        <w:t>покрытие</w:t>
+      </w:r>
+      <w:r>
+        <w:rPr>
+          <w:rFonts w:ascii="Times New Roman" w:hAnsi="Times New Roman" w:cs="Times New Roman"/>
+          <w:szCs w:val="28"/>
+          <w:lang w:val="en-US"/>
+        </w:rPr>
+        <w:t xml:space="preserve">            | `</w:t>
+      </w:r>
+      <w:proofErr w:type="spellStart"/>
+      <w:r>
+        <w:rPr>
+          <w:rFonts w:ascii="Times New Roman" w:hAnsi="Times New Roman" w:cs="Times New Roman"/>
+          <w:szCs w:val="28"/>
+          <w:lang w:val="en-US"/>
+        </w:rPr>
+        <w:t>JacocoPlugin</w:t>
+      </w:r>
+      <w:proofErr w:type="spellEnd"/>
+      <w:r>
+        <w:rPr>
+          <w:rFonts w:ascii="Times New Roman" w:hAnsi="Times New Roman" w:cs="Times New Roman"/>
+          <w:szCs w:val="28"/>
+          <w:lang w:val="en-US"/>
+        </w:rPr>
+        <w:t>`, `</w:t>
+      </w:r>
+      <w:proofErr w:type="spellStart"/>
+      <w:r>
+        <w:rPr>
+          <w:rFonts w:ascii="Times New Roman" w:hAnsi="Times New Roman" w:cs="Times New Roman"/>
+          <w:szCs w:val="28"/>
+          <w:lang w:val="en-US"/>
+        </w:rPr>
+        <w:t>Checkstyle</w:t>
+      </w:r>
+      <w:proofErr w:type="spellEnd"/>
+      <w:r>
+        <w:rPr>
+          <w:rFonts w:ascii="Times New Roman" w:hAnsi="Times New Roman" w:cs="Times New Roman"/>
+          <w:szCs w:val="28"/>
+          <w:lang w:val="en-US"/>
+        </w:rPr>
+        <w:t>`, `</w:t>
+      </w:r>
+      <w:proofErr w:type="spellStart"/>
+      <w:r>
+        <w:rPr>
+          <w:rFonts w:ascii="Times New Roman" w:hAnsi="Times New Roman" w:cs="Times New Roman"/>
+          <w:szCs w:val="28"/>
+          <w:lang w:val="en-US"/>
+        </w:rPr>
+        <w:t>SpotBugs</w:t>
+      </w:r>
+      <w:proofErr w:type="spellEnd"/>
+      <w:r>
+        <w:rPr>
+          <w:rFonts w:ascii="Times New Roman" w:hAnsi="Times New Roman" w:cs="Times New Roman"/>
+          <w:szCs w:val="28"/>
+          <w:lang w:val="en-US"/>
+        </w:rPr>
+        <w:t>` |</w:t>
+      </w:r>
+    </w:p>
+    <w:p>
+      <w:pPr>
+        <w:pStyle w:val="af7"/>
+        <w:ind w:firstLine="0"/>
+        <w:rPr>
+          <w:rFonts w:ascii="Times New Roman" w:hAnsi="Times New Roman" w:cs="Times New Roman"/>
+          <w:szCs w:val="28"/>
+          <w:lang w:val="en-US"/>
+        </w:rPr>
+      </w:pPr>
+      <w:r>
+        <w:rPr>
+          <w:rFonts w:ascii="Times New Roman" w:hAnsi="Times New Roman" w:cs="Times New Roman"/>
+          <w:szCs w:val="28"/>
+          <w:lang w:val="en-US"/>
+        </w:rPr>
+        <w:t xml:space="preserve">| `build`           | </w:t>
+      </w:r>
+      <w:r>
+        <w:rPr>
+          <w:rFonts w:ascii="Times New Roman" w:hAnsi="Times New Roman" w:cs="Times New Roman"/>
+          <w:szCs w:val="28"/>
+        </w:rPr>
+        <w:t>Полная</w:t>
+      </w:r>
+      <w:r>
+        <w:rPr>
+          <w:rFonts w:ascii="Times New Roman" w:hAnsi="Times New Roman" w:cs="Times New Roman"/>
+          <w:szCs w:val="28"/>
+          <w:lang w:val="en-US"/>
+        </w:rPr>
+        <w:t xml:space="preserve"> </w:t>
+      </w:r>
+      <w:r>
+        <w:rPr>
+          <w:rFonts w:ascii="Times New Roman" w:hAnsi="Times New Roman" w:cs="Times New Roman"/>
+          <w:szCs w:val="28"/>
+        </w:rPr>
+        <w:t>сборка</w:t>
+      </w:r>
+      <w:r>
+        <w:rPr>
+          <w:rFonts w:ascii="Times New Roman" w:hAnsi="Times New Roman" w:cs="Times New Roman"/>
+          <w:szCs w:val="28"/>
+          <w:lang w:val="en-US"/>
+        </w:rPr>
+        <w:t xml:space="preserve"> (assemble + </w:t>
+      </w:r>
+      <w:proofErr w:type="gramStart"/>
+      <w:r>
+        <w:rPr>
+          <w:rFonts w:ascii="Times New Roman" w:hAnsi="Times New Roman" w:cs="Times New Roman"/>
+          <w:szCs w:val="28"/>
+          <w:lang w:val="en-US"/>
+        </w:rPr>
+        <w:t xml:space="preserve">check)   </w:t>
+      </w:r>
+      <w:proofErr w:type="gramEnd"/>
+      <w:r>
+        <w:rPr>
+          <w:rFonts w:ascii="Times New Roman" w:hAnsi="Times New Roman" w:cs="Times New Roman"/>
+          <w:szCs w:val="28"/>
+          <w:lang w:val="en-US"/>
+        </w:rPr>
+        <w:t xml:space="preserve">              | </w:t>
+      </w:r>
+      <w:r>
+        <w:rPr>
+          <w:rFonts w:ascii="Times New Roman" w:hAnsi="Times New Roman" w:cs="Times New Roman"/>
+          <w:szCs w:val="28"/>
+        </w:rPr>
+        <w:t>Агрегирующая</w:t>
+      </w:r>
+      <w:r>
+        <w:rPr>
+          <w:rFonts w:ascii="Times New Roman" w:hAnsi="Times New Roman" w:cs="Times New Roman"/>
+          <w:szCs w:val="28"/>
+          <w:lang w:val="en-US"/>
+        </w:rPr>
+        <w:t xml:space="preserve"> </w:t>
+      </w:r>
+      <w:r>
+        <w:rPr>
+          <w:rFonts w:ascii="Times New Roman" w:hAnsi="Times New Roman" w:cs="Times New Roman"/>
+          <w:szCs w:val="28"/>
+        </w:rPr>
+        <w:t>задача</w:t>
+      </w:r>
+      <w:r>
+        <w:rPr>
+          <w:rFonts w:ascii="Times New Roman" w:hAnsi="Times New Roman" w:cs="Times New Roman"/>
+          <w:szCs w:val="28"/>
+          <w:lang w:val="en-US"/>
+        </w:rPr>
+        <w:t xml:space="preserve">                      |</w:t>
+      </w:r>
+    </w:p>
+    <w:p>
+      <w:pPr>
+        <w:pStyle w:val="af7"/>
+        <w:ind w:firstLine="0"/>
+        <w:rPr>
+          <w:rFonts w:ascii="Times New Roman" w:hAnsi="Times New Roman" w:cs="Times New Roman"/>
+          <w:szCs w:val="28"/>
+          <w:lang w:val="en-US"/>
+        </w:rPr>
+      </w:pPr>
+      <w:r>
+        <w:rPr>
+          <w:rFonts w:ascii="Times New Roman" w:hAnsi="Times New Roman" w:cs="Times New Roman"/>
+          <w:szCs w:val="28"/>
+          <w:lang w:val="en-US"/>
+        </w:rPr>
+        <w:t xml:space="preserve">| `publish`         | </w:t>
+      </w:r>
+      <w:r>
+        <w:rPr>
+          <w:rFonts w:ascii="Times New Roman" w:hAnsi="Times New Roman" w:cs="Times New Roman"/>
+          <w:szCs w:val="28"/>
+        </w:rPr>
+        <w:t>Публикация</w:t>
+      </w:r>
+      <w:r>
+        <w:rPr>
+          <w:rFonts w:ascii="Times New Roman" w:hAnsi="Times New Roman" w:cs="Times New Roman"/>
+          <w:szCs w:val="28"/>
+          <w:lang w:val="en-US"/>
+        </w:rPr>
+        <w:t xml:space="preserve"> </w:t>
+      </w:r>
+      <w:r>
+        <w:rPr>
+          <w:rFonts w:ascii="Times New Roman" w:hAnsi="Times New Roman" w:cs="Times New Roman"/>
+          <w:szCs w:val="28"/>
+        </w:rPr>
+        <w:t>в</w:t>
+      </w:r>
+      <w:r>
+        <w:rPr>
+          <w:rFonts w:ascii="Times New Roman" w:hAnsi="Times New Roman" w:cs="Times New Roman"/>
+          <w:szCs w:val="28"/>
+          <w:lang w:val="en-US"/>
+        </w:rPr>
+        <w:t xml:space="preserve"> Maven-</w:t>
+      </w:r>
+      <w:r>
+        <w:rPr>
+          <w:rFonts w:ascii="Times New Roman" w:hAnsi="Times New Roman" w:cs="Times New Roman"/>
+          <w:szCs w:val="28"/>
+        </w:rPr>
+        <w:t>репозиторий</w:t>
+      </w:r>
+      <w:r>
+        <w:rPr>
+          <w:rFonts w:ascii="Times New Roman" w:hAnsi="Times New Roman" w:cs="Times New Roman"/>
+          <w:szCs w:val="28"/>
+          <w:lang w:val="en-US"/>
+        </w:rPr>
+        <w:t xml:space="preserve">                   | `maven-publish` plugin                   |</w:t>
+      </w:r>
+    </w:p>
+    <w:p>
+      <w:pPr>
+        <w:pStyle w:val="af7"/>
+        <w:ind w:firstLine="0"/>
+        <w:rPr>
+          <w:rFonts w:ascii="Times New Roman" w:hAnsi="Times New Roman" w:cs="Times New Roman"/>
+          <w:szCs w:val="28"/>
+          <w:lang w:val="en-US"/>
+        </w:rPr>
+      </w:pPr>
+    </w:p>
+    <w:p>
+      <w:pPr>
+        <w:pStyle w:val="af7"/>
+        <w:ind w:firstLine="0"/>
+        <w:rPr>
+          <w:rFonts w:ascii="Times New Roman" w:hAnsi="Times New Roman" w:cs="Times New Roman"/>
+          <w:szCs w:val="28"/>
+          <w:lang w:val="en-US"/>
+        </w:rPr>
+      </w:pPr>
+      <w:r>
+        <w:rPr>
+          <w:rFonts w:ascii="Times New Roman" w:hAnsi="Times New Roman" w:cs="Times New Roman"/>
+          <w:szCs w:val="28"/>
+          <w:lang w:val="en-US"/>
+        </w:rPr>
+        <w:t xml:space="preserve">## </w:t>
+      </w:r>
+      <w:r>
+        <w:rPr>
+          <w:rFonts w:ascii="Times New Roman" w:hAnsi="Times New Roman" w:cs="Times New Roman"/>
+          <w:szCs w:val="28"/>
+        </w:rPr>
+        <w:t>Артефакты</w:t>
+      </w:r>
+      <w:r>
+        <w:rPr>
+          <w:rFonts w:ascii="Times New Roman" w:hAnsi="Times New Roman" w:cs="Times New Roman"/>
+          <w:szCs w:val="28"/>
+          <w:lang w:val="en-US"/>
+        </w:rPr>
+        <w:t xml:space="preserve"> </w:t>
+      </w:r>
+      <w:r>
+        <w:rPr>
+          <w:rFonts w:ascii="Times New Roman" w:hAnsi="Times New Roman" w:cs="Times New Roman"/>
+          <w:szCs w:val="28"/>
+        </w:rPr>
+        <w:t>сборки</w:t>
+      </w:r>
+    </w:p>
+    <w:p>
+      <w:pPr>
+        <w:pStyle w:val="af7"/>
+        <w:ind w:firstLine="0"/>
+        <w:rPr>
+          <w:rFonts w:ascii="Times New Roman" w:hAnsi="Times New Roman" w:cs="Times New Roman"/>
+          <w:szCs w:val="28"/>
+          <w:lang w:val="en-US"/>
+        </w:rPr>
+      </w:pPr>
+    </w:p>
+    <w:p>
+      <w:pPr>
+        <w:pStyle w:val="af7"/>
+        <w:ind w:firstLine="0"/>
+        <w:rPr>
+          <w:rFonts w:ascii="Times New Roman" w:hAnsi="Times New Roman" w:cs="Times New Roman"/>
+          <w:szCs w:val="28"/>
+          <w:lang w:val="en-US"/>
+        </w:rPr>
+      </w:pPr>
+      <w:r>
+        <w:rPr>
+          <w:rFonts w:ascii="Times New Roman" w:hAnsi="Times New Roman" w:cs="Times New Roman"/>
+          <w:szCs w:val="28"/>
+        </w:rPr>
+        <w:t>После</w:t>
+      </w:r>
+      <w:r>
+        <w:rPr>
+          <w:rFonts w:ascii="Times New Roman" w:hAnsi="Times New Roman" w:cs="Times New Roman"/>
+          <w:szCs w:val="28"/>
+          <w:lang w:val="en-US"/>
+        </w:rPr>
+        <w:t xml:space="preserve"> </w:t>
+      </w:r>
+      <w:proofErr w:type="gramStart"/>
+      <w:r>
+        <w:rPr>
+          <w:rFonts w:ascii="Times New Roman" w:hAnsi="Times New Roman" w:cs="Times New Roman"/>
+          <w:szCs w:val="28"/>
+          <w:lang w:val="en-US"/>
+        </w:rPr>
+        <w:t>`./</w:t>
+      </w:r>
+      <w:proofErr w:type="spellStart"/>
+      <w:proofErr w:type="gramEnd"/>
+      <w:r>
+        <w:rPr>
+          <w:rFonts w:ascii="Times New Roman" w:hAnsi="Times New Roman" w:cs="Times New Roman"/>
+          <w:szCs w:val="28"/>
+          <w:lang w:val="en-US"/>
+        </w:rPr>
+        <w:t>gradlew</w:t>
+      </w:r>
+      <w:proofErr w:type="spellEnd"/>
+      <w:r>
+        <w:rPr>
+          <w:rFonts w:ascii="Times New Roman" w:hAnsi="Times New Roman" w:cs="Times New Roman"/>
+          <w:szCs w:val="28"/>
+          <w:lang w:val="en-US"/>
+        </w:rPr>
+        <w:t xml:space="preserve"> build` </w:t>
+      </w:r>
+      <w:r>
+        <w:rPr>
+          <w:rFonts w:ascii="Times New Roman" w:hAnsi="Times New Roman" w:cs="Times New Roman"/>
+          <w:szCs w:val="28"/>
+        </w:rPr>
+        <w:t>в</w:t>
+      </w:r>
+      <w:r>
+        <w:rPr>
+          <w:rFonts w:ascii="Times New Roman" w:hAnsi="Times New Roman" w:cs="Times New Roman"/>
+          <w:szCs w:val="28"/>
+          <w:lang w:val="en-US"/>
+        </w:rPr>
+        <w:t xml:space="preserve"> `build/libs/`:</w:t>
+      </w:r>
+    </w:p>
+    <w:p>
+      <w:pPr>
+        <w:pStyle w:val="af7"/>
+        <w:ind w:firstLine="0"/>
+        <w:rPr>
+          <w:rFonts w:ascii="Times New Roman" w:hAnsi="Times New Roman" w:cs="Times New Roman"/>
+          <w:szCs w:val="28"/>
+          <w:lang w:val="en-US"/>
+        </w:rPr>
+      </w:pPr>
+    </w:p>
+    <w:p>
+      <w:pPr>
+        <w:pStyle w:val="af7"/>
+        <w:ind w:firstLine="0"/>
+        <w:rPr>
+          <w:rFonts w:ascii="Times New Roman" w:hAnsi="Times New Roman" w:cs="Times New Roman"/>
+          <w:szCs w:val="28"/>
+          <w:lang w:val="en-US"/>
+        </w:rPr>
+      </w:pPr>
+      <w:r>
+        <w:rPr>
+          <w:rFonts w:ascii="Times New Roman" w:hAnsi="Times New Roman" w:cs="Times New Roman"/>
+          <w:szCs w:val="28"/>
+          <w:lang w:val="en-US"/>
+        </w:rPr>
+        <w:t>- `app-1.0.0.jar`</w:t>
+      </w:r>
+    </w:p>
+    <w:p>
+      <w:pPr>
+        <w:pStyle w:val="af7"/>
+        <w:ind w:firstLine="0"/>
+        <w:rPr>
+          <w:rFonts w:ascii="Times New Roman" w:hAnsi="Times New Roman" w:cs="Times New Roman"/>
+          <w:szCs w:val="28"/>
+          <w:lang w:val="en-US"/>
+        </w:rPr>
+      </w:pPr>
+      <w:r>
+        <w:rPr>
+          <w:rFonts w:ascii="Times New Roman" w:hAnsi="Times New Roman" w:cs="Times New Roman"/>
+          <w:szCs w:val="28"/>
+          <w:lang w:val="en-US"/>
+        </w:rPr>
+        <w:t>- `app-1.0.0-sources.jar` (</w:t>
+      </w:r>
+      <w:r>
+        <w:rPr>
+          <w:rFonts w:ascii="Times New Roman" w:hAnsi="Times New Roman" w:cs="Times New Roman"/>
+          <w:szCs w:val="28"/>
+        </w:rPr>
+        <w:t>если</w:t>
+      </w:r>
+      <w:r>
+        <w:rPr>
+          <w:rFonts w:ascii="Times New Roman" w:hAnsi="Times New Roman" w:cs="Times New Roman"/>
+          <w:szCs w:val="28"/>
+          <w:lang w:val="en-US"/>
+        </w:rPr>
+        <w:t xml:space="preserve"> </w:t>
+      </w:r>
+      <w:r>
+        <w:rPr>
+          <w:rFonts w:ascii="Times New Roman" w:hAnsi="Times New Roman" w:cs="Times New Roman"/>
+          <w:szCs w:val="28"/>
+        </w:rPr>
+        <w:t>включён</w:t>
+      </w:r>
+      <w:r>
+        <w:rPr>
+          <w:rFonts w:ascii="Times New Roman" w:hAnsi="Times New Roman" w:cs="Times New Roman"/>
+          <w:szCs w:val="28"/>
+          <w:lang w:val="en-US"/>
+        </w:rPr>
+        <w:t xml:space="preserve"> `</w:t>
+      </w:r>
+      <w:proofErr w:type="spellStart"/>
+      <w:proofErr w:type="gramStart"/>
+      <w:r>
+        <w:rPr>
+          <w:rFonts w:ascii="Times New Roman" w:hAnsi="Times New Roman" w:cs="Times New Roman"/>
+          <w:szCs w:val="28"/>
+          <w:lang w:val="en-US"/>
+        </w:rPr>
+        <w:t>withSourcesJar</w:t>
+      </w:r>
+      <w:proofErr w:type="spellEnd"/>
+      <w:r>
+        <w:rPr>
+          <w:rFonts w:ascii="Times New Roman" w:hAnsi="Times New Roman" w:cs="Times New Roman"/>
+          <w:szCs w:val="28"/>
+          <w:lang w:val="en-US"/>
+        </w:rPr>
+        <w:t>(</w:t>
+      </w:r>
+      <w:proofErr w:type="gramEnd"/>
+      <w:r>
+        <w:rPr>
+          <w:rFonts w:ascii="Times New Roman" w:hAnsi="Times New Roman" w:cs="Times New Roman"/>
+          <w:szCs w:val="28"/>
+          <w:lang w:val="en-US"/>
+        </w:rPr>
+        <w:t>)`)</w:t>
+      </w:r>
+    </w:p>
+    <w:p>
+      <w:pPr>
+        <w:pStyle w:val="af7"/>
+        <w:ind w:firstLine="0"/>
+        <w:rPr>
+          <w:rFonts w:ascii="Times New Roman" w:hAnsi="Times New Roman" w:cs="Times New Roman"/>
+          <w:szCs w:val="28"/>
+          <w:lang w:val="en-US"/>
+        </w:rPr>
+      </w:pPr>
+      <w:r>
+        <w:rPr>
+          <w:rFonts w:ascii="Times New Roman" w:hAnsi="Times New Roman" w:cs="Times New Roman"/>
+          <w:szCs w:val="28"/>
+          <w:lang w:val="en-US"/>
+        </w:rPr>
+        <w:t>- `app-1.0.0-javadoc.jar`</w:t>
+      </w:r>
+    </w:p>
+    <w:p>
+      <w:pPr>
+        <w:pStyle w:val="af7"/>
+        <w:ind w:firstLine="0"/>
+        <w:rPr>
+          <w:rFonts w:ascii="Times New Roman" w:hAnsi="Times New Roman" w:cs="Times New Roman"/>
+          <w:szCs w:val="28"/>
+          <w:lang w:val="en-US"/>
+        </w:rPr>
+      </w:pPr>
+      <w:r>
+        <w:rPr>
+          <w:rFonts w:ascii="Times New Roman" w:hAnsi="Times New Roman" w:cs="Times New Roman"/>
+          <w:szCs w:val="28"/>
+          <w:lang w:val="en-US"/>
+        </w:rPr>
+        <w:t xml:space="preserve">- `build/reports/tests/` — </w:t>
+      </w:r>
+      <w:r>
+        <w:rPr>
+          <w:rFonts w:ascii="Times New Roman" w:hAnsi="Times New Roman" w:cs="Times New Roman"/>
+          <w:szCs w:val="28"/>
+        </w:rPr>
+        <w:t>отчёты</w:t>
+      </w:r>
+      <w:r>
+        <w:rPr>
+          <w:rFonts w:ascii="Times New Roman" w:hAnsi="Times New Roman" w:cs="Times New Roman"/>
+          <w:szCs w:val="28"/>
+          <w:lang w:val="en-US"/>
+        </w:rPr>
+        <w:t xml:space="preserve"> </w:t>
+      </w:r>
+      <w:r>
+        <w:rPr>
+          <w:rFonts w:ascii="Times New Roman" w:hAnsi="Times New Roman" w:cs="Times New Roman"/>
+          <w:szCs w:val="28"/>
+        </w:rPr>
+        <w:t>о</w:t>
+      </w:r>
+      <w:r>
+        <w:rPr>
+          <w:rFonts w:ascii="Times New Roman" w:hAnsi="Times New Roman" w:cs="Times New Roman"/>
+          <w:szCs w:val="28"/>
+          <w:lang w:val="en-US"/>
+        </w:rPr>
+        <w:t xml:space="preserve"> </w:t>
+      </w:r>
+      <w:r>
+        <w:rPr>
+          <w:rFonts w:ascii="Times New Roman" w:hAnsi="Times New Roman" w:cs="Times New Roman"/>
+          <w:szCs w:val="28"/>
+        </w:rPr>
+        <w:t>тестах</w:t>
+      </w:r>
+    </w:p>
+    <w:p>
+      <w:pPr>
+        <w:pStyle w:val="af7"/>
+        <w:ind w:firstLine="0"/>
+        <w:rPr>
+          <w:rFonts w:ascii="Times New Roman" w:hAnsi="Times New Roman" w:cs="Times New Roman"/>
+          <w:szCs w:val="28"/>
+        </w:rPr>
+      </w:pPr>
+      <w:r>
+        <w:rPr>
+          <w:rFonts w:ascii="Times New Roman" w:hAnsi="Times New Roman" w:cs="Times New Roman"/>
+          <w:szCs w:val="28"/>
+        </w:rPr>
+        <w:t>- `</w:t>
+      </w:r>
+      <w:proofErr w:type="spellStart"/>
+      <w:r>
+        <w:rPr>
+          <w:rFonts w:ascii="Times New Roman" w:hAnsi="Times New Roman" w:cs="Times New Roman"/>
+          <w:szCs w:val="28"/>
+        </w:rPr>
+        <w:t>build</w:t>
+      </w:r>
+      <w:proofErr w:type="spellEnd"/>
+      <w:r>
+        <w:rPr>
+          <w:rFonts w:ascii="Times New Roman" w:hAnsi="Times New Roman" w:cs="Times New Roman"/>
+          <w:szCs w:val="28"/>
+        </w:rPr>
+        <w:t>/</w:t>
+      </w:r>
+      <w:proofErr w:type="spellStart"/>
+      <w:r>
+        <w:rPr>
+          <w:rFonts w:ascii="Times New Roman" w:hAnsi="Times New Roman" w:cs="Times New Roman"/>
+          <w:szCs w:val="28"/>
+        </w:rPr>
+        <w:t>reports</w:t>
+      </w:r>
+      <w:proofErr w:type="spellEnd"/>
+      <w:r>
+        <w:rPr>
+          <w:rFonts w:ascii="Times New Roman" w:hAnsi="Times New Roman" w:cs="Times New Roman"/>
+          <w:szCs w:val="28"/>
+        </w:rPr>
+        <w:t>/</w:t>
+      </w:r>
+      <w:proofErr w:type="spellStart"/>
+      <w:r>
+        <w:rPr>
+          <w:rFonts w:ascii="Times New Roman" w:hAnsi="Times New Roman" w:cs="Times New Roman"/>
+          <w:szCs w:val="28"/>
+        </w:rPr>
+        <w:t>jacoco</w:t>
+      </w:r>
+      <w:proofErr w:type="spellEnd"/>
+      <w:r>
+        <w:rPr>
+          <w:rFonts w:ascii="Times New Roman" w:hAnsi="Times New Roman" w:cs="Times New Roman"/>
+          <w:szCs w:val="28"/>
+        </w:rPr>
+        <w:t>/` — покрытие</w:t>
+      </w:r>
+    </w:p>
+    <w:p>
+      <w:pPr>
+        <w:pStyle w:val="af7"/>
+        <w:ind w:firstLine="0"/>
+        <w:rPr>
+          <w:rFonts w:ascii="Times New Roman" w:hAnsi="Times New Roman" w:cs="Times New Roman"/>
+          <w:szCs w:val="28"/>
+        </w:rPr>
+      </w:pPr>
+    </w:p>
+    <w:p>
+      <w:pPr>
+        <w:pStyle w:val="af7"/>
+        <w:ind w:firstLine="0"/>
+        <w:rPr>
+          <w:rFonts w:ascii="Times New Roman" w:hAnsi="Times New Roman" w:cs="Times New Roman"/>
+          <w:szCs w:val="28"/>
+        </w:rPr>
+      </w:pPr>
+      <w:r>
+        <w:rPr>
+          <w:rFonts w:ascii="Times New Roman" w:hAnsi="Times New Roman" w:cs="Times New Roman"/>
+          <w:szCs w:val="28"/>
+        </w:rPr>
+        <w:t>## Управление зависимостями</w:t>
+      </w:r>
+    </w:p>
+    <w:p>
+      <w:pPr>
+        <w:pStyle w:val="af7"/>
+        <w:ind w:firstLine="0"/>
+        <w:rPr>
+          <w:rFonts w:ascii="Times New Roman" w:hAnsi="Times New Roman" w:cs="Times New Roman"/>
+          <w:szCs w:val="28"/>
+        </w:rPr>
+      </w:pPr>
+    </w:p>
+    <w:p>
+      <w:pPr>
+        <w:pStyle w:val="af7"/>
+        <w:ind w:firstLine="0"/>
+        <w:rPr>
+          <w:rFonts w:ascii="Times New Roman" w:hAnsi="Times New Roman" w:cs="Times New Roman"/>
+          <w:szCs w:val="28"/>
+          <w:lang w:val="en-US"/>
+        </w:rPr>
+      </w:pPr>
+      <w:r>
+        <w:rPr>
+          <w:rFonts w:ascii="Times New Roman" w:hAnsi="Times New Roman" w:cs="Times New Roman"/>
+          <w:szCs w:val="28"/>
+          <w:lang w:val="en-US"/>
+        </w:rPr>
+        <w:t>```groovy</w:t>
+      </w:r>
+    </w:p>
+    <w:p>
+      <w:pPr>
+        <w:pStyle w:val="af7"/>
+        <w:ind w:firstLine="0"/>
+        <w:rPr>
+          <w:rFonts w:ascii="Times New Roman" w:hAnsi="Times New Roman" w:cs="Times New Roman"/>
+          <w:szCs w:val="28"/>
+          <w:lang w:val="en-US"/>
+        </w:rPr>
+      </w:pPr>
+      <w:r>
+        <w:rPr>
+          <w:rFonts w:ascii="Times New Roman" w:hAnsi="Times New Roman" w:cs="Times New Roman"/>
+          <w:szCs w:val="28"/>
+          <w:lang w:val="en-US"/>
+        </w:rPr>
+        <w:t>dependencies {</w:t>
+      </w:r>
+    </w:p>
+    <w:p>
+      <w:pPr>
+        <w:pStyle w:val="af7"/>
+        <w:ind w:firstLine="0"/>
+        <w:rPr>
+          <w:rFonts w:ascii="Times New Roman" w:hAnsi="Times New Roman" w:cs="Times New Roman"/>
+          <w:szCs w:val="28"/>
+          <w:lang w:val="en-US"/>
+        </w:rPr>
+      </w:pPr>
+      <w:r>
+        <w:rPr>
+          <w:rFonts w:ascii="Times New Roman" w:hAnsi="Times New Roman" w:cs="Times New Roman"/>
+          <w:szCs w:val="28"/>
+          <w:lang w:val="en-US"/>
+        </w:rPr>
+        <w:t>    implementation '</w:t>
+      </w:r>
+      <w:proofErr w:type="gramStart"/>
+      <w:r>
+        <w:rPr>
+          <w:rFonts w:ascii="Times New Roman" w:hAnsi="Times New Roman" w:cs="Times New Roman"/>
+          <w:szCs w:val="28"/>
+          <w:lang w:val="en-US"/>
+        </w:rPr>
+        <w:t>org.apache</w:t>
+      </w:r>
+      <w:proofErr w:type="gramEnd"/>
+      <w:r>
+        <w:rPr>
+          <w:rFonts w:ascii="Times New Roman" w:hAnsi="Times New Roman" w:cs="Times New Roman"/>
+          <w:szCs w:val="28"/>
+          <w:lang w:val="en-US"/>
+        </w:rPr>
+        <w:t>.</w:t>
+      </w:r>
+      <w:proofErr w:type="gramStart"/>
+      <w:r>
+        <w:rPr>
+          <w:rFonts w:ascii="Times New Roman" w:hAnsi="Times New Roman" w:cs="Times New Roman"/>
+          <w:szCs w:val="28"/>
+          <w:lang w:val="en-US"/>
+        </w:rPr>
+        <w:t>commons:commons</w:t>
+      </w:r>
+      <w:proofErr w:type="gramEnd"/>
+      <w:r>
+        <w:rPr>
+          <w:rFonts w:ascii="Times New Roman" w:hAnsi="Times New Roman" w:cs="Times New Roman"/>
+          <w:szCs w:val="28"/>
+          <w:lang w:val="en-US"/>
+        </w:rPr>
+        <w:t>-lang3:3.14.0'</w:t>
+      </w:r>
+    </w:p>
+    <w:p>
+      <w:pPr>
+        <w:pStyle w:val="af7"/>
+        <w:ind w:firstLine="0"/>
+        <w:rPr>
+          <w:rFonts w:ascii="Times New Roman" w:hAnsi="Times New Roman" w:cs="Times New Roman"/>
+          <w:szCs w:val="28"/>
+          <w:lang w:val="en-US"/>
+        </w:rPr>
+      </w:pPr>
+      <w:r>
+        <w:rPr>
+          <w:rFonts w:ascii="Times New Roman" w:hAnsi="Times New Roman" w:cs="Times New Roman"/>
+          <w:szCs w:val="28"/>
+          <w:lang w:val="en-US"/>
+        </w:rPr>
+        <w:t xml:space="preserve">    </w:t>
+      </w:r>
+      <w:proofErr w:type="spellStart"/>
+      <w:r>
+        <w:rPr>
+          <w:rFonts w:ascii="Times New Roman" w:hAnsi="Times New Roman" w:cs="Times New Roman"/>
+          <w:szCs w:val="28"/>
+          <w:lang w:val="en-US"/>
+        </w:rPr>
+        <w:t>testImplementation</w:t>
+      </w:r>
+      <w:proofErr w:type="spellEnd"/>
+      <w:r>
+        <w:rPr>
+          <w:rFonts w:ascii="Times New Roman" w:hAnsi="Times New Roman" w:cs="Times New Roman"/>
+          <w:szCs w:val="28"/>
+          <w:lang w:val="en-US"/>
+        </w:rPr>
+        <w:t xml:space="preserve"> '</w:t>
+      </w:r>
+      <w:proofErr w:type="gramStart"/>
+      <w:r>
+        <w:rPr>
+          <w:rFonts w:ascii="Times New Roman" w:hAnsi="Times New Roman" w:cs="Times New Roman"/>
+          <w:szCs w:val="28"/>
+          <w:lang w:val="en-US"/>
+        </w:rPr>
+        <w:t>org.junit</w:t>
+      </w:r>
+      <w:proofErr w:type="gramEnd"/>
+      <w:r>
+        <w:rPr>
+          <w:rFonts w:ascii="Times New Roman" w:hAnsi="Times New Roman" w:cs="Times New Roman"/>
+          <w:szCs w:val="28"/>
+          <w:lang w:val="en-US"/>
+        </w:rPr>
+        <w:t>.</w:t>
+      </w:r>
+      <w:proofErr w:type="gramStart"/>
+      <w:r>
+        <w:rPr>
+          <w:rFonts w:ascii="Times New Roman" w:hAnsi="Times New Roman" w:cs="Times New Roman"/>
+          <w:szCs w:val="28"/>
+          <w:lang w:val="en-US"/>
+        </w:rPr>
+        <w:t>jupiter:junit</w:t>
+      </w:r>
+      <w:proofErr w:type="gramEnd"/>
+      <w:r>
+        <w:rPr>
+          <w:rFonts w:ascii="Times New Roman" w:hAnsi="Times New Roman" w:cs="Times New Roman"/>
+          <w:szCs w:val="28"/>
+          <w:lang w:val="en-US"/>
+        </w:rPr>
+        <w:t>-jupiter:5.10.0'</w:t>
+      </w:r>
+    </w:p>
+    <w:p>
+      <w:pPr>
+        <w:pStyle w:val="af7"/>
+        <w:ind w:firstLine="0"/>
+        <w:rPr>
+          <w:rFonts w:ascii="Times New Roman" w:hAnsi="Times New Roman" w:cs="Times New Roman"/>
+          <w:szCs w:val="28"/>
+        </w:rPr>
+      </w:pPr>
+      <w:r>
+        <w:rPr>
+          <w:rFonts w:ascii="Times New Roman" w:hAnsi="Times New Roman" w:cs="Times New Roman"/>
+          <w:szCs w:val="28"/>
+        </w:rPr>
+        <w:t>}</w:t>
+      </w:r>
+    </w:p>
+    <w:p>
+      <w:pPr>
+        <w:pStyle w:val="af7"/>
+        <w:ind w:firstLine="0"/>
+        <w:rPr>
+          <w:rFonts w:ascii="Times New Roman" w:hAnsi="Times New Roman" w:cs="Times New Roman"/>
+          <w:szCs w:val="28"/>
+        </w:rPr>
+      </w:pPr>
+      <w:r>
+        <w:rPr>
+          <w:rFonts w:ascii="Times New Roman" w:hAnsi="Times New Roman" w:cs="Times New Roman"/>
+          <w:szCs w:val="28"/>
+        </w:rPr>
+        <w:t>```</w:t>
+      </w:r>
+    </w:p>
+    <w:p>
+      <w:pPr>
+        <w:pStyle w:val="af7"/>
+        <w:ind w:firstLine="0"/>
+        <w:rPr>
+          <w:rFonts w:ascii="Times New Roman" w:hAnsi="Times New Roman" w:cs="Times New Roman"/>
+          <w:szCs w:val="28"/>
+        </w:rPr>
+      </w:pPr>
+    </w:p>
+    <w:p>
+      <w:pPr>
+        <w:pStyle w:val="af7"/>
+        <w:ind w:firstLine="0"/>
+        <w:rPr>
+          <w:rFonts w:ascii="Times New Roman" w:hAnsi="Times New Roman" w:cs="Times New Roman"/>
+          <w:szCs w:val="28"/>
+        </w:rPr>
+      </w:pPr>
+      <w:r>
+        <w:rPr>
+          <w:rFonts w:ascii="Times New Roman" w:hAnsi="Times New Roman" w:cs="Times New Roman"/>
+          <w:szCs w:val="28"/>
+        </w:rPr>
+        <w:t>- **Транзитивные зависимости** подтягиваются автоматически.</w:t>
+      </w:r>
+    </w:p>
+    <w:p>
+      <w:pPr>
+        <w:pStyle w:val="af7"/>
+        <w:ind w:firstLine="0"/>
+        <w:rPr>
+          <w:rFonts w:ascii="Times New Roman" w:hAnsi="Times New Roman" w:cs="Times New Roman"/>
+          <w:szCs w:val="28"/>
+        </w:rPr>
+      </w:pPr>
+      <w:r>
+        <w:rPr>
+          <w:rFonts w:ascii="Times New Roman" w:hAnsi="Times New Roman" w:cs="Times New Roman"/>
+          <w:szCs w:val="28"/>
+        </w:rPr>
+        <w:t xml:space="preserve">- **Конфликты версий** разрешаются стратегией </w:t>
+      </w:r>
+      <w:proofErr w:type="spellStart"/>
+      <w:r>
+        <w:rPr>
+          <w:rFonts w:ascii="Times New Roman" w:hAnsi="Times New Roman" w:cs="Times New Roman"/>
+          <w:szCs w:val="28"/>
+        </w:rPr>
+        <w:t>Gradle</w:t>
+      </w:r>
+      <w:proofErr w:type="spellEnd"/>
+      <w:r>
+        <w:rPr>
+          <w:rFonts w:ascii="Times New Roman" w:hAnsi="Times New Roman" w:cs="Times New Roman"/>
+          <w:szCs w:val="28"/>
+        </w:rPr>
+        <w:t xml:space="preserve"> (по умолчанию — максимальная версия).</w:t>
+      </w:r>
+    </w:p>
+    <w:p>
+      <w:pPr>
+        <w:pStyle w:val="af7"/>
+        <w:ind w:firstLine="0"/>
+        <w:rPr>
+          <w:rFonts w:ascii="Times New Roman" w:hAnsi="Times New Roman" w:cs="Times New Roman"/>
+          <w:szCs w:val="28"/>
+        </w:rPr>
+      </w:pPr>
+    </w:p>
+    <w:p>
+      <w:pPr>
+        <w:pStyle w:val="af7"/>
+        <w:ind w:firstLine="0"/>
+        <w:rPr>
+          <w:rFonts w:ascii="Times New Roman" w:hAnsi="Times New Roman" w:cs="Times New Roman"/>
+          <w:szCs w:val="28"/>
+          <w:lang w:val="en-US"/>
+        </w:rPr>
+      </w:pPr>
+      <w:r>
+        <w:rPr>
+          <w:rFonts w:ascii="Times New Roman" w:hAnsi="Times New Roman" w:cs="Times New Roman"/>
+          <w:szCs w:val="28"/>
+          <w:lang w:val="en-US"/>
+        </w:rPr>
+        <w:t xml:space="preserve">## </w:t>
+      </w:r>
+      <w:r>
+        <w:rPr>
+          <w:rFonts w:ascii="Times New Roman" w:hAnsi="Times New Roman" w:cs="Times New Roman"/>
+          <w:szCs w:val="28"/>
+        </w:rPr>
+        <w:t>Репозитории</w:t>
+      </w:r>
+    </w:p>
+    <w:p>
+      <w:pPr>
+        <w:pStyle w:val="af7"/>
+        <w:ind w:firstLine="0"/>
+        <w:rPr>
+          <w:rFonts w:ascii="Times New Roman" w:hAnsi="Times New Roman" w:cs="Times New Roman"/>
+          <w:szCs w:val="28"/>
+          <w:lang w:val="en-US"/>
+        </w:rPr>
+      </w:pPr>
+    </w:p>
+    <w:p>
+      <w:pPr>
+        <w:pStyle w:val="af7"/>
+        <w:ind w:firstLine="0"/>
+        <w:rPr>
+          <w:rFonts w:ascii="Times New Roman" w:hAnsi="Times New Roman" w:cs="Times New Roman"/>
+          <w:szCs w:val="28"/>
+          <w:lang w:val="en-US"/>
+        </w:rPr>
+      </w:pPr>
+      <w:r>
+        <w:rPr>
+          <w:rFonts w:ascii="Times New Roman" w:hAnsi="Times New Roman" w:cs="Times New Roman"/>
+          <w:szCs w:val="28"/>
+          <w:lang w:val="en-US"/>
+        </w:rPr>
+        <w:t>```groovy</w:t>
+      </w:r>
+    </w:p>
+    <w:p>
+      <w:pPr>
+        <w:pStyle w:val="af7"/>
+        <w:ind w:firstLine="0"/>
+        <w:rPr>
+          <w:rFonts w:ascii="Times New Roman" w:hAnsi="Times New Roman" w:cs="Times New Roman"/>
+          <w:szCs w:val="28"/>
+          <w:lang w:val="en-US"/>
+        </w:rPr>
+      </w:pPr>
+      <w:r>
+        <w:rPr>
+          <w:rFonts w:ascii="Times New Roman" w:hAnsi="Times New Roman" w:cs="Times New Roman"/>
+          <w:szCs w:val="28"/>
+          <w:lang w:val="en-US"/>
+        </w:rPr>
+        <w:t>repositories {</w:t>
+      </w:r>
+    </w:p>
+    <w:p>
+      <w:pPr>
+        <w:pStyle w:val="af7"/>
+        <w:ind w:firstLine="0"/>
+        <w:rPr>
+          <w:rFonts w:ascii="Times New Roman" w:hAnsi="Times New Roman" w:cs="Times New Roman"/>
+          <w:szCs w:val="28"/>
+          <w:lang w:val="en-US"/>
+        </w:rPr>
+      </w:pPr>
+      <w:r>
+        <w:rPr>
+          <w:rFonts w:ascii="Times New Roman" w:hAnsi="Times New Roman" w:cs="Times New Roman"/>
+          <w:szCs w:val="28"/>
+          <w:lang w:val="en-US"/>
+        </w:rPr>
+        <w:t xml:space="preserve">    </w:t>
+      </w:r>
+      <w:proofErr w:type="spellStart"/>
+      <w:proofErr w:type="gramStart"/>
+      <w:r>
+        <w:rPr>
+          <w:rFonts w:ascii="Times New Roman" w:hAnsi="Times New Roman" w:cs="Times New Roman"/>
+          <w:szCs w:val="28"/>
+          <w:lang w:val="en-US"/>
+        </w:rPr>
+        <w:t>mavenCentral</w:t>
+      </w:r>
+      <w:proofErr w:type="spellEnd"/>
+      <w:r>
+        <w:rPr>
+          <w:rFonts w:ascii="Times New Roman" w:hAnsi="Times New Roman" w:cs="Times New Roman"/>
+          <w:szCs w:val="28"/>
+          <w:lang w:val="en-US"/>
+        </w:rPr>
+        <w:t>(</w:t>
+      </w:r>
+      <w:proofErr w:type="gramEnd"/>
+      <w:r>
+        <w:rPr>
+          <w:rFonts w:ascii="Times New Roman" w:hAnsi="Times New Roman" w:cs="Times New Roman"/>
+          <w:szCs w:val="28"/>
+          <w:lang w:val="en-US"/>
+        </w:rPr>
+        <w:t>)</w:t>
+      </w:r>
+    </w:p>
+    <w:p>
+      <w:pPr>
+        <w:pStyle w:val="af7"/>
+        <w:ind w:firstLine="0"/>
+        <w:rPr>
+          <w:rFonts w:ascii="Times New Roman" w:hAnsi="Times New Roman" w:cs="Times New Roman"/>
+          <w:szCs w:val="28"/>
+          <w:lang w:val="en-US"/>
+        </w:rPr>
+      </w:pPr>
+      <w:r>
+        <w:rPr>
+          <w:rFonts w:ascii="Times New Roman" w:hAnsi="Times New Roman" w:cs="Times New Roman"/>
+          <w:szCs w:val="28"/>
+          <w:lang w:val="en-US"/>
+        </w:rPr>
+        <w:t xml:space="preserve">    maven </w:t>
+      </w:r>
+      <w:proofErr w:type="gramStart"/>
+      <w:r>
+        <w:rPr>
+          <w:rFonts w:ascii="Times New Roman" w:hAnsi="Times New Roman" w:cs="Times New Roman"/>
+          <w:szCs w:val="28"/>
+          <w:lang w:val="en-US"/>
+        </w:rPr>
+        <w:t xml:space="preserve">{ </w:t>
+      </w:r>
+      <w:proofErr w:type="spellStart"/>
+      <w:r>
+        <w:rPr>
+          <w:rFonts w:ascii="Times New Roman" w:hAnsi="Times New Roman" w:cs="Times New Roman"/>
+          <w:szCs w:val="28"/>
+          <w:lang w:val="en-US"/>
+        </w:rPr>
+        <w:t>url</w:t>
+      </w:r>
+      <w:proofErr w:type="spellEnd"/>
+      <w:proofErr w:type="gramEnd"/>
+      <w:r>
+        <w:rPr>
+          <w:rFonts w:ascii="Times New Roman" w:hAnsi="Times New Roman" w:cs="Times New Roman"/>
+          <w:szCs w:val="28"/>
+          <w:lang w:val="en-US"/>
+        </w:rPr>
+        <w:t xml:space="preserve"> 'https://nexus.company.local/repository/maven-public/</w:t>
+      </w:r>
+      <w:proofErr w:type="gramStart"/>
+      <w:r>
+        <w:rPr>
+          <w:rFonts w:ascii="Times New Roman" w:hAnsi="Times New Roman" w:cs="Times New Roman"/>
+          <w:szCs w:val="28"/>
+          <w:lang w:val="en-US"/>
+        </w:rPr>
+        <w:t>' }</w:t>
+      </w:r>
+      <w:proofErr w:type="gramEnd"/>
+    </w:p>
+    <w:p>
+      <w:pPr>
+        <w:pStyle w:val="af7"/>
+        <w:ind w:firstLine="0"/>
+        <w:rPr>
+          <w:rFonts w:ascii="Times New Roman" w:hAnsi="Times New Roman" w:cs="Times New Roman"/>
+          <w:szCs w:val="28"/>
+          <w:lang w:val="en-US"/>
+        </w:rPr>
+      </w:pPr>
+      <w:r>
+        <w:rPr>
+          <w:rFonts w:ascii="Times New Roman" w:hAnsi="Times New Roman" w:cs="Times New Roman"/>
+          <w:szCs w:val="28"/>
+          <w:lang w:val="en-US"/>
+        </w:rPr>
+        <w:t>}</w:t>
+      </w:r>
+    </w:p>
+    <w:p>
+      <w:pPr>
+        <w:pStyle w:val="af7"/>
+        <w:ind w:firstLine="0"/>
+        <w:rPr>
+          <w:rFonts w:ascii="Times New Roman" w:hAnsi="Times New Roman" w:cs="Times New Roman"/>
+          <w:szCs w:val="28"/>
+          <w:lang w:val="en-US"/>
+        </w:rPr>
+      </w:pPr>
+      <w:r>
+        <w:rPr>
+          <w:rFonts w:ascii="Times New Roman" w:hAnsi="Times New Roman" w:cs="Times New Roman"/>
+          <w:szCs w:val="28"/>
+          <w:lang w:val="en-US"/>
+        </w:rPr>
+        <w:t>```</w:t>
+      </w:r>
+    </w:p>
+    <w:p>
+      <w:pPr>
+        <w:pStyle w:val="af7"/>
+        <w:ind w:firstLine="0"/>
+        <w:rPr>
+          <w:rFonts w:ascii="Times New Roman" w:hAnsi="Times New Roman" w:cs="Times New Roman"/>
+          <w:szCs w:val="28"/>
+          <w:lang w:val="en-US"/>
+        </w:rPr>
+      </w:pPr>
+    </w:p>
+    <w:p>
+      <w:pPr>
+        <w:pStyle w:val="af7"/>
+        <w:ind w:firstLine="0"/>
+        <w:rPr>
+          <w:rFonts w:ascii="Times New Roman" w:hAnsi="Times New Roman" w:cs="Times New Roman"/>
+          <w:szCs w:val="28"/>
+          <w:lang w:val="en-US"/>
+        </w:rPr>
+      </w:pPr>
+      <w:r>
+        <w:rPr>
+          <w:rFonts w:ascii="Times New Roman" w:hAnsi="Times New Roman" w:cs="Times New Roman"/>
+          <w:szCs w:val="28"/>
+          <w:lang w:val="en-US"/>
+        </w:rPr>
+        <w:t xml:space="preserve">- </w:t>
+      </w:r>
+      <w:r>
+        <w:rPr>
+          <w:rFonts w:ascii="Times New Roman" w:hAnsi="Times New Roman" w:cs="Times New Roman"/>
+          <w:szCs w:val="28"/>
+        </w:rPr>
+        <w:t>Локальный</w:t>
+      </w:r>
+      <w:r>
+        <w:rPr>
+          <w:rFonts w:ascii="Times New Roman" w:hAnsi="Times New Roman" w:cs="Times New Roman"/>
+          <w:szCs w:val="28"/>
+          <w:lang w:val="en-US"/>
+        </w:rPr>
+        <w:t xml:space="preserve"> </w:t>
+      </w:r>
+      <w:r>
+        <w:rPr>
+          <w:rFonts w:ascii="Times New Roman" w:hAnsi="Times New Roman" w:cs="Times New Roman"/>
+          <w:szCs w:val="28"/>
+        </w:rPr>
+        <w:t>кэш</w:t>
+      </w:r>
+      <w:r>
+        <w:rPr>
+          <w:rFonts w:ascii="Times New Roman" w:hAnsi="Times New Roman" w:cs="Times New Roman"/>
+          <w:szCs w:val="28"/>
+          <w:lang w:val="en-US"/>
+        </w:rPr>
+        <w:t>: `~</w:t>
+      </w:r>
+      <w:proofErr w:type="gramStart"/>
+      <w:r>
+        <w:rPr>
+          <w:rFonts w:ascii="Times New Roman" w:hAnsi="Times New Roman" w:cs="Times New Roman"/>
+          <w:szCs w:val="28"/>
+          <w:lang w:val="en-US"/>
+        </w:rPr>
+        <w:t>/.</w:t>
+      </w:r>
+      <w:proofErr w:type="spellStart"/>
+      <w:r>
+        <w:rPr>
+          <w:rFonts w:ascii="Times New Roman" w:hAnsi="Times New Roman" w:cs="Times New Roman"/>
+          <w:szCs w:val="28"/>
+          <w:lang w:val="en-US"/>
+        </w:rPr>
+        <w:t>gradle</w:t>
+      </w:r>
+      <w:proofErr w:type="spellEnd"/>
+      <w:proofErr w:type="gramEnd"/>
+      <w:r>
+        <w:rPr>
+          <w:rFonts w:ascii="Times New Roman" w:hAnsi="Times New Roman" w:cs="Times New Roman"/>
+          <w:szCs w:val="28"/>
+          <w:lang w:val="en-US"/>
+        </w:rPr>
+        <w:t>/caches`</w:t>
+      </w:r>
+    </w:p>
+    <w:p>
+      <w:pPr>
+        <w:pStyle w:val="af7"/>
+        <w:ind w:firstLine="0"/>
+        <w:rPr>
+          <w:rFonts w:ascii="Times New Roman" w:hAnsi="Times New Roman" w:cs="Times New Roman"/>
+          <w:szCs w:val="28"/>
+          <w:lang w:val="en-US"/>
+        </w:rPr>
+      </w:pPr>
+      <w:r>
+        <w:rPr>
+          <w:rFonts w:ascii="Times New Roman" w:hAnsi="Times New Roman" w:cs="Times New Roman"/>
+          <w:szCs w:val="28"/>
+          <w:lang w:val="en-US"/>
+        </w:rPr>
+        <w:t xml:space="preserve">- </w:t>
+      </w:r>
+      <w:r>
+        <w:rPr>
+          <w:rFonts w:ascii="Times New Roman" w:hAnsi="Times New Roman" w:cs="Times New Roman"/>
+          <w:szCs w:val="28"/>
+        </w:rPr>
+        <w:t>Центральный</w:t>
+      </w:r>
+      <w:r>
+        <w:rPr>
+          <w:rFonts w:ascii="Times New Roman" w:hAnsi="Times New Roman" w:cs="Times New Roman"/>
+          <w:szCs w:val="28"/>
+          <w:lang w:val="en-US"/>
+        </w:rPr>
+        <w:t>: Maven Central</w:t>
+      </w:r>
+    </w:p>
+    <w:p>
+      <w:pPr>
+        <w:pStyle w:val="af7"/>
+        <w:ind w:firstLine="0"/>
+        <w:rPr>
+          <w:rFonts w:ascii="Times New Roman" w:hAnsi="Times New Roman" w:cs="Times New Roman"/>
+          <w:szCs w:val="28"/>
+        </w:rPr>
+      </w:pPr>
+      <w:r>
+        <w:rPr>
+          <w:rFonts w:ascii="Times New Roman" w:hAnsi="Times New Roman" w:cs="Times New Roman"/>
+          <w:szCs w:val="28"/>
+        </w:rPr>
+        <w:t xml:space="preserve">- Приватный: </w:t>
+      </w:r>
+      <w:proofErr w:type="spellStart"/>
+      <w:r>
+        <w:rPr>
+          <w:rFonts w:ascii="Times New Roman" w:hAnsi="Times New Roman" w:cs="Times New Roman"/>
+          <w:szCs w:val="28"/>
+        </w:rPr>
+        <w:t>Nexus</w:t>
+      </w:r>
+      <w:proofErr w:type="spellEnd"/>
+      <w:r>
+        <w:rPr>
+          <w:rFonts w:ascii="Times New Roman" w:hAnsi="Times New Roman" w:cs="Times New Roman"/>
+          <w:szCs w:val="28"/>
+        </w:rPr>
+        <w:t xml:space="preserve"> / </w:t>
+      </w:r>
+      <w:proofErr w:type="spellStart"/>
+      <w:r>
+        <w:rPr>
+          <w:rFonts w:ascii="Times New Roman" w:hAnsi="Times New Roman" w:cs="Times New Roman"/>
+          <w:szCs w:val="28"/>
+        </w:rPr>
+        <w:t>Artifactory</w:t>
+      </w:r>
+      <w:proofErr w:type="spellEnd"/>
+    </w:p>
+    <w:p>
+      <w:pPr>
+        <w:pStyle w:val="af7"/>
+        <w:ind w:firstLine="0"/>
         <w:rPr>
           <w:rFonts w:ascii="Times New Roman" w:hAnsi="Times New Roman"/>
           <w:sz w:val="28"/>
           <w:szCs w:val="28"/>
-        </w:rPr>
-        <w:t>merge</w:t>
-      </w:r>
-      <w:proofErr w:type="spellEnd"/>
-      <w:r>
+          <w:lang w:val="en-US"/>
+        </w:rPr>
+      </w:pPr>
+    </w:p>
+    <w:p>
+      <w:pPr>
+        <w:pStyle w:val="af7"/>
+        <w:ind w:firstLine="0"/>
+        <w:jc w:val="center"/>
         <w:rPr>
           <w:rFonts w:ascii="Times New Roman" w:hAnsi="Times New Roman"/>
           <w:sz w:val="28"/>
           <w:szCs w:val="28"/>
         </w:rPr>
-        <w:t xml:space="preserve"> </w:t>
-      </w:r>
-      <w:proofErr w:type="spellStart"/>
-      <w:r>
-        <w:rPr>
-          <w:rFonts w:ascii="Times New Roman" w:hAnsi="Times New Roman"/>
-          <w:sz w:val="28"/>
-          <w:szCs w:val="28"/>
-        </w:rPr>
-        <w:t>request</w:t>
-      </w:r>
-      <w:proofErr w:type="spellEnd"/>
-      <w:r>
-        <w:rPr>
-          <w:rFonts w:ascii="Times New Roman" w:hAnsi="Times New Roman"/>
-          <w:sz w:val="28"/>
-          <w:szCs w:val="28"/>
-        </w:rPr>
-        <w:t xml:space="preserve"> </w:t>
-      </w:r>
-      <w:proofErr w:type="spellStart"/>
-      <w:r>
-        <w:rPr>
-          <w:rFonts w:ascii="Times New Roman" w:hAnsi="Times New Roman"/>
-          <w:sz w:val="28"/>
-          <w:szCs w:val="28"/>
-        </w:rPr>
-        <w:t>workflow</w:t>
-      </w:r>
-      <w:proofErr w:type="spellEnd"/>
-      <w:r>
-        <w:rPr>
-          <w:rFonts w:ascii="Times New Roman" w:hAnsi="Times New Roman"/>
-          <w:sz w:val="28"/>
-          <w:szCs w:val="28"/>
-        </w:rPr>
-        <w:t>.</w:t>
-      </w:r>
+      </w:pPr>
     </w:p>
     <w:sectPr>
       <w:pgSz w:w="11906" w:h="16838"/>
@@ -2683,7 +6698,6 @@
   <w:style w:type="character" w:default="1" w:styleId="a0">
     <w:name w:val="Default Paragraph Font"/>
     <w:uiPriority w:val="1"/>
-    <w:semiHidden/>
     <w:unhideWhenUsed/>
   </w:style>
   <w:style w:type="table" w:default="1" w:styleId="a1">
